--- a/src/templates/arrangeVenue.docx
+++ b/src/templates/arrangeVenue.docx
@@ -365,7 +365,7 @@
       </w:pPr>
       <w:r>
         <w:rPr/>
-        <w:t xml:space="preserve">{{%logo}}</w:t>
+        <w:t xml:space="preserve">{%logo}{%logo_2}{%logo_3}{%logo_4}{%logo_5}</w:t>
       </w:r>
     </w:p>
   </w:body>

--- a/src/templates/arrangeVenue.docx
+++ b/src/templates/arrangeVenue.docx
@@ -55,46 +55,46 @@
         <w:rPr>
           <w:b/>
         </w:rPr>
-        <w:t xml:space="preserve">{{Start_Time_For_Booking_Venue}}-{{End_Time_For_Booking_Venue}}: FA </w:t>
-      </w:r>
-      <w:r>
-        <w:rPr/>
-        <w:t xml:space="preserve">called the</w:t>
-      </w:r>
-    </w:p>
-    <w:p>
-      <w:pPr>
-        <w:spacing w:lineRule="auto"/>
-      </w:pPr>
-      <w:r>
-        <w:rPr>
-          <w:b/>
-        </w:rPr>
-        <w:t xml:space="preserve">{{Venue_Name}} </w:t>
-      </w:r>
-      <w:r>
-        <w:rPr/>
-        <w:t xml:space="preserve">Reception Desk at </w:t>
-      </w:r>
-      <w:r>
-        <w:rPr>
-          <w:b/>
-        </w:rPr>
-        <w:t xml:space="preserve">{{Country_Code}} {{Venue_Number}} </w:t>
-      </w:r>
-      <w:r>
-        <w:rPr/>
-        <w:t xml:space="preserve">to inquire about the </w:t>
-      </w:r>
-      <w:r>
-        <w:rPr>
-          <w:b/>
-        </w:rPr>
-        <w:t xml:space="preserve">Conference room availability </w:t>
-      </w:r>
-      <w:r>
-        <w:rPr/>
-        <w:t xml:space="preserve">at {{Venue_Name}} for the </w:t>
+        <w:t xml:space="preserve">{{Start_Time_For_Booking_Venue}}-{{End_Time_For_Booking_Venue}}: FA</w:t>
+      </w:r>
+      <w:r>
+        <w:rPr/>
+        <w:t xml:space="preserve"> called the</w:t>
+      </w:r>
+    </w:p>
+    <w:p>
+      <w:pPr>
+        <w:spacing w:lineRule="auto"/>
+      </w:pPr>
+      <w:r>
+        <w:rPr>
+          <w:b/>
+        </w:rPr>
+        <w:t xml:space="preserve">{{Venue_Name}}</w:t>
+      </w:r>
+      <w:r>
+        <w:rPr/>
+        <w:t xml:space="preserve"> Reception Desk at </w:t>
+      </w:r>
+      <w:r>
+        <w:rPr>
+          <w:b/>
+        </w:rPr>
+        <w:t xml:space="preserve">{{Country_Code}} {{Venue_Number}}</w:t>
+      </w:r>
+      <w:r>
+        <w:rPr/>
+        <w:t xml:space="preserve"> to inquire about the </w:t>
+      </w:r>
+      <w:r>
+        <w:rPr>
+          <w:b/>
+        </w:rPr>
+        <w:t xml:space="preserve">Conference room availability</w:t>
+      </w:r>
+      <w:r>
+        <w:rPr/>
+        <w:t xml:space="preserve"> at {{Venue_Name}} for the </w:t>
       </w:r>
       <w:r>
         <w:rPr>
@@ -144,92 +144,88 @@
       </w:r>
       <w:r>
         <w:rPr/>
-        <w:t xml:space="preserve">. The hotel confirmed the booking of the conference room during the call, ensuring that the venue is secured for the</w:t>
-      </w:r>
-    </w:p>
-    <w:p>
-      <w:pPr>
-        <w:spacing w:lineRule="auto"/>
-      </w:pPr>
-      <w:r>
-        <w:rPr/>
-        <w:t xml:space="preserve">scheduled evaluation.</w:t>
-      </w:r>
-    </w:p>
-    <w:p>
-      <w:pPr>
-        <w:spacing w:lineRule="auto"/>
-      </w:pPr>
-      <w:r>
-        <w:rPr>
-          <w:b/>
-        </w:rPr>
-        <w:t xml:space="preserve">Details of the Venue: </w:t>
-      </w:r>
-      <w:r>
-        <w:rPr/>
-        <w:t xml:space="preserve">{{Venue_Address}}.</w:t>
-      </w:r>
-    </w:p>
-    <w:p>
-      <w:pPr>
-        <w:spacing w:lineRule="auto"/>
-      </w:pPr>
-      <w:r>
-        <w:rPr>
-          <w:b/>
-        </w:rPr>
-        <w:t xml:space="preserve">Occuring on: </w:t>
-      </w:r>
-      <w:r>
-        <w:rPr/>
-        <w:t xml:space="preserve">{{Event_Day}}</w:t>
-      </w:r>
-    </w:p>
-    <w:p>
-      <w:pPr>
-        <w:spacing w:lineRule="auto"/>
-      </w:pPr>
-      <w:r>
-        <w:rPr>
-          <w:b/>
-        </w:rPr>
-        <w:t xml:space="preserve">Date: </w:t>
-      </w:r>
-      <w:r>
-        <w:rPr/>
-        <w:t xml:space="preserve">{{Event_Date}}</w:t>
-      </w:r>
-    </w:p>
-    <w:p>
-      <w:pPr>
-        <w:spacing w:lineRule="auto"/>
-      </w:pPr>
-      <w:r>
-        <w:rPr>
-          <w:b/>
-        </w:rPr>
-        <w:t xml:space="preserve">Time: </w:t>
-      </w:r>
-      <w:r>
-        <w:rPr/>
-        <w:t xml:space="preserve">{{Event_Time}} {{Country_Standard_Time_Short}}</w:t>
-      </w:r>
-    </w:p>
-    <w:p>
-      <w:pPr>
-        <w:spacing w:lineRule="auto"/>
-      </w:pPr>
-      <w:r>
-        <w:rPr>
-          <w:b/>
-        </w:rPr>
-        <w:t xml:space="preserve">Reception Desk Contact Person </w:t>
-      </w:r>
-      <w:r>
-        <w:rPr/>
-        <w:t xml:space="preserve">– {{Reception_Person_Name}} Reception Desk </w:t>
-      </w:r>
+        <w:t xml:space="preserve">. The hotel confirmed the booking of the conference room during the call, ensuring that the venue is secured for the scheduled evaluation.</w:t>
+      </w:r>
+    </w:p>
+    <w:p>
+      <w:pPr>
+        <w:spacing w:lineRule="auto"/>
+      </w:pPr>
+      <w:r>
+        <w:rPr>
+          <w:b/>
+        </w:rPr>
+        <w:t xml:space="preserve">Details of the Venue:</w:t>
+      </w:r>
+      <w:r>
+        <w:rPr/>
+        <w:t xml:space="preserve"> {{Venue_Address}}.</w:t>
+      </w:r>
+    </w:p>
+    <w:p>
+      <w:pPr>
+        <w:spacing w:lineRule="auto"/>
+      </w:pPr>
+      <w:r>
+        <w:rPr>
+          <w:b/>
+        </w:rPr>
+        <w:t xml:space="preserve">Occuring on:</w:t>
+      </w:r>
+      <w:r>
+        <w:rPr/>
+        <w:t xml:space="preserve"> {{Event_Day}}</w:t>
+      </w:r>
+    </w:p>
+    <w:p>
+      <w:pPr>
+        <w:spacing w:lineRule="auto"/>
+      </w:pPr>
+      <w:r>
+        <w:rPr>
+          <w:b/>
+        </w:rPr>
+        <w:t xml:space="preserve">Date:</w:t>
+      </w:r>
+      <w:r>
+        <w:rPr/>
+        <w:t xml:space="preserve"> {{Event_Date}}</w:t>
+      </w:r>
+    </w:p>
+    <w:p>
+      <w:pPr>
+        <w:spacing w:lineRule="auto"/>
+      </w:pPr>
+      <w:r>
+        <w:rPr>
+          <w:b/>
+        </w:rPr>
+        <w:t xml:space="preserve">Time:</w:t>
+      </w:r>
+      <w:r>
+        <w:rPr/>
+        <w:t xml:space="preserve"> {{Event_Time}} {{Country_Standard_Time_Short}}</w:t>
+      </w:r>
+    </w:p>
+    <w:p>
+      <w:pPr>
+        <w:spacing w:lineRule="auto"/>
+      </w:pPr>
+      <w:r>
+        <w:rPr>
+          <w:b/>
+        </w:rPr>
+        <w:t xml:space="preserve">Reception Desk Contact Person</w:t>
+      </w:r>
+      <w:r>
+        <w:rPr/>
+        <w:t xml:space="preserve"> – {{Reception_Person_Name}} Reception Desk</w:t>
+      </w:r>
+    </w:p>
+    <w:p>
+      <w:pPr>
+        <w:spacing w:lineRule="auto"/>
+      </w:pPr>
       <w:r>
         <w:rPr>
           <w:b/>
@@ -264,8 +260,13 @@
         <w:rPr>
           <w:b/>
         </w:rPr>
-        <w:t xml:space="preserve">{{Distance_In_Kilometres}} </w:t>
-      </w:r>
+        <w:t xml:space="preserve">{{Distance_In_Kilometres}}</w:t>
+      </w:r>
+    </w:p>
+    <w:p>
+      <w:pPr>
+        <w:spacing w:lineRule="auto"/>
+      </w:pPr>
       <w:r>
         <w:rPr/>
         <w:t xml:space="preserve">Kilometres – </w:t>
@@ -274,22 +275,22 @@
         <w:rPr>
           <w:b/>
         </w:rPr>
-        <w:t xml:space="preserve">{{Distance_In_Miles}} </w:t>
-      </w:r>
-      <w:r>
-        <w:rPr/>
-        <w:t xml:space="preserve">Miles</w:t>
-      </w:r>
-    </w:p>
-    <w:p>
-      <w:pPr>
-        <w:spacing w:lineRule="auto"/>
-      </w:pPr>
-      <w:r>
-        <w:rPr>
-          <w:b/>
-        </w:rPr>
-        <w:t xml:space="preserve">{{Start_Time_For_Report_Preparation}}-{{End_Time_For_Report_Preparation}}:</w:t>
+        <w:t xml:space="preserve">{{Distance_In_Miles}}</w:t>
+      </w:r>
+      <w:r>
+        <w:rPr/>
+        <w:t xml:space="preserve"> Miles</w:t>
+      </w:r>
+    </w:p>
+    <w:p>
+      <w:pPr>
+        <w:spacing w:lineRule="auto"/>
+      </w:pPr>
+      <w:r>
+        <w:rPr>
+          <w:b/>
+        </w:rPr>
+        <w:t xml:space="preserve">{{Start_Time_For_Report_Preparation}}-{{End_Time_For_Report_Preparation}}: </w:t>
       </w:r>
     </w:p>
     <w:p>
@@ -348,24 +349,6 @@
       <w:r>
         <w:rPr/>
         <w:t xml:space="preserve">Venue Receipt: 0.00 {{COUNTRY_CURRENCY_SHORT_NAME}} ≈ $0.00 USD</w:t>
-      </w:r>
-    </w:p>
-    <w:p>
-      <w:pPr>
-        <w:spacing w:lineRule="auto"/>
-      </w:pPr>
-      <w:r>
-        <w:rPr/>
-        <w:br w:type="textWrapping"/>
-      </w:r>
-    </w:p>
-    <w:p>
-      <w:pPr>
-        <w:spacing w:lineRule="auto"/>
-      </w:pPr>
-      <w:r>
-        <w:rPr/>
-        <w:t xml:space="preserve">{%logo}{%logo_2}{%logo_3}{%logo_4}{%logo_5}</w:t>
       </w:r>
     </w:p>
   </w:body>
@@ -381,9 +364,9 @@
   <w:docDefaults>
     <w:rPrDefault>
       <w:rPr>
-        <w:rFonts w:ascii="Calibri" w:eastAsiaTheme="minorHAnsi" w:hAnsiTheme="minorHAnsi" w:cstheme="minorBidi"/>
-        <w:sz w:val="22"/>
-        <w:szCs w:val="22"/>
+        <w:rFonts w:ascii="Aptos" w:eastAsiaTheme="minorHAnsi" w:hAnsiTheme="minorHAnsi" w:cstheme="minorBidi"/>
+        <w:sz w:val="26"/>
+        <w:szCs w:val="26"/>
         <w:lang w:val="en-US" w:eastAsia="en-US" w:bidi="ar-SA"/>
       </w:rPr>
     </w:rPrDefault>
@@ -561,13 +544,13 @@
     </a:clrScheme>
     <a:fontScheme name="Office">
       <a:majorFont>
-        <a:latin typeface="Calibri"/>
-        <a:ea typeface="Calibri"/>
+        <a:latin typeface="Aptos"/>
+        <a:ea typeface="Aptos"/>
         <a:cs typeface=""/>
       </a:majorFont>
       <a:minorFont>
-        <a:latin typeface="Calibri"/>
-        <a:ea typeface="Calibri"/>
+        <a:latin typeface="Aptos"/>
+        <a:ea typeface="Aptos"/>
         <a:cs typeface=""/>
       </a:minorFont>
     </a:fontScheme>

--- a/src/templates/arrangeVenue.docx
+++ b/src/templates/arrangeVenue.docx
@@ -1,441 +1,2167 @@
 
 <file path=word/document.xml><?xml version="1.0" encoding="utf-8"?>
-<w:document xmlns:a="http://schemas.openxmlformats.org/drawingml/2006/main" xmlns:cdr="http://schemas.openxmlformats.org/drawingml/2006/chartDrawing" xmlns:o="urn:schemas-microsoft-com:office:office" xmlns:pic="http://schemas.openxmlformats.org/drawingml/2006/picture" xmlns:r="http://schemas.openxmlformats.org/officeDocument/2006/relationships" xmlns:v="urn:schemas-microsoft-com:vml" xmlns:ve="http://schemas.openxmlformats.org/markup-compatibility/2006" xmlns:vt="http://schemas.openxmlformats.org/officeDocument/2006/docPropsVTypes" xmlns:w="http://schemas.openxmlformats.org/wordprocessingml/2006/main" xmlns:w10="urn:schemas-microsoft-com:office:word" xmlns:wp="http://schemas.openxmlformats.org/drawingml/2006/wordprocessingDrawing" xmlns:wne="http://schemas.microsoft.com/office/word/2006/wordml">
+<w:document xmlns:wpc="http://schemas.microsoft.com/office/word/2010/wordprocessingCanvas" xmlns:cx="http://schemas.microsoft.com/office/drawing/2014/chartex" xmlns:cx1="http://schemas.microsoft.com/office/drawing/2015/9/8/chartex" xmlns:cx2="http://schemas.microsoft.com/office/drawing/2015/10/21/chartex" xmlns:cx3="http://schemas.microsoft.com/office/drawing/2016/5/9/chartex" xmlns:cx4="http://schemas.microsoft.com/office/drawing/2016/5/10/chartex" xmlns:cx5="http://schemas.microsoft.com/office/drawing/2016/5/11/chartex" xmlns:cx6="http://schemas.microsoft.com/office/drawing/2016/5/12/chartex" xmlns:cx7="http://schemas.microsoft.com/office/drawing/2016/5/13/chartex" xmlns:cx8="http://schemas.microsoft.com/office/drawing/2016/5/14/chartex" xmlns:mc="http://schemas.openxmlformats.org/markup-compatibility/2006" xmlns:aink="http://schemas.microsoft.com/office/drawing/2016/ink" xmlns:am3d="http://schemas.microsoft.com/office/drawing/2017/model3d" xmlns:o="urn:schemas-microsoft-com:office:office" xmlns:oel="http://schemas.microsoft.com/office/2019/extlst" xmlns:r="http://schemas.openxmlformats.org/officeDocument/2006/relationships" xmlns:m="http://schemas.openxmlformats.org/officeDocument/2006/math" xmlns:v="urn:schemas-microsoft-com:vml" xmlns:wp14="http://schemas.microsoft.com/office/word/2010/wordprocessingDrawing" xmlns:wp="http://schemas.openxmlformats.org/drawingml/2006/wordprocessingDrawing" xmlns:w10="urn:schemas-microsoft-com:office:word" xmlns:w="http://schemas.openxmlformats.org/wordprocessingml/2006/main" xmlns:w14="http://schemas.microsoft.com/office/word/2010/wordml" xmlns:w15="http://schemas.microsoft.com/office/word/2012/wordml" xmlns:w16cex="http://schemas.microsoft.com/office/word/2018/wordml/cex" xmlns:w16cid="http://schemas.microsoft.com/office/word/2016/wordml/cid" xmlns:w16="http://schemas.microsoft.com/office/word/2018/wordml" xmlns:w16du="http://schemas.microsoft.com/office/word/2023/wordml/word16du" xmlns:w16sdtdh="http://schemas.microsoft.com/office/word/2020/wordml/sdtdatahash" xmlns:w16sdtfl="http://schemas.microsoft.com/office/word/2024/wordml/sdtformatlock" xmlns:w16se="http://schemas.microsoft.com/office/word/2015/wordml/symex" xmlns:wpg="http://schemas.microsoft.com/office/word/2010/wordprocessingGroup" xmlns:wpi="http://schemas.microsoft.com/office/word/2010/wordprocessingInk" xmlns:wne="http://schemas.microsoft.com/office/word/2006/wordml" xmlns:wps="http://schemas.microsoft.com/office/word/2010/wordprocessingShape" mc:Ignorable="w14 w15 w16se w16cid w16 w16cex w16sdtdh w16sdtfl w16du wp14">
   <w:body>
-    <w:sectPr>
-      <w:pgSz w:w="12240" w:h="15840" w:orient="portrait"/>
-      <w:pgMar w:top="1440" w:right="1800" w:bottom="1440" w:left="1800" w:header="720" w:footer="720" w:gutter="0"/>
-    </w:sectPr>
     <w:p>
       <w:pPr>
-        <w:spacing w:lineRule="auto"/>
+        <w:spacing w:line="276" w:lineRule="auto"/>
+        <w:rPr>
+          <w:rFonts w:ascii="Aptos" w:hAnsi="Aptos"/>
+          <w:b/>
+          <w:bCs/>
+          <w:lang w:val="en-US"/>
+        </w:rPr>
       </w:pPr>
       <w:r>
         <w:rPr>
-          <w:b/>
-        </w:rPr>
-        <w:t xml:space="preserve">Date: {{Date_of_FR}}.</w:t>
+          <w:rFonts w:ascii="Aptos" w:hAnsi="Aptos"/>
+          <w:b/>
+          <w:bCs/>
+          <w:lang w:val="en-US"/>
+        </w:rPr>
+        <w:t xml:space="preserve">Date: </w:t>
+      </w:r>
+      <w:r>
+        <w:rPr>
+          <w:rFonts w:ascii="Aptos" w:hAnsi="Aptos"/>
+          <w:b/>
+          <w:bCs/>
+          <w:color w:val="EE0000"/>
+          <w:lang w:val="en-US"/>
+        </w:rPr>
+        <w:t>{{</w:t>
+      </w:r>
+      <w:proofErr w:type="spellStart"/>
+      <w:r>
+        <w:rPr>
+          <w:rFonts w:ascii="Aptos" w:hAnsi="Aptos"/>
+          <w:b/>
+          <w:bCs/>
+          <w:color w:val="EE0000"/>
+          <w:lang w:val="en-US"/>
+        </w:rPr>
+        <w:t>Date_of_FR</w:t>
+      </w:r>
+      <w:proofErr w:type="spellEnd"/>
+      <w:r>
+        <w:rPr>
+          <w:rFonts w:ascii="Aptos" w:hAnsi="Aptos"/>
+          <w:b/>
+          <w:bCs/>
+          <w:color w:val="EE0000"/>
+          <w:lang w:val="en-US"/>
+        </w:rPr>
+        <w:t>}}</w:t>
+      </w:r>
+      <w:r>
+        <w:rPr>
+          <w:rFonts w:ascii="Aptos" w:hAnsi="Aptos"/>
+          <w:b/>
+          <w:bCs/>
+          <w:lang w:val="en-US"/>
+        </w:rPr>
+        <w:t>.</w:t>
       </w:r>
     </w:p>
     <w:p>
       <w:pPr>
-        <w:spacing w:lineRule="auto"/>
+        <w:spacing w:line="276" w:lineRule="auto"/>
+        <w:rPr>
+          <w:rFonts w:ascii="Aptos" w:hAnsi="Aptos"/>
+          <w:b/>
+          <w:bCs/>
+          <w:lang w:val="en-US"/>
+        </w:rPr>
       </w:pPr>
       <w:r>
         <w:rPr>
-          <w:b/>
-        </w:rPr>
-        <w:t xml:space="preserve">Claimant: {{Claimant_Name}}</w:t>
+          <w:rFonts w:ascii="Aptos" w:hAnsi="Aptos"/>
+          <w:b/>
+          <w:bCs/>
+          <w:lang w:val="en-US"/>
+        </w:rPr>
+        <w:t xml:space="preserve">Claimant: </w:t>
+      </w:r>
+      <w:r>
+        <w:rPr>
+          <w:rFonts w:ascii="Aptos" w:hAnsi="Aptos"/>
+          <w:b/>
+          <w:bCs/>
+          <w:color w:val="EE0000"/>
+          <w:lang w:val="en-US"/>
+        </w:rPr>
+        <w:t>{{</w:t>
+      </w:r>
+      <w:proofErr w:type="spellStart"/>
+      <w:r>
+        <w:rPr>
+          <w:rFonts w:ascii="Aptos" w:hAnsi="Aptos"/>
+          <w:b/>
+          <w:bCs/>
+          <w:color w:val="EE0000"/>
+          <w:lang w:val="en-US"/>
+        </w:rPr>
+        <w:t>Claimant_Name</w:t>
+      </w:r>
+      <w:proofErr w:type="spellEnd"/>
+      <w:r>
+        <w:rPr>
+          <w:rFonts w:ascii="Aptos" w:hAnsi="Aptos"/>
+          <w:b/>
+          <w:bCs/>
+          <w:color w:val="EE0000"/>
+          <w:lang w:val="en-US"/>
+        </w:rPr>
+        <w:t>}}</w:t>
       </w:r>
     </w:p>
     <w:p>
       <w:pPr>
-        <w:spacing w:lineRule="auto"/>
+        <w:spacing w:after="0" w:line="276" w:lineRule="auto"/>
+        <w:rPr>
+          <w:rFonts w:ascii="Aptos" w:hAnsi="Aptos"/>
+          <w:lang w:val="en-US"/>
+        </w:rPr>
       </w:pPr>
       <w:r>
-        <w:rPr/>
-        <w:t xml:space="preserve">FA for booking venue for {{Event_Type}} of Claimant – </w:t>
-      </w:r>
-      <w:r>
-        <w:rPr>
-          <w:b/>
-        </w:rPr>
-        <w:t xml:space="preserve">{{Claimant_Name}}</w:t>
-      </w:r>
-      <w:r>
-        <w:rPr/>
-        <w:t xml:space="preserve">, which is Scheduled on {{Event_Date}}, at {{Event_Time}} {{Country_Standard_Time}}.</w:t>
+        <w:rPr>
+          <w:rFonts w:ascii="Aptos" w:hAnsi="Aptos"/>
+          <w:lang w:val="en-US"/>
+        </w:rPr>
+        <w:t xml:space="preserve">FA for booking venue for </w:t>
+      </w:r>
+      <w:r>
+        <w:rPr>
+          <w:rFonts w:ascii="Aptos" w:hAnsi="Aptos"/>
+          <w:color w:val="EE0000"/>
+          <w:lang w:val="en-US"/>
+        </w:rPr>
+        <w:t>{{</w:t>
+      </w:r>
+      <w:proofErr w:type="spellStart"/>
+      <w:r>
+        <w:rPr>
+          <w:rFonts w:ascii="Aptos" w:hAnsi="Aptos"/>
+          <w:color w:val="EE0000"/>
+          <w:lang w:val="en-US"/>
+        </w:rPr>
+        <w:t>Event_Type</w:t>
+      </w:r>
+      <w:proofErr w:type="spellEnd"/>
+      <w:r>
+        <w:rPr>
+          <w:rFonts w:ascii="Aptos" w:hAnsi="Aptos"/>
+          <w:color w:val="EE0000"/>
+          <w:lang w:val="en-US"/>
+        </w:rPr>
+        <w:t>}}</w:t>
+      </w:r>
+      <w:r>
+        <w:rPr>
+          <w:rFonts w:ascii="Aptos" w:hAnsi="Aptos"/>
+          <w:lang w:val="en-US"/>
+        </w:rPr>
+        <w:t xml:space="preserve"> of Claimant – </w:t>
+      </w:r>
+      <w:r>
+        <w:rPr>
+          <w:rFonts w:ascii="Aptos" w:hAnsi="Aptos"/>
+          <w:b/>
+          <w:bCs/>
+          <w:color w:val="EE0000"/>
+          <w:lang w:val="en-US"/>
+        </w:rPr>
+        <w:t>{{</w:t>
+      </w:r>
+      <w:proofErr w:type="spellStart"/>
+      <w:r>
+        <w:rPr>
+          <w:rFonts w:ascii="Aptos" w:hAnsi="Aptos"/>
+          <w:b/>
+          <w:bCs/>
+          <w:color w:val="EE0000"/>
+          <w:lang w:val="en-US"/>
+        </w:rPr>
+        <w:t>Claimant_Name</w:t>
+      </w:r>
+      <w:proofErr w:type="spellEnd"/>
+      <w:r>
+        <w:rPr>
+          <w:rFonts w:ascii="Aptos" w:hAnsi="Aptos"/>
+          <w:b/>
+          <w:bCs/>
+          <w:color w:val="EE0000"/>
+          <w:lang w:val="en-US"/>
+        </w:rPr>
+        <w:t>}}</w:t>
+      </w:r>
+      <w:r>
+        <w:rPr>
+          <w:rFonts w:ascii="Aptos" w:hAnsi="Aptos"/>
+          <w:lang w:val="en-US"/>
+        </w:rPr>
+        <w:t xml:space="preserve">, which is Scheduled on </w:t>
+      </w:r>
+      <w:r>
+        <w:rPr>
+          <w:rFonts w:ascii="Aptos" w:hAnsi="Aptos"/>
+          <w:color w:val="EE0000"/>
+          <w:lang w:val="en-US"/>
+        </w:rPr>
+        <w:t>{{</w:t>
+      </w:r>
+      <w:proofErr w:type="spellStart"/>
+      <w:r>
+        <w:rPr>
+          <w:rFonts w:ascii="Aptos" w:hAnsi="Aptos"/>
+          <w:color w:val="EE0000"/>
+          <w:lang w:val="en-US"/>
+        </w:rPr>
+        <w:t>Event_Date</w:t>
+      </w:r>
+      <w:proofErr w:type="spellEnd"/>
+      <w:r>
+        <w:rPr>
+          <w:rFonts w:ascii="Aptos" w:hAnsi="Aptos"/>
+          <w:color w:val="EE0000"/>
+          <w:lang w:val="en-US"/>
+        </w:rPr>
+        <w:t>}}</w:t>
+      </w:r>
+      <w:r>
+        <w:rPr>
+          <w:rFonts w:ascii="Aptos" w:hAnsi="Aptos"/>
+          <w:lang w:val="en-US"/>
+        </w:rPr>
+        <w:t xml:space="preserve">, at </w:t>
+      </w:r>
+      <w:r>
+        <w:rPr>
+          <w:rFonts w:ascii="Aptos" w:hAnsi="Aptos"/>
+          <w:color w:val="EE0000"/>
+          <w:lang w:val="en-US"/>
+        </w:rPr>
+        <w:t>{{</w:t>
+      </w:r>
+      <w:proofErr w:type="spellStart"/>
+      <w:r>
+        <w:rPr>
+          <w:rFonts w:ascii="Aptos" w:hAnsi="Aptos"/>
+          <w:color w:val="EE0000"/>
+          <w:lang w:val="en-US"/>
+        </w:rPr>
+        <w:t>Event_Time</w:t>
+      </w:r>
+      <w:proofErr w:type="spellEnd"/>
+      <w:r>
+        <w:rPr>
+          <w:rFonts w:ascii="Aptos" w:hAnsi="Aptos"/>
+          <w:color w:val="EE0000"/>
+          <w:lang w:val="en-US"/>
+        </w:rPr>
+        <w:t>}}</w:t>
+      </w:r>
+      <w:r>
+        <w:rPr>
+          <w:rFonts w:ascii="Aptos" w:hAnsi="Aptos"/>
+          <w:lang w:val="en-US"/>
+        </w:rPr>
+        <w:t xml:space="preserve"> </w:t>
+      </w:r>
+      <w:r>
+        <w:rPr>
+          <w:rFonts w:ascii="Aptos" w:hAnsi="Aptos"/>
+          <w:color w:val="EE0000"/>
+          <w:lang w:val="en-US"/>
+        </w:rPr>
+        <w:t>{{</w:t>
+      </w:r>
+      <w:proofErr w:type="spellStart"/>
+      <w:r>
+        <w:rPr>
+          <w:rFonts w:ascii="Aptos" w:hAnsi="Aptos"/>
+          <w:color w:val="EE0000"/>
+          <w:lang w:val="en-US"/>
+        </w:rPr>
+        <w:t>Country_Standard_Time</w:t>
+      </w:r>
+      <w:proofErr w:type="spellEnd"/>
+      <w:r>
+        <w:rPr>
+          <w:rFonts w:ascii="Aptos" w:hAnsi="Aptos"/>
+          <w:color w:val="EE0000"/>
+          <w:lang w:val="en-US"/>
+        </w:rPr>
+        <w:t>}}</w:t>
+      </w:r>
+      <w:r>
+        <w:rPr>
+          <w:rFonts w:ascii="Aptos" w:hAnsi="Aptos"/>
+          <w:lang w:val="en-US"/>
+        </w:rPr>
+        <w:t>.</w:t>
       </w:r>
     </w:p>
     <w:p>
       <w:pPr>
-        <w:spacing w:lineRule="auto"/>
+        <w:pBdr>
+          <w:bottom w:val="single" w:sz="6" w:space="1" w:color="auto"/>
+        </w:pBdr>
+        <w:spacing w:line="276" w:lineRule="auto"/>
+        <w:rPr>
+          <w:rFonts w:ascii="Aptos" w:hAnsi="Aptos"/>
+          <w:lang w:val="en-US"/>
+        </w:rPr>
       </w:pPr>
-      <w:r>
-        <w:rPr>
-          <w:b/>
-        </w:rPr>
-        <w:t xml:space="preserve">{{Start_Time_For_Booking_Venue}}-{{End_Time_For_Booking_Venue}}: FA</w:t>
-      </w:r>
-      <w:r>
-        <w:rPr/>
-        <w:t xml:space="preserve"> called the</w:t>
-      </w:r>
     </w:p>
     <w:p>
       <w:pPr>
-        <w:spacing w:lineRule="auto"/>
+        <w:spacing w:after="0" w:line="276" w:lineRule="auto"/>
+        <w:jc w:val="both"/>
+        <w:rPr>
+          <w:lang w:val="en-US"/>
+        </w:rPr>
       </w:pPr>
       <w:r>
         <w:rPr>
           <w:b/>
-        </w:rPr>
-        <w:t xml:space="preserve">{{Venue_Name}}</w:t>
-      </w:r>
-      <w:r>
-        <w:rPr/>
-        <w:t xml:space="preserve"> Reception Desk at </w:t>
-      </w:r>
-      <w:r>
-        <w:rPr>
-          <w:b/>
-        </w:rPr>
-        <w:t xml:space="preserve">{{Country_Code}} {{Venue_Number}}</w:t>
-      </w:r>
-      <w:r>
-        <w:rPr/>
-        <w:t xml:space="preserve"> to inquire about the </w:t>
-      </w:r>
-      <w:r>
-        <w:rPr>
-          <w:b/>
-        </w:rPr>
-        <w:t xml:space="preserve">Conference room availability</w:t>
-      </w:r>
-      <w:r>
-        <w:rPr/>
-        <w:t xml:space="preserve"> at {{Venue_Name}} for the </w:t>
-      </w:r>
-      <w:r>
-        <w:rPr>
-          <w:b/>
-        </w:rPr>
-        <w:t xml:space="preserve">{{Event_Type}}</w:t>
+          <w:bCs/>
+          <w:color w:val="EE0000"/>
+          <w:lang w:val="en-US"/>
+        </w:rPr>
+        <w:t>{{</w:t>
+      </w:r>
+      <w:proofErr w:type="spellStart"/>
+      <w:r>
+        <w:rPr>
+          <w:b/>
+          <w:bCs/>
+          <w:color w:val="EE0000"/>
+          <w:lang w:val="en-US"/>
+        </w:rPr>
+        <w:t>Start_Time_For_Booking_Venue</w:t>
+      </w:r>
+      <w:proofErr w:type="spellEnd"/>
+      <w:r>
+        <w:rPr>
+          <w:b/>
+          <w:bCs/>
+          <w:color w:val="EE0000"/>
+          <w:lang w:val="en-US"/>
+        </w:rPr>
+        <w:t>}}</w:t>
+      </w:r>
+      <w:r>
+        <w:rPr>
+          <w:b/>
+          <w:bCs/>
+          <w:lang w:val="en-US"/>
+        </w:rPr>
+        <w:t>-</w:t>
+      </w:r>
+      <w:r>
+        <w:rPr>
+          <w:b/>
+          <w:bCs/>
+          <w:color w:val="EE0000"/>
+          <w:lang w:val="en-US"/>
+        </w:rPr>
+        <w:t>{{</w:t>
+      </w:r>
+      <w:proofErr w:type="spellStart"/>
+      <w:r>
+        <w:rPr>
+          <w:b/>
+          <w:bCs/>
+          <w:color w:val="EE0000"/>
+          <w:lang w:val="en-US"/>
+        </w:rPr>
+        <w:t>End_Time_For_Booking_Venue</w:t>
+      </w:r>
+      <w:proofErr w:type="spellEnd"/>
+      <w:r>
+        <w:rPr>
+          <w:b/>
+          <w:bCs/>
+          <w:color w:val="EE0000"/>
+          <w:lang w:val="en-US"/>
+        </w:rPr>
+        <w:t>}}</w:t>
+      </w:r>
+      <w:r>
+        <w:rPr>
+          <w:b/>
+          <w:bCs/>
+          <w:lang w:val="en-US"/>
+        </w:rPr>
+        <w:t>: FA</w:t>
+      </w:r>
+      <w:r>
+        <w:rPr>
+          <w:lang w:val="en-US"/>
+        </w:rPr>
+        <w:t xml:space="preserve"> called the</w:t>
       </w:r>
     </w:p>
     <w:p>
       <w:pPr>
-        <w:spacing w:lineRule="auto"/>
+        <w:spacing w:after="0" w:line="276" w:lineRule="auto"/>
+        <w:jc w:val="both"/>
+        <w:rPr>
+          <w:lang w:val="en-US"/>
+        </w:rPr>
       </w:pPr>
       <w:r>
-        <w:rPr/>
-        <w:t xml:space="preserve">{{Meeting_Type}} of </w:t>
-      </w:r>
-      <w:r>
-        <w:rPr>
-          <w:b/>
-        </w:rPr>
-        <w:t xml:space="preserve">claimant {{Claimant_Name}}</w:t>
-      </w:r>
-      <w:r>
-        <w:rPr/>
-        <w:t xml:space="preserve">, scheduled on </w:t>
-      </w:r>
-      <w:r>
-        <w:rPr>
-          <w:b/>
-        </w:rPr>
-        <w:t xml:space="preserve">{{Event_Date}}</w:t>
-      </w:r>
-      <w:r>
-        <w:rPr/>
-        <w:t xml:space="preserve">, at</w:t>
+        <w:rPr>
+          <w:b/>
+          <w:bCs/>
+          <w:color w:val="EE0000"/>
+          <w:lang w:val="en-US"/>
+        </w:rPr>
+        <w:t>{{</w:t>
+      </w:r>
+      <w:proofErr w:type="spellStart"/>
+      <w:r>
+        <w:rPr>
+          <w:b/>
+          <w:bCs/>
+          <w:color w:val="EE0000"/>
+          <w:lang w:val="en-US"/>
+        </w:rPr>
+        <w:t>Venue_Name</w:t>
+      </w:r>
+      <w:proofErr w:type="spellEnd"/>
+      <w:r>
+        <w:rPr>
+          <w:b/>
+          <w:bCs/>
+          <w:color w:val="EE0000"/>
+          <w:lang w:val="en-US"/>
+        </w:rPr>
+        <w:t>}}</w:t>
+      </w:r>
+      <w:r>
+        <w:rPr>
+          <w:lang w:val="en-US"/>
+        </w:rPr>
+        <w:t xml:space="preserve"> Reception Desk at </w:t>
+      </w:r>
+      <w:r>
+        <w:rPr>
+          <w:b/>
+          <w:bCs/>
+          <w:color w:val="EE0000"/>
+          <w:lang w:val="en-US"/>
+        </w:rPr>
+        <w:t>{{</w:t>
+      </w:r>
+      <w:proofErr w:type="spellStart"/>
+      <w:r>
+        <w:rPr>
+          <w:b/>
+          <w:bCs/>
+          <w:color w:val="EE0000"/>
+          <w:lang w:val="en-US"/>
+        </w:rPr>
+        <w:t>Country_Code</w:t>
+      </w:r>
+      <w:proofErr w:type="spellEnd"/>
+      <w:r>
+        <w:rPr>
+          <w:b/>
+          <w:bCs/>
+          <w:color w:val="EE0000"/>
+          <w:lang w:val="en-US"/>
+        </w:rPr>
+        <w:t>}}</w:t>
+      </w:r>
+      <w:r>
+        <w:rPr>
+          <w:b/>
+          <w:bCs/>
+          <w:lang w:val="en-US"/>
+        </w:rPr>
+        <w:t xml:space="preserve"> </w:t>
+      </w:r>
+      <w:r>
+        <w:rPr>
+          <w:b/>
+          <w:bCs/>
+          <w:color w:val="EE0000"/>
+          <w:lang w:val="en-US"/>
+        </w:rPr>
+        <w:t>{{</w:t>
+      </w:r>
+      <w:proofErr w:type="spellStart"/>
+      <w:r>
+        <w:rPr>
+          <w:b/>
+          <w:bCs/>
+          <w:color w:val="EE0000"/>
+          <w:lang w:val="en-US"/>
+        </w:rPr>
+        <w:t>Venue_Number</w:t>
+      </w:r>
+      <w:proofErr w:type="spellEnd"/>
+      <w:r>
+        <w:rPr>
+          <w:b/>
+          <w:bCs/>
+          <w:color w:val="EE0000"/>
+          <w:lang w:val="en-US"/>
+        </w:rPr>
+        <w:t>}}</w:t>
+      </w:r>
+      <w:r>
+        <w:rPr>
+          <w:lang w:val="en-US"/>
+        </w:rPr>
+        <w:t xml:space="preserve"> to inquire about the </w:t>
+      </w:r>
+      <w:r>
+        <w:rPr>
+          <w:b/>
+          <w:bCs/>
+          <w:lang w:val="en-US"/>
+        </w:rPr>
+        <w:t>Conference room availability</w:t>
+      </w:r>
+      <w:r>
+        <w:rPr>
+          <w:lang w:val="en-US"/>
+        </w:rPr>
+        <w:t xml:space="preserve"> at </w:t>
+      </w:r>
+      <w:r>
+        <w:rPr>
+          <w:color w:val="EE0000"/>
+          <w:lang w:val="en-US"/>
+        </w:rPr>
+        <w:t>{{</w:t>
+      </w:r>
+      <w:proofErr w:type="spellStart"/>
+      <w:r>
+        <w:rPr>
+          <w:color w:val="EE0000"/>
+          <w:lang w:val="en-US"/>
+        </w:rPr>
+        <w:t>Venue_Name</w:t>
+      </w:r>
+      <w:proofErr w:type="spellEnd"/>
+      <w:r>
+        <w:rPr>
+          <w:color w:val="EE0000"/>
+          <w:lang w:val="en-US"/>
+        </w:rPr>
+        <w:t>}}</w:t>
+      </w:r>
+      <w:r>
+        <w:rPr>
+          <w:lang w:val="en-US"/>
+        </w:rPr>
+        <w:t xml:space="preserve"> for the </w:t>
+      </w:r>
+      <w:r>
+        <w:rPr>
+          <w:b/>
+          <w:bCs/>
+          <w:color w:val="EE0000"/>
+          <w:lang w:val="en-US"/>
+        </w:rPr>
+        <w:t>{{</w:t>
+      </w:r>
+      <w:proofErr w:type="spellStart"/>
+      <w:r>
+        <w:rPr>
+          <w:b/>
+          <w:bCs/>
+          <w:color w:val="EE0000"/>
+          <w:lang w:val="en-US"/>
+        </w:rPr>
+        <w:t>Event_Type</w:t>
+      </w:r>
+      <w:proofErr w:type="spellEnd"/>
+      <w:r>
+        <w:rPr>
+          <w:b/>
+          <w:bCs/>
+          <w:color w:val="EE0000"/>
+          <w:lang w:val="en-US"/>
+        </w:rPr>
+        <w:t>}}</w:t>
+      </w:r>
+      <w:r>
+        <w:rPr>
+          <w:lang w:val="en-US"/>
+        </w:rPr>
+        <w:t xml:space="preserve"> </w:t>
       </w:r>
     </w:p>
     <w:p>
       <w:pPr>
-        <w:spacing w:lineRule="auto"/>
+        <w:spacing w:after="0" w:line="276" w:lineRule="auto"/>
+        <w:jc w:val="both"/>
+        <w:rPr>
+          <w:rFonts w:ascii="Aptos" w:hAnsi="Aptos"/>
+          <w:lang w:val="en-US"/>
+        </w:rPr>
       </w:pPr>
       <w:r>
         <w:rPr>
-          <w:b/>
-        </w:rPr>
-        <w:t xml:space="preserve">{{Event_Time}} {{Country_Standard_Time_Short}}</w:t>
-      </w:r>
-      <w:r>
-        <w:rPr/>
-        <w:t xml:space="preserve">. The hotel confirmed the booking of the conference room during the call, ensuring that the venue is secured for the scheduled evaluation.</w:t>
+          <w:rFonts w:ascii="Aptos" w:hAnsi="Aptos"/>
+          <w:color w:val="EE0000"/>
+          <w:lang w:val="en-US"/>
+        </w:rPr>
+        <w:t>{{</w:t>
+      </w:r>
+      <w:proofErr w:type="spellStart"/>
+      <w:r>
+        <w:rPr>
+          <w:rFonts w:ascii="Aptos" w:hAnsi="Aptos"/>
+          <w:color w:val="EE0000"/>
+          <w:lang w:val="en-US"/>
+        </w:rPr>
+        <w:t>Meeting_Type</w:t>
+      </w:r>
+      <w:proofErr w:type="spellEnd"/>
+      <w:r>
+        <w:rPr>
+          <w:rFonts w:ascii="Aptos" w:hAnsi="Aptos"/>
+          <w:color w:val="EE0000"/>
+          <w:lang w:val="en-US"/>
+        </w:rPr>
+        <w:t>}}</w:t>
+      </w:r>
+      <w:r>
+        <w:rPr>
+          <w:rFonts w:ascii="Aptos" w:hAnsi="Aptos"/>
+          <w:lang w:val="en-US"/>
+        </w:rPr>
+        <w:t xml:space="preserve"> of </w:t>
+      </w:r>
+      <w:r>
+        <w:rPr>
+          <w:rFonts w:ascii="Aptos" w:hAnsi="Aptos"/>
+          <w:b/>
+          <w:bCs/>
+          <w:lang w:val="en-US"/>
+        </w:rPr>
+        <w:t xml:space="preserve">claimant </w:t>
+      </w:r>
+      <w:r>
+        <w:rPr>
+          <w:rFonts w:ascii="Aptos" w:hAnsi="Aptos"/>
+          <w:b/>
+          <w:bCs/>
+          <w:color w:val="EE0000"/>
+          <w:lang w:val="en-US"/>
+        </w:rPr>
+        <w:t>{{</w:t>
+      </w:r>
+      <w:proofErr w:type="spellStart"/>
+      <w:r>
+        <w:rPr>
+          <w:rFonts w:ascii="Aptos" w:hAnsi="Aptos"/>
+          <w:b/>
+          <w:bCs/>
+          <w:color w:val="EE0000"/>
+          <w:lang w:val="en-US"/>
+        </w:rPr>
+        <w:t>Claimant_Name</w:t>
+      </w:r>
+      <w:proofErr w:type="spellEnd"/>
+      <w:r>
+        <w:rPr>
+          <w:rFonts w:ascii="Aptos" w:hAnsi="Aptos"/>
+          <w:b/>
+          <w:bCs/>
+          <w:color w:val="EE0000"/>
+          <w:lang w:val="en-US"/>
+        </w:rPr>
+        <w:t>}}</w:t>
+      </w:r>
+      <w:r>
+        <w:rPr>
+          <w:rFonts w:ascii="Aptos" w:hAnsi="Aptos"/>
+          <w:lang w:val="en-US"/>
+        </w:rPr>
+        <w:t xml:space="preserve">, scheduled on </w:t>
+      </w:r>
+      <w:r>
+        <w:rPr>
+          <w:rFonts w:ascii="Aptos" w:hAnsi="Aptos"/>
+          <w:b/>
+          <w:bCs/>
+          <w:color w:val="EE0000"/>
+          <w:lang w:val="en-US"/>
+        </w:rPr>
+        <w:t>{{</w:t>
+      </w:r>
+      <w:proofErr w:type="spellStart"/>
+      <w:r>
+        <w:rPr>
+          <w:rFonts w:ascii="Aptos" w:hAnsi="Aptos"/>
+          <w:b/>
+          <w:bCs/>
+          <w:color w:val="EE0000"/>
+          <w:lang w:val="en-US"/>
+        </w:rPr>
+        <w:t>Event_Date</w:t>
+      </w:r>
+      <w:proofErr w:type="spellEnd"/>
+      <w:r>
+        <w:rPr>
+          <w:rFonts w:ascii="Aptos" w:hAnsi="Aptos"/>
+          <w:b/>
+          <w:bCs/>
+          <w:color w:val="EE0000"/>
+          <w:lang w:val="en-US"/>
+        </w:rPr>
+        <w:t>}}</w:t>
+      </w:r>
+      <w:r>
+        <w:rPr>
+          <w:rFonts w:ascii="Aptos" w:hAnsi="Aptos"/>
+          <w:lang w:val="en-US"/>
+        </w:rPr>
+        <w:t xml:space="preserve">, at </w:t>
       </w:r>
     </w:p>
     <w:p>
       <w:pPr>
-        <w:spacing w:lineRule="auto"/>
+        <w:spacing w:after="0" w:line="276" w:lineRule="auto"/>
+        <w:jc w:val="both"/>
+        <w:rPr>
+          <w:rFonts w:ascii="Aptos" w:hAnsi="Aptos"/>
+          <w:lang w:val="en-US"/>
+        </w:rPr>
       </w:pPr>
       <w:r>
         <w:rPr>
-          <w:b/>
-        </w:rPr>
-        <w:t xml:space="preserve">Details of the Venue:</w:t>
-      </w:r>
-      <w:r>
-        <w:rPr/>
-        <w:t xml:space="preserve"> {{Venue_Address}}.</w:t>
+          <w:rFonts w:ascii="Aptos" w:hAnsi="Aptos"/>
+          <w:b/>
+          <w:bCs/>
+          <w:color w:val="EE0000"/>
+          <w:lang w:val="en-US"/>
+        </w:rPr>
+        <w:t>{{</w:t>
+      </w:r>
+      <w:proofErr w:type="spellStart"/>
+      <w:r>
+        <w:rPr>
+          <w:rFonts w:ascii="Aptos" w:hAnsi="Aptos"/>
+          <w:b/>
+          <w:bCs/>
+          <w:color w:val="EE0000"/>
+          <w:lang w:val="en-US"/>
+        </w:rPr>
+        <w:t>Event_Time</w:t>
+      </w:r>
+      <w:proofErr w:type="spellEnd"/>
+      <w:r>
+        <w:rPr>
+          <w:rFonts w:ascii="Aptos" w:hAnsi="Aptos"/>
+          <w:b/>
+          <w:bCs/>
+          <w:color w:val="EE0000"/>
+          <w:lang w:val="en-US"/>
+        </w:rPr>
+        <w:t>}}</w:t>
+      </w:r>
+      <w:r>
+        <w:rPr>
+          <w:rFonts w:ascii="Aptos" w:hAnsi="Aptos"/>
+          <w:b/>
+          <w:bCs/>
+          <w:lang w:val="en-US"/>
+        </w:rPr>
+        <w:t xml:space="preserve"> </w:t>
+      </w:r>
+      <w:r>
+        <w:rPr>
+          <w:rFonts w:ascii="Aptos" w:hAnsi="Aptos"/>
+          <w:b/>
+          <w:bCs/>
+          <w:color w:val="EE0000"/>
+          <w:lang w:val="en-US"/>
+        </w:rPr>
+        <w:t>{{</w:t>
+      </w:r>
+      <w:proofErr w:type="spellStart"/>
+      <w:r>
+        <w:rPr>
+          <w:rFonts w:ascii="Aptos" w:hAnsi="Aptos"/>
+          <w:b/>
+          <w:bCs/>
+          <w:color w:val="EE0000"/>
+          <w:lang w:val="en-US"/>
+        </w:rPr>
+        <w:t>Country_Standard_Time_Short</w:t>
+      </w:r>
+      <w:proofErr w:type="spellEnd"/>
+      <w:r>
+        <w:rPr>
+          <w:rFonts w:ascii="Aptos" w:hAnsi="Aptos"/>
+          <w:b/>
+          <w:bCs/>
+          <w:color w:val="EE0000"/>
+          <w:lang w:val="en-US"/>
+        </w:rPr>
+        <w:t>}}</w:t>
+      </w:r>
+      <w:r>
+        <w:rPr>
+          <w:rFonts w:ascii="Aptos" w:hAnsi="Aptos"/>
+          <w:lang w:val="en-US"/>
+        </w:rPr>
+        <w:t>. The hotel confirmed the booking of the conference</w:t>
+      </w:r>
+      <w:r>
+        <w:rPr>
+          <w:rFonts w:ascii="Aptos" w:hAnsi="Aptos"/>
+          <w:lang w:val="en-US"/>
+        </w:rPr>
+        <w:t xml:space="preserve"> room during the call, ensuring that the venue is secured for the scheduled evaluation.</w:t>
       </w:r>
     </w:p>
     <w:p>
       <w:pPr>
-        <w:spacing w:lineRule="auto"/>
+        <w:spacing w:after="0" w:line="276" w:lineRule="auto"/>
+        <w:rPr>
+          <w:rFonts w:ascii="Aptos" w:hAnsi="Aptos"/>
+          <w:lang w:val="en-US"/>
+        </w:rPr>
       </w:pPr>
-      <w:r>
-        <w:rPr>
-          <w:b/>
-        </w:rPr>
-        <w:t xml:space="preserve">Occuring on:</w:t>
-      </w:r>
-      <w:r>
-        <w:rPr/>
-        <w:t xml:space="preserve"> {{Event_Day}}</w:t>
-      </w:r>
     </w:p>
     <w:p>
       <w:pPr>
-        <w:spacing w:lineRule="auto"/>
+        <w:spacing w:line="276" w:lineRule="auto"/>
+        <w:rPr>
+          <w:rFonts w:ascii="Aptos" w:hAnsi="Aptos"/>
+          <w:lang w:val="en-US"/>
+        </w:rPr>
       </w:pPr>
       <w:r>
         <w:rPr>
-          <w:b/>
-        </w:rPr>
-        <w:t xml:space="preserve">Date:</w:t>
-      </w:r>
-      <w:r>
-        <w:rPr/>
-        <w:t xml:space="preserve"> {{Event_Date}}</w:t>
+          <w:rFonts w:ascii="Aptos" w:hAnsi="Aptos"/>
+          <w:b/>
+          <w:bCs/>
+          <w:lang w:val="en-US"/>
+        </w:rPr>
+        <w:t>Details of the Venue:</w:t>
+      </w:r>
+      <w:r>
+        <w:rPr>
+          <w:rFonts w:ascii="Aptos" w:hAnsi="Aptos"/>
+          <w:lang w:val="en-US"/>
+        </w:rPr>
+        <w:t xml:space="preserve"> </w:t>
+      </w:r>
+      <w:r>
+        <w:rPr>
+          <w:rFonts w:ascii="Aptos" w:hAnsi="Aptos"/>
+          <w:color w:val="EE0000"/>
+          <w:lang w:val="en-US"/>
+        </w:rPr>
+        <w:t>{{</w:t>
+      </w:r>
+      <w:proofErr w:type="spellStart"/>
+      <w:r>
+        <w:rPr>
+          <w:rFonts w:ascii="Aptos" w:hAnsi="Aptos"/>
+          <w:color w:val="EE0000"/>
+          <w:lang w:val="en-US"/>
+        </w:rPr>
+        <w:t>Venue_Address</w:t>
+      </w:r>
+      <w:proofErr w:type="spellEnd"/>
+      <w:r>
+        <w:rPr>
+          <w:rFonts w:ascii="Aptos" w:hAnsi="Aptos"/>
+          <w:color w:val="EE0000"/>
+          <w:lang w:val="en-US"/>
+        </w:rPr>
+        <w:t>}}</w:t>
+      </w:r>
+      <w:r>
+        <w:rPr>
+          <w:rFonts w:ascii="Aptos" w:hAnsi="Aptos"/>
+          <w:lang w:val="en-US"/>
+        </w:rPr>
+        <w:t>.</w:t>
       </w:r>
     </w:p>
     <w:p>
       <w:pPr>
-        <w:spacing w:lineRule="auto"/>
+        <w:spacing w:line="276" w:lineRule="auto"/>
+        <w:rPr>
+          <w:rFonts w:ascii="Aptos" w:hAnsi="Aptos"/>
+          <w:lang w:val="en-US"/>
+        </w:rPr>
       </w:pPr>
-      <w:r>
-        <w:rPr>
-          <w:b/>
-        </w:rPr>
-        <w:t xml:space="preserve">Time:</w:t>
-      </w:r>
-      <w:r>
-        <w:rPr/>
-        <w:t xml:space="preserve"> {{Event_Time}} {{Country_Standard_Time_Short}}</w:t>
+      <w:proofErr w:type="spellStart"/>
+      <w:r>
+        <w:rPr>
+          <w:rFonts w:ascii="Aptos" w:hAnsi="Aptos"/>
+          <w:b/>
+          <w:bCs/>
+          <w:lang w:val="en-US"/>
+        </w:rPr>
+        <w:t>Occuring</w:t>
+      </w:r>
+      <w:proofErr w:type="spellEnd"/>
+      <w:r>
+        <w:rPr>
+          <w:rFonts w:ascii="Aptos" w:hAnsi="Aptos"/>
+          <w:b/>
+          <w:bCs/>
+          <w:lang w:val="en-US"/>
+        </w:rPr>
+        <w:t xml:space="preserve"> on:</w:t>
+      </w:r>
+      <w:r>
+        <w:rPr>
+          <w:rFonts w:ascii="Aptos" w:hAnsi="Aptos"/>
+          <w:lang w:val="en-US"/>
+        </w:rPr>
+        <w:t xml:space="preserve"> </w:t>
+      </w:r>
+      <w:r>
+        <w:rPr>
+          <w:rFonts w:ascii="Aptos" w:hAnsi="Aptos"/>
+          <w:color w:val="EE0000"/>
+          <w:lang w:val="en-US"/>
+        </w:rPr>
+        <w:t>{{</w:t>
+      </w:r>
+      <w:proofErr w:type="spellStart"/>
+      <w:r>
+        <w:rPr>
+          <w:rFonts w:ascii="Aptos" w:hAnsi="Aptos"/>
+          <w:color w:val="EE0000"/>
+          <w:lang w:val="en-US"/>
+        </w:rPr>
+        <w:t>Event_Day</w:t>
+      </w:r>
+      <w:proofErr w:type="spellEnd"/>
+      <w:r>
+        <w:rPr>
+          <w:rFonts w:ascii="Aptos" w:hAnsi="Aptos"/>
+          <w:color w:val="EE0000"/>
+          <w:lang w:val="en-US"/>
+        </w:rPr>
+        <w:t>}}</w:t>
       </w:r>
     </w:p>
     <w:p>
       <w:pPr>
-        <w:spacing w:lineRule="auto"/>
+        <w:spacing w:line="276" w:lineRule="auto"/>
+        <w:rPr>
+          <w:rFonts w:ascii="Aptos" w:hAnsi="Aptos"/>
+          <w:lang w:val="en-US"/>
+        </w:rPr>
       </w:pPr>
       <w:r>
         <w:rPr>
-          <w:b/>
-        </w:rPr>
-        <w:t xml:space="preserve">Reception Desk Contact Person</w:t>
-      </w:r>
-      <w:r>
-        <w:rPr/>
-        <w:t xml:space="preserve"> – {{Reception_Person_Name}} Reception Desk</w:t>
+          <w:rFonts w:ascii="Aptos" w:hAnsi="Aptos"/>
+          <w:b/>
+          <w:bCs/>
+          <w:lang w:val="en-US"/>
+        </w:rPr>
+        <w:t>Date:</w:t>
+      </w:r>
+      <w:r>
+        <w:rPr>
+          <w:rFonts w:ascii="Aptos" w:hAnsi="Aptos"/>
+          <w:lang w:val="en-US"/>
+        </w:rPr>
+        <w:t xml:space="preserve"> </w:t>
+      </w:r>
+      <w:r>
+        <w:rPr>
+          <w:rFonts w:ascii="Aptos" w:hAnsi="Aptos"/>
+          <w:color w:val="EE0000"/>
+          <w:lang w:val="en-US"/>
+        </w:rPr>
+        <w:t>{{</w:t>
+      </w:r>
+      <w:proofErr w:type="spellStart"/>
+      <w:r>
+        <w:rPr>
+          <w:rFonts w:ascii="Aptos" w:hAnsi="Aptos"/>
+          <w:color w:val="EE0000"/>
+          <w:lang w:val="en-US"/>
+        </w:rPr>
+        <w:t>Event_Date</w:t>
+      </w:r>
+      <w:proofErr w:type="spellEnd"/>
+      <w:r>
+        <w:rPr>
+          <w:rFonts w:ascii="Aptos" w:hAnsi="Aptos"/>
+          <w:color w:val="EE0000"/>
+          <w:lang w:val="en-US"/>
+        </w:rPr>
+        <w:t>}}</w:t>
       </w:r>
     </w:p>
     <w:p>
       <w:pPr>
-        <w:spacing w:lineRule="auto"/>
+        <w:spacing w:line="276" w:lineRule="auto"/>
+        <w:rPr>
+          <w:rFonts w:ascii="Aptos" w:hAnsi="Aptos"/>
+          <w:color w:val="EE0000"/>
+          <w:lang w:val="en-US"/>
+        </w:rPr>
       </w:pPr>
       <w:r>
         <w:rPr>
-          <w:b/>
-        </w:rPr>
-        <w:t xml:space="preserve">({{Country_Code}} {{Venue_Number}})</w:t>
+          <w:rFonts w:ascii="Aptos" w:hAnsi="Aptos"/>
+          <w:b/>
+          <w:bCs/>
+          <w:lang w:val="en-US"/>
+        </w:rPr>
+        <w:t>Time:</w:t>
+      </w:r>
+      <w:r>
+        <w:rPr>
+          <w:rFonts w:ascii="Aptos" w:hAnsi="Aptos"/>
+          <w:lang w:val="en-US"/>
+        </w:rPr>
+        <w:t xml:space="preserve"> </w:t>
+      </w:r>
+      <w:r>
+        <w:rPr>
+          <w:rFonts w:ascii="Aptos" w:hAnsi="Aptos"/>
+          <w:color w:val="EE0000"/>
+          <w:lang w:val="en-US"/>
+        </w:rPr>
+        <w:t>{{</w:t>
+      </w:r>
+      <w:proofErr w:type="spellStart"/>
+      <w:r>
+        <w:rPr>
+          <w:rFonts w:ascii="Aptos" w:hAnsi="Aptos"/>
+          <w:color w:val="EE0000"/>
+          <w:lang w:val="en-US"/>
+        </w:rPr>
+        <w:t>Event_Time</w:t>
+      </w:r>
+      <w:proofErr w:type="spellEnd"/>
+      <w:r>
+        <w:rPr>
+          <w:rFonts w:ascii="Aptos" w:hAnsi="Aptos"/>
+          <w:color w:val="EE0000"/>
+          <w:lang w:val="en-US"/>
+        </w:rPr>
+        <w:t>}}</w:t>
+      </w:r>
+      <w:r>
+        <w:rPr>
+          <w:rFonts w:ascii="Aptos" w:hAnsi="Aptos"/>
+          <w:lang w:val="en-US"/>
+        </w:rPr>
+        <w:t xml:space="preserve"> </w:t>
+      </w:r>
+      <w:r>
+        <w:rPr>
+          <w:rFonts w:ascii="Aptos" w:hAnsi="Aptos"/>
+          <w:color w:val="EE0000"/>
+          <w:lang w:val="en-US"/>
+        </w:rPr>
+        <w:t>{{</w:t>
+      </w:r>
+      <w:proofErr w:type="spellStart"/>
+      <w:r>
+        <w:rPr>
+          <w:rFonts w:ascii="Aptos" w:hAnsi="Aptos"/>
+          <w:color w:val="EE0000"/>
+          <w:lang w:val="en-US"/>
+        </w:rPr>
+        <w:t>Country_Standard_Time_Short</w:t>
+      </w:r>
+      <w:proofErr w:type="spellEnd"/>
+      <w:r>
+        <w:rPr>
+          <w:rFonts w:ascii="Aptos" w:hAnsi="Aptos"/>
+          <w:color w:val="EE0000"/>
+          <w:lang w:val="en-US"/>
+        </w:rPr>
+        <w:t>}}</w:t>
       </w:r>
     </w:p>
     <w:p>
       <w:pPr>
-        <w:spacing w:lineRule="auto"/>
+        <w:spacing w:after="0" w:line="276" w:lineRule="auto"/>
+        <w:rPr>
+          <w:rFonts w:ascii="Aptos" w:hAnsi="Aptos"/>
+          <w:lang w:val="en-US"/>
+        </w:rPr>
       </w:pPr>
       <w:r>
         <w:rPr>
-          <w:b/>
-        </w:rPr>
-        <w:t xml:space="preserve">Claimant Hor</w:t>
-      </w:r>
-      <w:r>
-        <w:rPr/>
-        <w:t xml:space="preserve">:</w:t>
+          <w:rFonts w:ascii="Aptos" w:hAnsi="Aptos"/>
+          <w:b/>
+          <w:bCs/>
+          <w:lang w:val="en-US"/>
+        </w:rPr>
+        <w:t>Reception Desk Contact Person</w:t>
+      </w:r>
+      <w:r>
+        <w:rPr>
+          <w:rFonts w:ascii="Aptos" w:hAnsi="Aptos"/>
+          <w:lang w:val="en-US"/>
+        </w:rPr>
+        <w:t xml:space="preserve"> – </w:t>
+      </w:r>
+      <w:r>
+        <w:rPr>
+          <w:rFonts w:ascii="Aptos" w:hAnsi="Aptos"/>
+          <w:color w:val="EE0000"/>
+          <w:lang w:val="en-US"/>
+        </w:rPr>
+        <w:t>{{</w:t>
+      </w:r>
+      <w:proofErr w:type="spellStart"/>
+      <w:r>
+        <w:rPr>
+          <w:rFonts w:ascii="Aptos" w:hAnsi="Aptos"/>
+          <w:color w:val="EE0000"/>
+          <w:lang w:val="en-US"/>
+        </w:rPr>
+        <w:t>Reception_Person_Name</w:t>
+      </w:r>
+      <w:proofErr w:type="spellEnd"/>
+      <w:r>
+        <w:rPr>
+          <w:rFonts w:ascii="Aptos" w:hAnsi="Aptos"/>
+          <w:color w:val="EE0000"/>
+          <w:lang w:val="en-US"/>
+        </w:rPr>
+        <w:t>}}</w:t>
+      </w:r>
+      <w:r>
+        <w:rPr>
+          <w:rFonts w:ascii="Aptos" w:hAnsi="Aptos"/>
+          <w:lang w:val="en-US"/>
+        </w:rPr>
+        <w:t xml:space="preserve"> Reception Desk </w:t>
       </w:r>
     </w:p>
     <w:p>
       <w:pPr>
-        <w:spacing w:lineRule="auto"/>
+        <w:spacing w:after="0" w:line="276" w:lineRule="auto"/>
+        <w:rPr>
+          <w:rFonts w:ascii="Aptos" w:hAnsi="Aptos"/>
+          <w:b/>
+          <w:bCs/>
+          <w:lang w:val="en-US"/>
+        </w:rPr>
       </w:pPr>
       <w:r>
-        <w:rPr/>
-        <w:t xml:space="preserve">Distance From Claimant Hor to Venue Distance </w:t>
-      </w:r>
-      <w:r>
-        <w:rPr>
-          <w:b/>
-        </w:rPr>
-        <w:t xml:space="preserve">{{Distance_In_Kilometres}}</w:t>
+        <w:rPr>
+          <w:rFonts w:ascii="Aptos" w:hAnsi="Aptos"/>
+          <w:b/>
+          <w:bCs/>
+          <w:lang w:val="en-US"/>
+        </w:rPr>
+        <w:t>(</w:t>
+      </w:r>
+      <w:r>
+        <w:rPr>
+          <w:rFonts w:ascii="Aptos" w:hAnsi="Aptos"/>
+          <w:b/>
+          <w:bCs/>
+          <w:color w:val="EE0000"/>
+          <w:lang w:val="en-US"/>
+        </w:rPr>
+        <w:t>{{</w:t>
+      </w:r>
+      <w:proofErr w:type="spellStart"/>
+      <w:r>
+        <w:rPr>
+          <w:rFonts w:ascii="Aptos" w:hAnsi="Aptos"/>
+          <w:b/>
+          <w:bCs/>
+          <w:color w:val="EE0000"/>
+          <w:lang w:val="en-US"/>
+        </w:rPr>
+        <w:t>Country_Code</w:t>
+      </w:r>
+      <w:proofErr w:type="spellEnd"/>
+      <w:r>
+        <w:rPr>
+          <w:rFonts w:ascii="Aptos" w:hAnsi="Aptos"/>
+          <w:b/>
+          <w:bCs/>
+          <w:color w:val="EE0000"/>
+          <w:lang w:val="en-US"/>
+        </w:rPr>
+        <w:t>}}</w:t>
+      </w:r>
+      <w:r>
+        <w:rPr>
+          <w:rFonts w:ascii="Aptos" w:hAnsi="Aptos"/>
+          <w:b/>
+          <w:bCs/>
+          <w:lang w:val="en-US"/>
+        </w:rPr>
+        <w:t xml:space="preserve"> </w:t>
+      </w:r>
+      <w:r>
+        <w:rPr>
+          <w:rFonts w:ascii="Aptos" w:hAnsi="Aptos"/>
+          <w:b/>
+          <w:bCs/>
+          <w:color w:val="EE0000"/>
+          <w:lang w:val="en-US"/>
+        </w:rPr>
+        <w:t>{{</w:t>
+      </w:r>
+      <w:proofErr w:type="spellStart"/>
+      <w:r>
+        <w:rPr>
+          <w:rFonts w:ascii="Aptos" w:hAnsi="Aptos"/>
+          <w:b/>
+          <w:bCs/>
+          <w:color w:val="EE0000"/>
+          <w:lang w:val="en-US"/>
+        </w:rPr>
+        <w:t>Venue_Number</w:t>
+      </w:r>
+      <w:proofErr w:type="spellEnd"/>
+      <w:r>
+        <w:rPr>
+          <w:rFonts w:ascii="Aptos" w:hAnsi="Aptos"/>
+          <w:b/>
+          <w:bCs/>
+          <w:color w:val="EE0000"/>
+          <w:lang w:val="en-US"/>
+        </w:rPr>
+        <w:t>}}</w:t>
+      </w:r>
+      <w:r>
+        <w:rPr>
+          <w:rFonts w:ascii="Aptos" w:hAnsi="Aptos"/>
+          <w:b/>
+          <w:bCs/>
+          <w:lang w:val="en-US"/>
+        </w:rPr>
+        <w:t>)</w:t>
       </w:r>
     </w:p>
     <w:p>
       <w:pPr>
-        <w:spacing w:lineRule="auto"/>
+        <w:spacing w:after="0" w:line="276" w:lineRule="auto"/>
+        <w:rPr>
+          <w:rFonts w:ascii="Aptos" w:hAnsi="Aptos"/>
+          <w:b/>
+          <w:bCs/>
+          <w:lang w:val="en-US"/>
+        </w:rPr>
       </w:pPr>
-      <w:r>
-        <w:rPr/>
-        <w:t xml:space="preserve">Kilometres – </w:t>
-      </w:r>
-      <w:r>
-        <w:rPr>
-          <w:b/>
-        </w:rPr>
-        <w:t xml:space="preserve">{{Distance_In_Miles}}</w:t>
-      </w:r>
-      <w:r>
-        <w:rPr/>
-        <w:t xml:space="preserve"> Miles</w:t>
-      </w:r>
     </w:p>
     <w:p>
       <w:pPr>
-        <w:spacing w:lineRule="auto"/>
+        <w:spacing w:line="276" w:lineRule="auto"/>
+        <w:rPr>
+          <w:rFonts w:ascii="Aptos" w:hAnsi="Aptos"/>
+          <w:lang w:val="en-US"/>
+        </w:rPr>
       </w:pPr>
       <w:r>
         <w:rPr>
-          <w:b/>
-        </w:rPr>
-        <w:t xml:space="preserve">{{Start_Time_For_Report_Preparation}}-{{End_Time_For_Report_Preparation}}: </w:t>
+          <w:rFonts w:ascii="Aptos" w:hAnsi="Aptos"/>
+          <w:b/>
+          <w:bCs/>
+          <w:lang w:val="en-US"/>
+        </w:rPr>
+        <w:t>Claimant Hor</w:t>
+      </w:r>
+      <w:r>
+        <w:rPr>
+          <w:rFonts w:ascii="Aptos" w:hAnsi="Aptos"/>
+          <w:lang w:val="en-US"/>
+        </w:rPr>
+        <w:t xml:space="preserve">: Distance </w:t>
+      </w:r>
+      <w:proofErr w:type="gramStart"/>
+      <w:r>
+        <w:rPr>
+          <w:rFonts w:ascii="Aptos" w:hAnsi="Aptos"/>
+          <w:lang w:val="en-US"/>
+        </w:rPr>
+        <w:t>From</w:t>
+      </w:r>
+      <w:proofErr w:type="gramEnd"/>
+      <w:r>
+        <w:rPr>
+          <w:rFonts w:ascii="Aptos" w:hAnsi="Aptos"/>
+          <w:lang w:val="en-US"/>
+        </w:rPr>
+        <w:t xml:space="preserve"> Claimant Hor to Venue Distance</w:t>
+      </w:r>
+      <w:r>
+        <w:rPr>
+          <w:rFonts w:ascii="Aptos" w:hAnsi="Aptos"/>
+          <w:lang w:val="en-US"/>
+        </w:rPr>
+        <w:t xml:space="preserve"> </w:t>
+      </w:r>
+      <w:r>
+        <w:rPr>
+          <w:rFonts w:ascii="Aptos" w:hAnsi="Aptos"/>
+          <w:b/>
+          <w:bCs/>
+          <w:color w:val="EE0000"/>
+          <w:lang w:val="en-US"/>
+        </w:rPr>
+        <w:t>{{</w:t>
+      </w:r>
+      <w:proofErr w:type="spellStart"/>
+      <w:r>
+        <w:rPr>
+          <w:rFonts w:ascii="Aptos" w:hAnsi="Aptos"/>
+          <w:b/>
+          <w:bCs/>
+          <w:color w:val="EE0000"/>
+          <w:lang w:val="en-US"/>
+        </w:rPr>
+        <w:t>Distance_In_Kilometres</w:t>
+      </w:r>
+      <w:proofErr w:type="spellEnd"/>
+      <w:r>
+        <w:rPr>
+          <w:rFonts w:ascii="Aptos" w:hAnsi="Aptos"/>
+          <w:b/>
+          <w:bCs/>
+          <w:color w:val="EE0000"/>
+          <w:lang w:val="en-US"/>
+        </w:rPr>
+        <w:t>}}</w:t>
+      </w:r>
+      <w:r>
+        <w:rPr>
+          <w:rFonts w:ascii="Aptos" w:hAnsi="Aptos"/>
+          <w:lang w:val="en-US"/>
+        </w:rPr>
+        <w:t xml:space="preserve"> </w:t>
+      </w:r>
+      <w:proofErr w:type="spellStart"/>
+      <w:r>
+        <w:rPr>
+          <w:rFonts w:ascii="Aptos" w:hAnsi="Aptos"/>
+          <w:lang w:val="en-US"/>
+        </w:rPr>
+        <w:t>Kilometres</w:t>
+      </w:r>
+      <w:proofErr w:type="spellEnd"/>
+      <w:r>
+        <w:rPr>
+          <w:rFonts w:ascii="Aptos" w:hAnsi="Aptos"/>
+          <w:lang w:val="en-US"/>
+        </w:rPr>
+        <w:t xml:space="preserve"> – </w:t>
+      </w:r>
+      <w:r>
+        <w:rPr>
+          <w:rFonts w:ascii="Aptos" w:hAnsi="Aptos"/>
+          <w:b/>
+          <w:bCs/>
+          <w:color w:val="EE0000"/>
+          <w:lang w:val="en-US"/>
+        </w:rPr>
+        <w:t>{{</w:t>
+      </w:r>
+      <w:proofErr w:type="spellStart"/>
+      <w:r>
+        <w:rPr>
+          <w:rFonts w:ascii="Aptos" w:hAnsi="Aptos"/>
+          <w:b/>
+          <w:bCs/>
+          <w:color w:val="EE0000"/>
+          <w:lang w:val="en-US"/>
+        </w:rPr>
+        <w:t>Distance_In_Miles</w:t>
+      </w:r>
+      <w:proofErr w:type="spellEnd"/>
+      <w:r>
+        <w:rPr>
+          <w:rFonts w:ascii="Aptos" w:hAnsi="Aptos"/>
+          <w:b/>
+          <w:bCs/>
+          <w:color w:val="EE0000"/>
+          <w:lang w:val="en-US"/>
+        </w:rPr>
+        <w:t>}}</w:t>
+      </w:r>
+      <w:r>
+        <w:rPr>
+          <w:rFonts w:ascii="Aptos" w:hAnsi="Aptos"/>
+          <w:lang w:val="en-US"/>
+        </w:rPr>
+        <w:t xml:space="preserve"> Miles</w:t>
       </w:r>
     </w:p>
     <w:p>
       <w:pPr>
-        <w:spacing w:lineRule="auto"/>
+        <w:spacing w:after="0" w:line="276" w:lineRule="auto"/>
+        <w:rPr>
+          <w:rFonts w:ascii="Aptos" w:hAnsi="Aptos"/>
+          <w:lang w:val="en-US"/>
+        </w:rPr>
       </w:pPr>
-      <w:r>
-        <w:rPr/>
-        <w:t xml:space="preserve">FA prepared and submitted the report.</w:t>
-      </w:r>
     </w:p>
     <w:p>
       <w:pPr>
-        <w:spacing w:lineRule="auto"/>
+        <w:spacing w:after="0" w:line="276" w:lineRule="auto"/>
+        <w:rPr>
+          <w:rFonts w:ascii="Aptos" w:hAnsi="Aptos"/>
+          <w:b/>
+          <w:bCs/>
+          <w:lang w:val="en-US"/>
+        </w:rPr>
       </w:pPr>
       <w:r>
         <w:rPr>
-          <w:b/>
-        </w:rPr>
-        <w:t xml:space="preserve">Total Time: {{Total_Time}}</w:t>
+          <w:rFonts w:ascii="Aptos" w:hAnsi="Aptos"/>
+          <w:b/>
+          <w:bCs/>
+          <w:color w:val="EE0000"/>
+          <w:lang w:val="en-US"/>
+        </w:rPr>
+        <w:t>{{Start_Time_For_Report_Preparation}}</w:t>
+      </w:r>
+      <w:r>
+        <w:rPr>
+          <w:rFonts w:ascii="Aptos" w:hAnsi="Aptos"/>
+          <w:b/>
+          <w:bCs/>
+          <w:lang w:val="en-US"/>
+        </w:rPr>
+        <w:t>-</w:t>
+      </w:r>
+      <w:r>
+        <w:rPr>
+          <w:rFonts w:ascii="Aptos" w:hAnsi="Aptos"/>
+          <w:b/>
+          <w:bCs/>
+          <w:color w:val="EE0000"/>
+          <w:lang w:val="en-US"/>
+        </w:rPr>
+        <w:t>{{End_Time_For_Report_Preparation}}</w:t>
+      </w:r>
+      <w:r>
+        <w:rPr>
+          <w:rFonts w:ascii="Aptos" w:hAnsi="Aptos"/>
+          <w:b/>
+          <w:bCs/>
+          <w:lang w:val="en-US"/>
+        </w:rPr>
+        <w:t xml:space="preserve">: </w:t>
+      </w:r>
+      <w:proofErr w:type="gramStart"/>
+      <w:r>
+        <w:rPr>
+          <w:rFonts w:ascii="Aptos" w:hAnsi="Aptos"/>
+          <w:lang w:val="en-US"/>
+        </w:rPr>
+        <w:t xml:space="preserve">FA </w:t>
+      </w:r>
+      <w:r>
+        <w:rPr>
+          <w:rFonts w:ascii="Aptos" w:hAnsi="Aptos"/>
+          <w:lang w:val="en-US"/>
+        </w:rPr>
+        <w:t xml:space="preserve"> </w:t>
+      </w:r>
+      <w:r>
+        <w:rPr>
+          <w:rFonts w:ascii="Aptos" w:hAnsi="Aptos"/>
+          <w:lang w:val="en-US"/>
+        </w:rPr>
+        <w:t>prepared</w:t>
+      </w:r>
+      <w:proofErr w:type="gramEnd"/>
+      <w:r>
+        <w:rPr>
+          <w:rFonts w:ascii="Aptos" w:hAnsi="Aptos"/>
+          <w:lang w:val="en-US"/>
+        </w:rPr>
+        <w:t xml:space="preserve"> and submitted the report.</w:t>
       </w:r>
     </w:p>
     <w:p>
       <w:pPr>
-        <w:spacing w:lineRule="auto"/>
+        <w:spacing w:after="0" w:line="276" w:lineRule="auto"/>
+        <w:rPr>
+          <w:rFonts w:ascii="Aptos" w:hAnsi="Aptos"/>
+          <w:lang w:val="en-US"/>
+        </w:rPr>
       </w:pPr>
-      <w:r>
-        <w:rPr/>
-        <w:t xml:space="preserve">Service: {{Srevice_Time}}</w:t>
-      </w:r>
     </w:p>
     <w:p>
       <w:pPr>
-        <w:spacing w:lineRule="auto"/>
+        <w:spacing w:after="0" w:line="276" w:lineRule="auto"/>
+        <w:rPr>
+          <w:rFonts w:ascii="Aptos" w:hAnsi="Aptos"/>
+          <w:b/>
+          <w:bCs/>
+          <w:u w:val="single"/>
+          <w:lang w:val="en-US"/>
+        </w:rPr>
       </w:pPr>
       <w:r>
-        <w:rPr/>
-        <w:t xml:space="preserve">Travel: 0h0m</w:t>
+        <w:rPr>
+          <w:rFonts w:ascii="Aptos" w:hAnsi="Aptos"/>
+          <w:b/>
+          <w:bCs/>
+          <w:u w:val="single"/>
+          <w:lang w:val="en-US"/>
+        </w:rPr>
+        <w:t xml:space="preserve">Total Time: </w:t>
+      </w:r>
+      <w:r>
+        <w:rPr>
+          <w:rFonts w:ascii="Aptos" w:hAnsi="Aptos"/>
+          <w:b/>
+          <w:bCs/>
+          <w:color w:val="EE0000"/>
+          <w:u w:val="single"/>
+          <w:lang w:val="en-US"/>
+        </w:rPr>
+        <w:t>{{</w:t>
+      </w:r>
+      <w:proofErr w:type="spellStart"/>
+      <w:r>
+        <w:rPr>
+          <w:rFonts w:ascii="Aptos" w:hAnsi="Aptos"/>
+          <w:b/>
+          <w:bCs/>
+          <w:color w:val="EE0000"/>
+          <w:u w:val="single"/>
+          <w:lang w:val="en-US"/>
+        </w:rPr>
+        <w:t>Total_Time</w:t>
+      </w:r>
+      <w:proofErr w:type="spellEnd"/>
+      <w:r>
+        <w:rPr>
+          <w:rFonts w:ascii="Aptos" w:hAnsi="Aptos"/>
+          <w:b/>
+          <w:bCs/>
+          <w:color w:val="EE0000"/>
+          <w:u w:val="single"/>
+          <w:lang w:val="en-US"/>
+        </w:rPr>
+        <w:t>}}</w:t>
       </w:r>
     </w:p>
     <w:p>
       <w:pPr>
-        <w:spacing w:lineRule="auto"/>
+        <w:spacing w:after="0" w:line="276" w:lineRule="auto"/>
+        <w:rPr>
+          <w:rFonts w:ascii="Aptos" w:hAnsi="Aptos"/>
+          <w:lang w:val="en-US"/>
+        </w:rPr>
       </w:pPr>
       <w:r>
         <w:rPr>
-          <w:b/>
-        </w:rPr>
-        <w:t xml:space="preserve">Total Expenses: $ 0.00 USD</w:t>
+          <w:rFonts w:ascii="Aptos" w:hAnsi="Aptos"/>
+          <w:lang w:val="en-US"/>
+        </w:rPr>
+        <w:t xml:space="preserve">Service: </w:t>
+      </w:r>
+      <w:r>
+        <w:rPr>
+          <w:rFonts w:ascii="Aptos" w:hAnsi="Aptos"/>
+          <w:color w:val="EE0000"/>
+          <w:lang w:val="en-US"/>
+        </w:rPr>
+        <w:t>{{</w:t>
+      </w:r>
+      <w:proofErr w:type="spellStart"/>
+      <w:r>
+        <w:rPr>
+          <w:rFonts w:ascii="Aptos" w:hAnsi="Aptos"/>
+          <w:color w:val="EE0000"/>
+          <w:lang w:val="en-US"/>
+        </w:rPr>
+        <w:t>Srevice_Time</w:t>
+      </w:r>
+      <w:proofErr w:type="spellEnd"/>
+      <w:r>
+        <w:rPr>
+          <w:rFonts w:ascii="Aptos" w:hAnsi="Aptos"/>
+          <w:color w:val="EE0000"/>
+          <w:lang w:val="en-US"/>
+        </w:rPr>
+        <w:t>}}</w:t>
       </w:r>
     </w:p>
     <w:p>
       <w:pPr>
-        <w:spacing w:lineRule="auto"/>
+        <w:spacing w:after="0" w:line="276" w:lineRule="auto"/>
+        <w:rPr>
+          <w:rFonts w:ascii="Aptos" w:hAnsi="Aptos"/>
+          <w:lang w:val="en-US"/>
+        </w:rPr>
       </w:pPr>
       <w:r>
-        <w:rPr/>
-        <w:t xml:space="preserve">Venue Receipt: 0.00 {{COUNTRY_CURRENCY_SHORT_NAME}} ≈ $0.00 USD</w:t>
+        <w:rPr>
+          <w:rFonts w:ascii="Aptos" w:hAnsi="Aptos"/>
+          <w:lang w:val="en-US"/>
+        </w:rPr>
+        <w:t>Travel: 0h0m</w:t>
       </w:r>
     </w:p>
+    <w:p>
+      <w:pPr>
+        <w:spacing w:after="0" w:line="276" w:lineRule="auto"/>
+        <w:rPr>
+          <w:rFonts w:ascii="Aptos" w:hAnsi="Aptos"/>
+          <w:lang w:val="en-US"/>
+        </w:rPr>
+      </w:pPr>
+    </w:p>
+    <w:p>
+      <w:pPr>
+        <w:spacing w:after="0" w:line="276" w:lineRule="auto"/>
+        <w:rPr>
+          <w:rFonts w:ascii="Aptos" w:hAnsi="Aptos"/>
+          <w:b/>
+          <w:bCs/>
+          <w:u w:val="single"/>
+          <w:lang w:val="en-US"/>
+        </w:rPr>
+      </w:pPr>
+      <w:r>
+        <w:rPr>
+          <w:rFonts w:ascii="Aptos" w:hAnsi="Aptos"/>
+          <w:b/>
+          <w:bCs/>
+          <w:u w:val="single"/>
+          <w:lang w:val="en-US"/>
+        </w:rPr>
+        <w:t>Total Expenses: $ 0.00 USD</w:t>
+      </w:r>
+    </w:p>
+    <w:p>
+      <w:pPr>
+        <w:spacing w:after="0" w:line="276" w:lineRule="auto"/>
+        <w:rPr>
+          <w:rFonts w:ascii="Aptos" w:hAnsi="Aptos"/>
+          <w:u w:val="single"/>
+          <w:lang w:val="en-US"/>
+        </w:rPr>
+      </w:pPr>
+      <w:r>
+        <w:rPr>
+          <w:rFonts w:ascii="Aptos" w:hAnsi="Aptos"/>
+          <w:u w:val="single"/>
+          <w:lang w:val="en-US"/>
+        </w:rPr>
+        <w:t xml:space="preserve">Venue Receipt: 0.00 </w:t>
+      </w:r>
+      <w:r>
+        <w:rPr>
+          <w:rFonts w:ascii="Aptos" w:hAnsi="Aptos"/>
+          <w:color w:val="EE0000"/>
+          <w:u w:val="single"/>
+          <w:lang w:val="en-US"/>
+        </w:rPr>
+        <w:t>{{COUNTRY_CURRENCY_SHORT_NAME}}</w:t>
+      </w:r>
+      <w:r>
+        <w:rPr>
+          <w:rFonts w:ascii="Aptos" w:hAnsi="Aptos"/>
+          <w:u w:val="single"/>
+          <w:lang w:val="en-US"/>
+        </w:rPr>
+        <w:t xml:space="preserve"> </w:t>
+      </w:r>
+      <w:r>
+        <w:rPr>
+          <w:rFonts w:ascii="Aptos" w:hAnsi="Aptos"/>
+          <w:u w:val="single"/>
+          <w:lang w:val="en-US"/>
+        </w:rPr>
+        <w:t>≈ $0.00 USD</w:t>
+      </w:r>
+    </w:p>
+    <w:sectPr>
+      <w:pgSz w:w="11906" w:h="16838"/>
+      <w:pgMar w:top="1440" w:right="1440" w:bottom="1440" w:left="1440" w:header="708" w:footer="708" w:gutter="0"/>
+      <w:cols w:space="708"/>
+      <w:docGrid w:linePitch="360"/>
+    </w:sectPr>
   </w:body>
 </w:document>
 </file>
 
-<file path=word/numbering.xml><?xml version="1.0" encoding="utf-8"?>
-<w:numbering xmlns:w="http://schemas.openxmlformats.org/wordprocessingml/2006/main" xmlns:ve="http://schemas.openxmlformats.org/markup-compatibility/2006" xmlns:o="urn:schemas-microsoft-com:office:office" xmlns:r="http://schemas.openxmlformats.org/officeDocument/2006/relationships" xmlns:v="urn:schemas-microsoft-com:vml" xmlns:wp="http://schemas.openxmlformats.org/drawingml/2006/wordprocessingDrawing" xmlns:w10="urn:schemas-microsoft-com:office:word" xmlns:wne="http://schemas.microsoft.com/office/word/2006/wordml"/>
-</file>
-
 <file path=word/styles.xml><?xml version="1.0" encoding="utf-8"?>
-<w:styles xmlns:w="http://schemas.openxmlformats.org/wordprocessingml/2006/main" xmlns:r="http://schemas.openxmlformats.org/officeDocument/2006/relationships">
+<w:styles xmlns:mc="http://schemas.openxmlformats.org/markup-compatibility/2006" xmlns:r="http://schemas.openxmlformats.org/officeDocument/2006/relationships" xmlns:w="http://schemas.openxmlformats.org/wordprocessingml/2006/main" xmlns:w14="http://schemas.microsoft.com/office/word/2010/wordml" xmlns:w15="http://schemas.microsoft.com/office/word/2012/wordml" xmlns:w16cex="http://schemas.microsoft.com/office/word/2018/wordml/cex" xmlns:w16cid="http://schemas.microsoft.com/office/word/2016/wordml/cid" xmlns:w16="http://schemas.microsoft.com/office/word/2018/wordml" xmlns:w16du="http://schemas.microsoft.com/office/word/2023/wordml/word16du" xmlns:w16sdtdh="http://schemas.microsoft.com/office/word/2020/wordml/sdtdatahash" xmlns:w16sdtfl="http://schemas.microsoft.com/office/word/2024/wordml/sdtformatlock" xmlns:w16se="http://schemas.microsoft.com/office/word/2015/wordml/symex" mc:Ignorable="w14 w15 w16se w16cid w16 w16cex w16sdtdh w16sdtfl w16du">
   <w:docDefaults>
     <w:rPrDefault>
       <w:rPr>
-        <w:rFonts w:ascii="Aptos" w:eastAsiaTheme="minorHAnsi" w:hAnsiTheme="minorHAnsi" w:cstheme="minorBidi"/>
-        <w:sz w:val="26"/>
-        <w:szCs w:val="26"/>
-        <w:lang w:val="en-US" w:eastAsia="en-US" w:bidi="ar-SA"/>
+        <w:rFonts w:asciiTheme="minorHAnsi" w:eastAsiaTheme="minorHAnsi" w:hAnsiTheme="minorHAnsi" w:cstheme="minorBidi"/>
+        <w:kern w:val="2"/>
+        <w:sz w:val="24"/>
+        <w:szCs w:val="24"/>
+        <w:lang w:val="en-IN" w:eastAsia="en-US" w:bidi="ar-SA"/>
+        <w14:ligatures w14:val="standardContextual"/>
       </w:rPr>
     </w:rPrDefault>
     <w:pPrDefault>
       <w:pPr>
-        <w:spacing w:after="120" w:line="240" w:lineRule="atLeast"/>
+        <w:spacing w:after="160" w:line="278" w:lineRule="auto"/>
       </w:pPr>
     </w:pPrDefault>
   </w:docDefaults>
-  <w:style w:type="character" w:styleId="Hyperlink">
-    <w:name w:val="Hyperlink"/>
-    <w:rPr>
-      <w:color w:val="0000FF"/>
-      <w:u w:val="single"/>
-    </w:rPr>
+  <w:latentStyles w:defLockedState="0" w:defUIPriority="99" w:defSemiHidden="0" w:defUnhideWhenUsed="0" w:defQFormat="0" w:count="376">
+    <w:lsdException w:name="Normal" w:uiPriority="0" w:qFormat="1"/>
+    <w:lsdException w:name="heading 1" w:uiPriority="9" w:qFormat="1"/>
+    <w:lsdException w:name="heading 2" w:semiHidden="1" w:uiPriority="9" w:unhideWhenUsed="1" w:qFormat="1"/>
+    <w:lsdException w:name="heading 3" w:semiHidden="1" w:uiPriority="9" w:unhideWhenUsed="1" w:qFormat="1"/>
+    <w:lsdException w:name="heading 4" w:semiHidden="1" w:uiPriority="9" w:unhideWhenUsed="1" w:qFormat="1"/>
+    <w:lsdException w:name="heading 5" w:semiHidden="1" w:uiPriority="9" w:unhideWhenUsed="1" w:qFormat="1"/>
+    <w:lsdException w:name="heading 6" w:semiHidden="1" w:uiPriority="9" w:unhideWhenUsed="1" w:qFormat="1"/>
+    <w:lsdException w:name="heading 7" w:semiHidden="1" w:uiPriority="9" w:unhideWhenUsed="1" w:qFormat="1"/>
+    <w:lsdException w:name="heading 8" w:semiHidden="1" w:uiPriority="9" w:unhideWhenUsed="1" w:qFormat="1"/>
+    <w:lsdException w:name="heading 9" w:semiHidden="1" w:uiPriority="9" w:unhideWhenUsed="1" w:qFormat="1"/>
+    <w:lsdException w:name="index 1" w:semiHidden="1" w:unhideWhenUsed="1"/>
+    <w:lsdException w:name="index 2" w:semiHidden="1" w:unhideWhenUsed="1"/>
+    <w:lsdException w:name="index 3" w:semiHidden="1" w:unhideWhenUsed="1"/>
+    <w:lsdException w:name="index 4" w:semiHidden="1" w:unhideWhenUsed="1"/>
+    <w:lsdException w:name="index 5" w:semiHidden="1" w:unhideWhenUsed="1"/>
+    <w:lsdException w:name="index 6" w:semiHidden="1" w:unhideWhenUsed="1"/>
+    <w:lsdException w:name="index 7" w:semiHidden="1" w:unhideWhenUsed="1"/>
+    <w:lsdException w:name="index 8" w:semiHidden="1" w:unhideWhenUsed="1"/>
+    <w:lsdException w:name="index 9" w:semiHidden="1" w:unhideWhenUsed="1"/>
+    <w:lsdException w:name="toc 1" w:semiHidden="1" w:uiPriority="39" w:unhideWhenUsed="1"/>
+    <w:lsdException w:name="toc 2" w:semiHidden="1" w:uiPriority="39" w:unhideWhenUsed="1"/>
+    <w:lsdException w:name="toc 3" w:semiHidden="1" w:uiPriority="39" w:unhideWhenUsed="1"/>
+    <w:lsdException w:name="toc 4" w:semiHidden="1" w:uiPriority="39" w:unhideWhenUsed="1"/>
+    <w:lsdException w:name="toc 5" w:semiHidden="1" w:uiPriority="39" w:unhideWhenUsed="1"/>
+    <w:lsdException w:name="toc 6" w:semiHidden="1" w:uiPriority="39" w:unhideWhenUsed="1"/>
+    <w:lsdException w:name="toc 7" w:semiHidden="1" w:uiPriority="39" w:unhideWhenUsed="1"/>
+    <w:lsdException w:name="toc 8" w:semiHidden="1" w:uiPriority="39" w:unhideWhenUsed="1"/>
+    <w:lsdException w:name="toc 9" w:semiHidden="1" w:uiPriority="39" w:unhideWhenUsed="1"/>
+    <w:lsdException w:name="Normal Indent" w:semiHidden="1" w:unhideWhenUsed="1"/>
+    <w:lsdException w:name="footnote text" w:semiHidden="1" w:unhideWhenUsed="1"/>
+    <w:lsdException w:name="annotation text" w:semiHidden="1" w:unhideWhenUsed="1"/>
+    <w:lsdException w:name="header" w:semiHidden="1" w:unhideWhenUsed="1"/>
+    <w:lsdException w:name="footer" w:semiHidden="1" w:unhideWhenUsed="1"/>
+    <w:lsdException w:name="index heading" w:semiHidden="1" w:unhideWhenUsed="1"/>
+    <w:lsdException w:name="caption" w:semiHidden="1" w:uiPriority="35" w:unhideWhenUsed="1" w:qFormat="1"/>
+    <w:lsdException w:name="table of figures" w:semiHidden="1" w:unhideWhenUsed="1"/>
+    <w:lsdException w:name="envelope address" w:semiHidden="1" w:unhideWhenUsed="1"/>
+    <w:lsdException w:name="envelope return" w:semiHidden="1" w:unhideWhenUsed="1"/>
+    <w:lsdException w:name="footnote reference" w:semiHidden="1" w:unhideWhenUsed="1"/>
+    <w:lsdException w:name="annotation reference" w:semiHidden="1" w:unhideWhenUsed="1"/>
+    <w:lsdException w:name="line number" w:semiHidden="1" w:unhideWhenUsed="1"/>
+    <w:lsdException w:name="page number" w:semiHidden="1" w:unhideWhenUsed="1"/>
+    <w:lsdException w:name="endnote reference" w:semiHidden="1" w:unhideWhenUsed="1"/>
+    <w:lsdException w:name="endnote text" w:semiHidden="1" w:unhideWhenUsed="1"/>
+    <w:lsdException w:name="table of authorities" w:semiHidden="1" w:unhideWhenUsed="1"/>
+    <w:lsdException w:name="macro" w:semiHidden="1" w:unhideWhenUsed="1"/>
+    <w:lsdException w:name="toa heading" w:semiHidden="1" w:unhideWhenUsed="1"/>
+    <w:lsdException w:name="List" w:semiHidden="1" w:unhideWhenUsed="1"/>
+    <w:lsdException w:name="List Bullet" w:semiHidden="1" w:unhideWhenUsed="1"/>
+    <w:lsdException w:name="List Number" w:semiHidden="1" w:unhideWhenUsed="1"/>
+    <w:lsdException w:name="List 2" w:semiHidden="1" w:unhideWhenUsed="1"/>
+    <w:lsdException w:name="List 3" w:semiHidden="1" w:unhideWhenUsed="1"/>
+    <w:lsdException w:name="List 4" w:semiHidden="1" w:unhideWhenUsed="1"/>
+    <w:lsdException w:name="List 5" w:semiHidden="1" w:unhideWhenUsed="1"/>
+    <w:lsdException w:name="List Bullet 2" w:semiHidden="1" w:unhideWhenUsed="1"/>
+    <w:lsdException w:name="List Bullet 3" w:semiHidden="1" w:unhideWhenUsed="1"/>
+    <w:lsdException w:name="List Bullet 4" w:semiHidden="1" w:unhideWhenUsed="1"/>
+    <w:lsdException w:name="List Bullet 5" w:semiHidden="1" w:unhideWhenUsed="1"/>
+    <w:lsdException w:name="List Number 2" w:semiHidden="1" w:unhideWhenUsed="1"/>
+    <w:lsdException w:name="List Number 3" w:semiHidden="1" w:unhideWhenUsed="1"/>
+    <w:lsdException w:name="List Number 4" w:semiHidden="1" w:unhideWhenUsed="1"/>
+    <w:lsdException w:name="List Number 5" w:semiHidden="1" w:unhideWhenUsed="1"/>
+    <w:lsdException w:name="Title" w:uiPriority="10" w:qFormat="1"/>
+    <w:lsdException w:name="Closing" w:semiHidden="1" w:unhideWhenUsed="1"/>
+    <w:lsdException w:name="Signature" w:semiHidden="1" w:unhideWhenUsed="1"/>
+    <w:lsdException w:name="Default Paragraph Font" w:semiHidden="1" w:uiPriority="1" w:unhideWhenUsed="1"/>
+    <w:lsdException w:name="Body Text" w:semiHidden="1" w:unhideWhenUsed="1"/>
+    <w:lsdException w:name="Body Text Indent" w:semiHidden="1" w:unhideWhenUsed="1"/>
+    <w:lsdException w:name="List Continue" w:semiHidden="1" w:unhideWhenUsed="1"/>
+    <w:lsdException w:name="List Continue 2" w:semiHidden="1" w:unhideWhenUsed="1"/>
+    <w:lsdException w:name="List Continue 3" w:semiHidden="1" w:unhideWhenUsed="1"/>
+    <w:lsdException w:name="List Continue 4" w:semiHidden="1" w:unhideWhenUsed="1"/>
+    <w:lsdException w:name="List Continue 5" w:semiHidden="1" w:unhideWhenUsed="1"/>
+    <w:lsdException w:name="Message Header" w:semiHidden="1" w:unhideWhenUsed="1"/>
+    <w:lsdException w:name="Subtitle" w:uiPriority="11" w:qFormat="1"/>
+    <w:lsdException w:name="Salutation" w:semiHidden="1" w:unhideWhenUsed="1"/>
+    <w:lsdException w:name="Date" w:semiHidden="1" w:unhideWhenUsed="1"/>
+    <w:lsdException w:name="Body Text First Indent" w:semiHidden="1" w:unhideWhenUsed="1"/>
+    <w:lsdException w:name="Body Text First Indent 2" w:semiHidden="1" w:unhideWhenUsed="1"/>
+    <w:lsdException w:name="Note Heading" w:semiHidden="1" w:unhideWhenUsed="1"/>
+    <w:lsdException w:name="Body Text 2" w:semiHidden="1" w:unhideWhenUsed="1"/>
+    <w:lsdException w:name="Body Text 3" w:semiHidden="1" w:unhideWhenUsed="1"/>
+    <w:lsdException w:name="Body Text Indent 2" w:semiHidden="1" w:unhideWhenUsed="1"/>
+    <w:lsdException w:name="Body Text Indent 3" w:semiHidden="1" w:unhideWhenUsed="1"/>
+    <w:lsdException w:name="Block Text" w:semiHidden="1" w:unhideWhenUsed="1"/>
+    <w:lsdException w:name="Hyperlink" w:semiHidden="1" w:unhideWhenUsed="1"/>
+    <w:lsdException w:name="FollowedHyperlink" w:semiHidden="1" w:unhideWhenUsed="1"/>
+    <w:lsdException w:name="Strong" w:uiPriority="22" w:qFormat="1"/>
+    <w:lsdException w:name="Emphasis" w:uiPriority="20" w:qFormat="1"/>
+    <w:lsdException w:name="Document Map" w:semiHidden="1" w:unhideWhenUsed="1"/>
+    <w:lsdException w:name="Plain Text" w:semiHidden="1" w:unhideWhenUsed="1"/>
+    <w:lsdException w:name="E-mail Signature" w:semiHidden="1" w:unhideWhenUsed="1"/>
+    <w:lsdException w:name="HTML Top of Form" w:semiHidden="1" w:unhideWhenUsed="1"/>
+    <w:lsdException w:name="HTML Bottom of Form" w:semiHidden="1" w:unhideWhenUsed="1"/>
+    <w:lsdException w:name="Normal (Web)" w:semiHidden="1" w:unhideWhenUsed="1"/>
+    <w:lsdException w:name="HTML Acronym" w:semiHidden="1" w:unhideWhenUsed="1"/>
+    <w:lsdException w:name="HTML Address" w:semiHidden="1" w:unhideWhenUsed="1"/>
+    <w:lsdException w:name="HTML Cite" w:semiHidden="1" w:unhideWhenUsed="1"/>
+    <w:lsdException w:name="HTML Code" w:semiHidden="1" w:unhideWhenUsed="1"/>
+    <w:lsdException w:name="HTML Definition" w:semiHidden="1" w:unhideWhenUsed="1"/>
+    <w:lsdException w:name="HTML Keyboard" w:semiHidden="1" w:unhideWhenUsed="1"/>
+    <w:lsdException w:name="HTML Preformatted" w:semiHidden="1" w:unhideWhenUsed="1"/>
+    <w:lsdException w:name="HTML Sample" w:semiHidden="1" w:unhideWhenUsed="1"/>
+    <w:lsdException w:name="HTML Typewriter" w:semiHidden="1" w:unhideWhenUsed="1"/>
+    <w:lsdException w:name="HTML Variable" w:semiHidden="1" w:unhideWhenUsed="1"/>
+    <w:lsdException w:name="Normal Table" w:semiHidden="1" w:unhideWhenUsed="1"/>
+    <w:lsdException w:name="annotation subject" w:semiHidden="1" w:unhideWhenUsed="1"/>
+    <w:lsdException w:name="No List" w:semiHidden="1" w:unhideWhenUsed="1"/>
+    <w:lsdException w:name="Outline List 1" w:semiHidden="1" w:unhideWhenUsed="1"/>
+    <w:lsdException w:name="Outline List 2" w:semiHidden="1" w:unhideWhenUsed="1"/>
+    <w:lsdException w:name="Outline List 3" w:semiHidden="1" w:unhideWhenUsed="1"/>
+    <w:lsdException w:name="Table Simple 1" w:semiHidden="1" w:unhideWhenUsed="1"/>
+    <w:lsdException w:name="Table Simple 2" w:semiHidden="1" w:unhideWhenUsed="1"/>
+    <w:lsdException w:name="Table Simple 3" w:semiHidden="1" w:unhideWhenUsed="1"/>
+    <w:lsdException w:name="Table Classic 1" w:semiHidden="1" w:unhideWhenUsed="1"/>
+    <w:lsdException w:name="Table Classic 2" w:semiHidden="1" w:unhideWhenUsed="1"/>
+    <w:lsdException w:name="Table Classic 3" w:semiHidden="1" w:unhideWhenUsed="1"/>
+    <w:lsdException w:name="Table Classic 4" w:semiHidden="1" w:unhideWhenUsed="1"/>
+    <w:lsdException w:name="Table Colorful 1" w:semiHidden="1" w:unhideWhenUsed="1"/>
+    <w:lsdException w:name="Table Colorful 2" w:semiHidden="1" w:unhideWhenUsed="1"/>
+    <w:lsdException w:name="Table Colorful 3" w:semiHidden="1" w:unhideWhenUsed="1"/>
+    <w:lsdException w:name="Table Columns 1" w:semiHidden="1" w:unhideWhenUsed="1"/>
+    <w:lsdException w:name="Table Columns 2" w:semiHidden="1" w:unhideWhenUsed="1"/>
+    <w:lsdException w:name="Table Columns 3" w:semiHidden="1" w:unhideWhenUsed="1"/>
+    <w:lsdException w:name="Table Columns 4" w:semiHidden="1" w:unhideWhenUsed="1"/>
+    <w:lsdException w:name="Table Columns 5" w:semiHidden="1" w:unhideWhenUsed="1"/>
+    <w:lsdException w:name="Table Grid 1" w:semiHidden="1" w:unhideWhenUsed="1"/>
+    <w:lsdException w:name="Table Grid 2" w:semiHidden="1" w:unhideWhenUsed="1"/>
+    <w:lsdException w:name="Table Grid 3" w:semiHidden="1" w:unhideWhenUsed="1"/>
+    <w:lsdException w:name="Table Grid 4" w:semiHidden="1" w:unhideWhenUsed="1"/>
+    <w:lsdException w:name="Table Grid 5" w:semiHidden="1" w:unhideWhenUsed="1"/>
+    <w:lsdException w:name="Table Grid 6" w:semiHidden="1" w:unhideWhenUsed="1"/>
+    <w:lsdException w:name="Table Grid 7" w:semiHidden="1" w:unhideWhenUsed="1"/>
+    <w:lsdException w:name="Table Grid 8" w:semiHidden="1" w:unhideWhenUsed="1"/>
+    <w:lsdException w:name="Table List 1" w:semiHidden="1" w:unhideWhenUsed="1"/>
+    <w:lsdException w:name="Table List 2" w:semiHidden="1" w:unhideWhenUsed="1"/>
+    <w:lsdException w:name="Table List 3" w:semiHidden="1" w:unhideWhenUsed="1"/>
+    <w:lsdException w:name="Table List 4" w:semiHidden="1" w:unhideWhenUsed="1"/>
+    <w:lsdException w:name="Table List 5" w:semiHidden="1" w:unhideWhenUsed="1"/>
+    <w:lsdException w:name="Table List 6" w:semiHidden="1" w:unhideWhenUsed="1"/>
+    <w:lsdException w:name="Table List 7" w:semiHidden="1" w:unhideWhenUsed="1"/>
+    <w:lsdException w:name="Table List 8" w:semiHidden="1" w:unhideWhenUsed="1"/>
+    <w:lsdException w:name="Table 3D effects 1" w:semiHidden="1" w:unhideWhenUsed="1"/>
+    <w:lsdException w:name="Table 3D effects 2" w:semiHidden="1" w:unhideWhenUsed="1"/>
+    <w:lsdException w:name="Table 3D effects 3" w:semiHidden="1" w:unhideWhenUsed="1"/>
+    <w:lsdException w:name="Table Contemporary" w:semiHidden="1" w:unhideWhenUsed="1"/>
+    <w:lsdException w:name="Table Elegant" w:semiHidden="1" w:unhideWhenUsed="1"/>
+    <w:lsdException w:name="Table Professional" w:semiHidden="1" w:unhideWhenUsed="1"/>
+    <w:lsdException w:name="Table Subtle 1" w:semiHidden="1" w:unhideWhenUsed="1"/>
+    <w:lsdException w:name="Table Subtle 2" w:semiHidden="1" w:unhideWhenUsed="1"/>
+    <w:lsdException w:name="Table Web 1" w:semiHidden="1" w:unhideWhenUsed="1"/>
+    <w:lsdException w:name="Table Web 2" w:semiHidden="1" w:unhideWhenUsed="1"/>
+    <w:lsdException w:name="Table Web 3" w:semiHidden="1" w:unhideWhenUsed="1"/>
+    <w:lsdException w:name="Balloon Text" w:semiHidden="1" w:unhideWhenUsed="1"/>
+    <w:lsdException w:name="Table Grid" w:uiPriority="39"/>
+    <w:lsdException w:name="Table Theme" w:semiHidden="1" w:unhideWhenUsed="1"/>
+    <w:lsdException w:name="Placeholder Text" w:semiHidden="1"/>
+    <w:lsdException w:name="No Spacing" w:uiPriority="1" w:qFormat="1"/>
+    <w:lsdException w:name="Light Shading" w:uiPriority="60"/>
+    <w:lsdException w:name="Light List" w:uiPriority="61"/>
+    <w:lsdException w:name="Light Grid" w:uiPriority="62"/>
+    <w:lsdException w:name="Medium Shading 1" w:uiPriority="63"/>
+    <w:lsdException w:name="Medium Shading 2" w:uiPriority="64"/>
+    <w:lsdException w:name="Medium List 1" w:uiPriority="65"/>
+    <w:lsdException w:name="Medium List 2" w:uiPriority="66"/>
+    <w:lsdException w:name="Medium Grid 1" w:uiPriority="67"/>
+    <w:lsdException w:name="Medium Grid 2" w:uiPriority="68"/>
+    <w:lsdException w:name="Medium Grid 3" w:uiPriority="69"/>
+    <w:lsdException w:name="Dark List" w:uiPriority="70"/>
+    <w:lsdException w:name="Colorful Shading" w:uiPriority="71"/>
+    <w:lsdException w:name="Colorful List" w:uiPriority="72"/>
+    <w:lsdException w:name="Colorful Grid" w:uiPriority="73"/>
+    <w:lsdException w:name="Light Shading Accent 1" w:uiPriority="60"/>
+    <w:lsdException w:name="Light List Accent 1" w:uiPriority="61"/>
+    <w:lsdException w:name="Light Grid Accent 1" w:uiPriority="62"/>
+    <w:lsdException w:name="Medium Shading 1 Accent 1" w:uiPriority="63"/>
+    <w:lsdException w:name="Medium Shading 2 Accent 1" w:uiPriority="64"/>
+    <w:lsdException w:name="Medium List 1 Accent 1" w:uiPriority="65"/>
+    <w:lsdException w:name="Revision" w:semiHidden="1"/>
+    <w:lsdException w:name="List Paragraph" w:uiPriority="34" w:qFormat="1"/>
+    <w:lsdException w:name="Quote" w:uiPriority="29" w:qFormat="1"/>
+    <w:lsdException w:name="Intense Quote" w:uiPriority="30" w:qFormat="1"/>
+    <w:lsdException w:name="Medium List 2 Accent 1" w:uiPriority="66"/>
+    <w:lsdException w:name="Medium Grid 1 Accent 1" w:uiPriority="67"/>
+    <w:lsdException w:name="Medium Grid 2 Accent 1" w:uiPriority="68"/>
+    <w:lsdException w:name="Medium Grid 3 Accent 1" w:uiPriority="69"/>
+    <w:lsdException w:name="Dark List Accent 1" w:uiPriority="70"/>
+    <w:lsdException w:name="Colorful Shading Accent 1" w:uiPriority="71"/>
+    <w:lsdException w:name="Colorful List Accent 1" w:uiPriority="72"/>
+    <w:lsdException w:name="Colorful Grid Accent 1" w:uiPriority="73"/>
+    <w:lsdException w:name="Light Shading Accent 2" w:uiPriority="60"/>
+    <w:lsdException w:name="Light List Accent 2" w:uiPriority="61"/>
+    <w:lsdException w:name="Light Grid Accent 2" w:uiPriority="62"/>
+    <w:lsdException w:name="Medium Shading 1 Accent 2" w:uiPriority="63"/>
+    <w:lsdException w:name="Medium Shading 2 Accent 2" w:uiPriority="64"/>
+    <w:lsdException w:name="Medium List 1 Accent 2" w:uiPriority="65"/>
+    <w:lsdException w:name="Medium List 2 Accent 2" w:uiPriority="66"/>
+    <w:lsdException w:name="Medium Grid 1 Accent 2" w:uiPriority="67"/>
+    <w:lsdException w:name="Medium Grid 2 Accent 2" w:uiPriority="68"/>
+    <w:lsdException w:name="Medium Grid 3 Accent 2" w:uiPriority="69"/>
+    <w:lsdException w:name="Dark List Accent 2" w:uiPriority="70"/>
+    <w:lsdException w:name="Colorful Shading Accent 2" w:uiPriority="71"/>
+    <w:lsdException w:name="Colorful List Accent 2" w:uiPriority="72"/>
+    <w:lsdException w:name="Colorful Grid Accent 2" w:uiPriority="73"/>
+    <w:lsdException w:name="Light Shading Accent 3" w:uiPriority="60"/>
+    <w:lsdException w:name="Light List Accent 3" w:uiPriority="61"/>
+    <w:lsdException w:name="Light Grid Accent 3" w:uiPriority="62"/>
+    <w:lsdException w:name="Medium Shading 1 Accent 3" w:uiPriority="63"/>
+    <w:lsdException w:name="Medium Shading 2 Accent 3" w:uiPriority="64"/>
+    <w:lsdException w:name="Medium List 1 Accent 3" w:uiPriority="65"/>
+    <w:lsdException w:name="Medium List 2 Accent 3" w:uiPriority="66"/>
+    <w:lsdException w:name="Medium Grid 1 Accent 3" w:uiPriority="67"/>
+    <w:lsdException w:name="Medium Grid 2 Accent 3" w:uiPriority="68"/>
+    <w:lsdException w:name="Medium Grid 3 Accent 3" w:uiPriority="69"/>
+    <w:lsdException w:name="Dark List Accent 3" w:uiPriority="70"/>
+    <w:lsdException w:name="Colorful Shading Accent 3" w:uiPriority="71"/>
+    <w:lsdException w:name="Colorful List Accent 3" w:uiPriority="72"/>
+    <w:lsdException w:name="Colorful Grid Accent 3" w:uiPriority="73"/>
+    <w:lsdException w:name="Light Shading Accent 4" w:uiPriority="60"/>
+    <w:lsdException w:name="Light List Accent 4" w:uiPriority="61"/>
+    <w:lsdException w:name="Light Grid Accent 4" w:uiPriority="62"/>
+    <w:lsdException w:name="Medium Shading 1 Accent 4" w:uiPriority="63"/>
+    <w:lsdException w:name="Medium Shading 2 Accent 4" w:uiPriority="64"/>
+    <w:lsdException w:name="Medium List 1 Accent 4" w:uiPriority="65"/>
+    <w:lsdException w:name="Medium List 2 Accent 4" w:uiPriority="66"/>
+    <w:lsdException w:name="Medium Grid 1 Accent 4" w:uiPriority="67"/>
+    <w:lsdException w:name="Medium Grid 2 Accent 4" w:uiPriority="68"/>
+    <w:lsdException w:name="Medium Grid 3 Accent 4" w:uiPriority="69"/>
+    <w:lsdException w:name="Dark List Accent 4" w:uiPriority="70"/>
+    <w:lsdException w:name="Colorful Shading Accent 4" w:uiPriority="71"/>
+    <w:lsdException w:name="Colorful List Accent 4" w:uiPriority="72"/>
+    <w:lsdException w:name="Colorful Grid Accent 4" w:uiPriority="73"/>
+    <w:lsdException w:name="Light Shading Accent 5" w:uiPriority="60"/>
+    <w:lsdException w:name="Light List Accent 5" w:uiPriority="61"/>
+    <w:lsdException w:name="Light Grid Accent 5" w:uiPriority="62"/>
+    <w:lsdException w:name="Medium Shading 1 Accent 5" w:uiPriority="63"/>
+    <w:lsdException w:name="Medium Shading 2 Accent 5" w:uiPriority="64"/>
+    <w:lsdException w:name="Medium List 1 Accent 5" w:uiPriority="65"/>
+    <w:lsdException w:name="Medium List 2 Accent 5" w:uiPriority="66"/>
+    <w:lsdException w:name="Medium Grid 1 Accent 5" w:uiPriority="67"/>
+    <w:lsdException w:name="Medium Grid 2 Accent 5" w:uiPriority="68"/>
+    <w:lsdException w:name="Medium Grid 3 Accent 5" w:uiPriority="69"/>
+    <w:lsdException w:name="Dark List Accent 5" w:uiPriority="70"/>
+    <w:lsdException w:name="Colorful Shading Accent 5" w:uiPriority="71"/>
+    <w:lsdException w:name="Colorful List Accent 5" w:uiPriority="72"/>
+    <w:lsdException w:name="Colorful Grid Accent 5" w:uiPriority="73"/>
+    <w:lsdException w:name="Light Shading Accent 6" w:uiPriority="60"/>
+    <w:lsdException w:name="Light List Accent 6" w:uiPriority="61"/>
+    <w:lsdException w:name="Light Grid Accent 6" w:uiPriority="62"/>
+    <w:lsdException w:name="Medium Shading 1 Accent 6" w:uiPriority="63"/>
+    <w:lsdException w:name="Medium Shading 2 Accent 6" w:uiPriority="64"/>
+    <w:lsdException w:name="Medium List 1 Accent 6" w:uiPriority="65"/>
+    <w:lsdException w:name="Medium List 2 Accent 6" w:uiPriority="66"/>
+    <w:lsdException w:name="Medium Grid 1 Accent 6" w:uiPriority="67"/>
+    <w:lsdException w:name="Medium Grid 2 Accent 6" w:uiPriority="68"/>
+    <w:lsdException w:name="Medium Grid 3 Accent 6" w:uiPriority="69"/>
+    <w:lsdException w:name="Dark List Accent 6" w:uiPriority="70"/>
+    <w:lsdException w:name="Colorful Shading Accent 6" w:uiPriority="71"/>
+    <w:lsdException w:name="Colorful List Accent 6" w:uiPriority="72"/>
+    <w:lsdException w:name="Colorful Grid Accent 6" w:uiPriority="73"/>
+    <w:lsdException w:name="Subtle Emphasis" w:uiPriority="19" w:qFormat="1"/>
+    <w:lsdException w:name="Intense Emphasis" w:uiPriority="21" w:qFormat="1"/>
+    <w:lsdException w:name="Subtle Reference" w:uiPriority="31" w:qFormat="1"/>
+    <w:lsdException w:name="Intense Reference" w:uiPriority="32" w:qFormat="1"/>
+    <w:lsdException w:name="Book Title" w:uiPriority="33" w:qFormat="1"/>
+    <w:lsdException w:name="Bibliography" w:semiHidden="1" w:uiPriority="37" w:unhideWhenUsed="1"/>
+    <w:lsdException w:name="TOC Heading" w:semiHidden="1" w:uiPriority="39" w:unhideWhenUsed="1" w:qFormat="1"/>
+    <w:lsdException w:name="Plain Table 1" w:uiPriority="41"/>
+    <w:lsdException w:name="Plain Table 2" w:uiPriority="42"/>
+    <w:lsdException w:name="Plain Table 3" w:uiPriority="43"/>
+    <w:lsdException w:name="Plain Table 4" w:uiPriority="44"/>
+    <w:lsdException w:name="Plain Table 5" w:uiPriority="45"/>
+    <w:lsdException w:name="Grid Table Light" w:uiPriority="40"/>
+    <w:lsdException w:name="Grid Table 1 Light" w:uiPriority="46"/>
+    <w:lsdException w:name="Grid Table 2" w:uiPriority="47"/>
+    <w:lsdException w:name="Grid Table 3" w:uiPriority="48"/>
+    <w:lsdException w:name="Grid Table 4" w:uiPriority="49"/>
+    <w:lsdException w:name="Grid Table 5 Dark" w:uiPriority="50"/>
+    <w:lsdException w:name="Grid Table 6 Colorful" w:uiPriority="51"/>
+    <w:lsdException w:name="Grid Table 7 Colorful" w:uiPriority="52"/>
+    <w:lsdException w:name="Grid Table 1 Light Accent 1" w:uiPriority="46"/>
+    <w:lsdException w:name="Grid Table 2 Accent 1" w:uiPriority="47"/>
+    <w:lsdException w:name="Grid Table 3 Accent 1" w:uiPriority="48"/>
+    <w:lsdException w:name="Grid Table 4 Accent 1" w:uiPriority="49"/>
+    <w:lsdException w:name="Grid Table 5 Dark Accent 1" w:uiPriority="50"/>
+    <w:lsdException w:name="Grid Table 6 Colorful Accent 1" w:uiPriority="51"/>
+    <w:lsdException w:name="Grid Table 7 Colorful Accent 1" w:uiPriority="52"/>
+    <w:lsdException w:name="Grid Table 1 Light Accent 2" w:uiPriority="46"/>
+    <w:lsdException w:name="Grid Table 2 Accent 2" w:uiPriority="47"/>
+    <w:lsdException w:name="Grid Table 3 Accent 2" w:uiPriority="48"/>
+    <w:lsdException w:name="Grid Table 4 Accent 2" w:uiPriority="49"/>
+    <w:lsdException w:name="Grid Table 5 Dark Accent 2" w:uiPriority="50"/>
+    <w:lsdException w:name="Grid Table 6 Colorful Accent 2" w:uiPriority="51"/>
+    <w:lsdException w:name="Grid Table 7 Colorful Accent 2" w:uiPriority="52"/>
+    <w:lsdException w:name="Grid Table 1 Light Accent 3" w:uiPriority="46"/>
+    <w:lsdException w:name="Grid Table 2 Accent 3" w:uiPriority="47"/>
+    <w:lsdException w:name="Grid Table 3 Accent 3" w:uiPriority="48"/>
+    <w:lsdException w:name="Grid Table 4 Accent 3" w:uiPriority="49"/>
+    <w:lsdException w:name="Grid Table 5 Dark Accent 3" w:uiPriority="50"/>
+    <w:lsdException w:name="Grid Table 6 Colorful Accent 3" w:uiPriority="51"/>
+    <w:lsdException w:name="Grid Table 7 Colorful Accent 3" w:uiPriority="52"/>
+    <w:lsdException w:name="Grid Table 1 Light Accent 4" w:uiPriority="46"/>
+    <w:lsdException w:name="Grid Table 2 Accent 4" w:uiPriority="47"/>
+    <w:lsdException w:name="Grid Table 3 Accent 4" w:uiPriority="48"/>
+    <w:lsdException w:name="Grid Table 4 Accent 4" w:uiPriority="49"/>
+    <w:lsdException w:name="Grid Table 5 Dark Accent 4" w:uiPriority="50"/>
+    <w:lsdException w:name="Grid Table 6 Colorful Accent 4" w:uiPriority="51"/>
+    <w:lsdException w:name="Grid Table 7 Colorful Accent 4" w:uiPriority="52"/>
+    <w:lsdException w:name="Grid Table 1 Light Accent 5" w:uiPriority="46"/>
+    <w:lsdException w:name="Grid Table 2 Accent 5" w:uiPriority="47"/>
+    <w:lsdException w:name="Grid Table 3 Accent 5" w:uiPriority="48"/>
+    <w:lsdException w:name="Grid Table 4 Accent 5" w:uiPriority="49"/>
+    <w:lsdException w:name="Grid Table 5 Dark Accent 5" w:uiPriority="50"/>
+    <w:lsdException w:name="Grid Table 6 Colorful Accent 5" w:uiPriority="51"/>
+    <w:lsdException w:name="Grid Table 7 Colorful Accent 5" w:uiPriority="52"/>
+    <w:lsdException w:name="Grid Table 1 Light Accent 6" w:uiPriority="46"/>
+    <w:lsdException w:name="Grid Table 2 Accent 6" w:uiPriority="47"/>
+    <w:lsdException w:name="Grid Table 3 Accent 6" w:uiPriority="48"/>
+    <w:lsdException w:name="Grid Table 4 Accent 6" w:uiPriority="49"/>
+    <w:lsdException w:name="Grid Table 5 Dark Accent 6" w:uiPriority="50"/>
+    <w:lsdException w:name="Grid Table 6 Colorful Accent 6" w:uiPriority="51"/>
+    <w:lsdException w:name="Grid Table 7 Colorful Accent 6" w:uiPriority="52"/>
+    <w:lsdException w:name="List Table 1 Light" w:uiPriority="46"/>
+    <w:lsdException w:name="List Table 2" w:uiPriority="47"/>
+    <w:lsdException w:name="List Table 3" w:uiPriority="48"/>
+    <w:lsdException w:name="List Table 4" w:uiPriority="49"/>
+    <w:lsdException w:name="List Table 5 Dark" w:uiPriority="50"/>
+    <w:lsdException w:name="List Table 6 Colorful" w:uiPriority="51"/>
+    <w:lsdException w:name="List Table 7 Colorful" w:uiPriority="52"/>
+    <w:lsdException w:name="List Table 1 Light Accent 1" w:uiPriority="46"/>
+    <w:lsdException w:name="List Table 2 Accent 1" w:uiPriority="47"/>
+    <w:lsdException w:name="List Table 3 Accent 1" w:uiPriority="48"/>
+    <w:lsdException w:name="List Table 4 Accent 1" w:uiPriority="49"/>
+    <w:lsdException w:name="List Table 5 Dark Accent 1" w:uiPriority="50"/>
+    <w:lsdException w:name="List Table 6 Colorful Accent 1" w:uiPriority="51"/>
+    <w:lsdException w:name="List Table 7 Colorful Accent 1" w:uiPriority="52"/>
+    <w:lsdException w:name="List Table 1 Light Accent 2" w:uiPriority="46"/>
+    <w:lsdException w:name="List Table 2 Accent 2" w:uiPriority="47"/>
+    <w:lsdException w:name="List Table 3 Accent 2" w:uiPriority="48"/>
+    <w:lsdException w:name="List Table 4 Accent 2" w:uiPriority="49"/>
+    <w:lsdException w:name="List Table 5 Dark Accent 2" w:uiPriority="50"/>
+    <w:lsdException w:name="List Table 6 Colorful Accent 2" w:uiPriority="51"/>
+    <w:lsdException w:name="List Table 7 Colorful Accent 2" w:uiPriority="52"/>
+    <w:lsdException w:name="List Table 1 Light Accent 3" w:uiPriority="46"/>
+    <w:lsdException w:name="List Table 2 Accent 3" w:uiPriority="47"/>
+    <w:lsdException w:name="List Table 3 Accent 3" w:uiPriority="48"/>
+    <w:lsdException w:name="List Table 4 Accent 3" w:uiPriority="49"/>
+    <w:lsdException w:name="List Table 5 Dark Accent 3" w:uiPriority="50"/>
+    <w:lsdException w:name="List Table 6 Colorful Accent 3" w:uiPriority="51"/>
+    <w:lsdException w:name="List Table 7 Colorful Accent 3" w:uiPriority="52"/>
+    <w:lsdException w:name="List Table 1 Light Accent 4" w:uiPriority="46"/>
+    <w:lsdException w:name="List Table 2 Accent 4" w:uiPriority="47"/>
+    <w:lsdException w:name="List Table 3 Accent 4" w:uiPriority="48"/>
+    <w:lsdException w:name="List Table 4 Accent 4" w:uiPriority="49"/>
+    <w:lsdException w:name="List Table 5 Dark Accent 4" w:uiPriority="50"/>
+    <w:lsdException w:name="List Table 6 Colorful Accent 4" w:uiPriority="51"/>
+    <w:lsdException w:name="List Table 7 Colorful Accent 4" w:uiPriority="52"/>
+    <w:lsdException w:name="List Table 1 Light Accent 5" w:uiPriority="46"/>
+    <w:lsdException w:name="List Table 2 Accent 5" w:uiPriority="47"/>
+    <w:lsdException w:name="List Table 3 Accent 5" w:uiPriority="48"/>
+    <w:lsdException w:name="List Table 4 Accent 5" w:uiPriority="49"/>
+    <w:lsdException w:name="List Table 5 Dark Accent 5" w:uiPriority="50"/>
+    <w:lsdException w:name="List Table 6 Colorful Accent 5" w:uiPriority="51"/>
+    <w:lsdException w:name="List Table 7 Colorful Accent 5" w:uiPriority="52"/>
+    <w:lsdException w:name="List Table 1 Light Accent 6" w:uiPriority="46"/>
+    <w:lsdException w:name="List Table 2 Accent 6" w:uiPriority="47"/>
+    <w:lsdException w:name="List Table 3 Accent 6" w:uiPriority="48"/>
+    <w:lsdException w:name="List Table 4 Accent 6" w:uiPriority="49"/>
+    <w:lsdException w:name="List Table 5 Dark Accent 6" w:uiPriority="50"/>
+    <w:lsdException w:name="List Table 6 Colorful Accent 6" w:uiPriority="51"/>
+    <w:lsdException w:name="List Table 7 Colorful Accent 6" w:uiPriority="52"/>
+    <w:lsdException w:name="Mention" w:semiHidden="1" w:unhideWhenUsed="1"/>
+    <w:lsdException w:name="Smart Hyperlink" w:semiHidden="1" w:unhideWhenUsed="1"/>
+    <w:lsdException w:name="Hashtag" w:semiHidden="1" w:unhideWhenUsed="1"/>
+    <w:lsdException w:name="Unresolved Mention" w:semiHidden="1" w:unhideWhenUsed="1"/>
+    <w:lsdException w:name="Smart Link" w:semiHidden="1" w:unhideWhenUsed="1"/>
+  </w:latentStyles>
+  <w:style w:type="paragraph" w:default="1" w:styleId="Normal">
+    <w:name w:val="Normal"/>
+    <w:qFormat/>
   </w:style>
   <w:style w:type="paragraph" w:styleId="Heading1">
     <w:name w:val="heading 1"/>
     <w:basedOn w:val="Normal"/>
     <w:next w:val="Normal"/>
+    <w:link w:val="Heading1Char"/>
     <w:uiPriority w:val="9"/>
     <w:qFormat/>
+    <w:rsid w:val="00F006B2"/>
     <w:pPr>
       <w:keepNext/>
       <w:keepLines/>
-      <w:spacing w:before="480"/>
+      <w:spacing w:before="360" w:after="80"/>
       <w:outlineLvl w:val="0"/>
     </w:pPr>
     <w:rPr>
-      <w:b/>
-      <w:sz w:val="48"/>
-      <w:szCs w:val="48"/>
+      <w:rFonts w:asciiTheme="majorHAnsi" w:eastAsiaTheme="majorEastAsia" w:hAnsiTheme="majorHAnsi" w:cstheme="majorBidi"/>
+      <w:color w:val="2F5496" w:themeColor="accent1" w:themeShade="BF"/>
+      <w:sz w:val="40"/>
+      <w:szCs w:val="40"/>
     </w:rPr>
   </w:style>
   <w:style w:type="paragraph" w:styleId="Heading2">
     <w:name w:val="heading 2"/>
     <w:basedOn w:val="Normal"/>
     <w:next w:val="Normal"/>
+    <w:link w:val="Heading2Char"/>
     <w:uiPriority w:val="9"/>
+    <w:semiHidden/>
     <w:unhideWhenUsed/>
     <w:qFormat/>
+    <w:rsid w:val="00F006B2"/>
     <w:pPr>
       <w:keepNext/>
       <w:keepLines/>
-      <w:spacing w:before="360" w:after="80"/>
+      <w:spacing w:before="160" w:after="80"/>
       <w:outlineLvl w:val="1"/>
     </w:pPr>
     <w:rPr>
-      <w:b/>
-      <w:sz w:val="36"/>
-      <w:szCs w:val="36"/>
+      <w:rFonts w:asciiTheme="majorHAnsi" w:eastAsiaTheme="majorEastAsia" w:hAnsiTheme="majorHAnsi" w:cstheme="majorBidi"/>
+      <w:color w:val="2F5496" w:themeColor="accent1" w:themeShade="BF"/>
+      <w:sz w:val="32"/>
+      <w:szCs w:val="32"/>
     </w:rPr>
   </w:style>
   <w:style w:type="paragraph" w:styleId="Heading3">
     <w:name w:val="heading 3"/>
     <w:basedOn w:val="Normal"/>
     <w:next w:val="Normal"/>
+    <w:link w:val="Heading3Char"/>
     <w:uiPriority w:val="9"/>
     <w:semiHidden/>
     <w:unhideWhenUsed/>
     <w:qFormat/>
+    <w:rsid w:val="00F006B2"/>
     <w:pPr>
       <w:keepNext/>
       <w:keepLines/>
-      <w:spacing w:before="280" w:after="80"/>
+      <w:spacing w:before="160" w:after="80"/>
       <w:outlineLvl w:val="2"/>
     </w:pPr>
     <w:rPr>
-      <w:b/>
+      <w:rFonts w:eastAsiaTheme="majorEastAsia" w:cstheme="majorBidi"/>
+      <w:color w:val="2F5496" w:themeColor="accent1" w:themeShade="BF"/>
       <w:sz w:val="28"/>
       <w:szCs w:val="28"/>
     </w:rPr>
@@ -444,59 +2170,459 @@
     <w:name w:val="heading 4"/>
     <w:basedOn w:val="Normal"/>
     <w:next w:val="Normal"/>
+    <w:link w:val="Heading4Char"/>
     <w:uiPriority w:val="9"/>
     <w:semiHidden/>
     <w:unhideWhenUsed/>
     <w:qFormat/>
+    <w:rsid w:val="00F006B2"/>
     <w:pPr>
       <w:keepNext/>
       <w:keepLines/>
-      <w:spacing w:before="240" w:after="40"/>
+      <w:spacing w:before="80" w:after="40"/>
       <w:outlineLvl w:val="3"/>
     </w:pPr>
     <w:rPr>
-      <w:b/>
-      <w:sz w:val="24"/>
-      <w:szCs w:val="24"/>
+      <w:rFonts w:eastAsiaTheme="majorEastAsia" w:cstheme="majorBidi"/>
+      <w:i/>
+      <w:iCs/>
+      <w:color w:val="2F5496" w:themeColor="accent1" w:themeShade="BF"/>
     </w:rPr>
   </w:style>
   <w:style w:type="paragraph" w:styleId="Heading5">
     <w:name w:val="heading 5"/>
     <w:basedOn w:val="Normal"/>
     <w:next w:val="Normal"/>
+    <w:link w:val="Heading5Char"/>
     <w:uiPriority w:val="9"/>
     <w:semiHidden/>
     <w:unhideWhenUsed/>
     <w:qFormat/>
+    <w:rsid w:val="00F006B2"/>
     <w:pPr>
       <w:keepNext/>
       <w:keepLines/>
-      <w:spacing w:before="220" w:after="40"/>
+      <w:spacing w:before="80" w:after="40"/>
       <w:outlineLvl w:val="4"/>
     </w:pPr>
     <w:rPr>
-      <w:b/>
+      <w:rFonts w:eastAsiaTheme="majorEastAsia" w:cstheme="majorBidi"/>
+      <w:color w:val="2F5496" w:themeColor="accent1" w:themeShade="BF"/>
     </w:rPr>
   </w:style>
   <w:style w:type="paragraph" w:styleId="Heading6">
     <w:name w:val="heading 6"/>
     <w:basedOn w:val="Normal"/>
     <w:next w:val="Normal"/>
+    <w:link w:val="Heading6Char"/>
     <w:uiPriority w:val="9"/>
     <w:semiHidden/>
     <w:unhideWhenUsed/>
     <w:qFormat/>
+    <w:rsid w:val="00F006B2"/>
     <w:pPr>
       <w:keepNext/>
       <w:keepLines/>
-      <w:spacing w:before="200" w:after="40"/>
+      <w:spacing w:before="40" w:after="0"/>
       <w:outlineLvl w:val="5"/>
     </w:pPr>
     <w:rPr>
+      <w:rFonts w:eastAsiaTheme="majorEastAsia" w:cstheme="majorBidi"/>
+      <w:i/>
+      <w:iCs/>
+      <w:color w:val="595959" w:themeColor="text1" w:themeTint="A6"/>
+    </w:rPr>
+  </w:style>
+  <w:style w:type="paragraph" w:styleId="Heading7">
+    <w:name w:val="heading 7"/>
+    <w:basedOn w:val="Normal"/>
+    <w:next w:val="Normal"/>
+    <w:link w:val="Heading7Char"/>
+    <w:uiPriority w:val="9"/>
+    <w:semiHidden/>
+    <w:unhideWhenUsed/>
+    <w:qFormat/>
+    <w:rsid w:val="00F006B2"/>
+    <w:pPr>
+      <w:keepNext/>
+      <w:keepLines/>
+      <w:spacing w:before="40" w:after="0"/>
+      <w:outlineLvl w:val="6"/>
+    </w:pPr>
+    <w:rPr>
+      <w:rFonts w:eastAsiaTheme="majorEastAsia" w:cstheme="majorBidi"/>
+      <w:color w:val="595959" w:themeColor="text1" w:themeTint="A6"/>
+    </w:rPr>
+  </w:style>
+  <w:style w:type="paragraph" w:styleId="Heading8">
+    <w:name w:val="heading 8"/>
+    <w:basedOn w:val="Normal"/>
+    <w:next w:val="Normal"/>
+    <w:link w:val="Heading8Char"/>
+    <w:uiPriority w:val="9"/>
+    <w:semiHidden/>
+    <w:unhideWhenUsed/>
+    <w:qFormat/>
+    <w:rsid w:val="00F006B2"/>
+    <w:pPr>
+      <w:keepNext/>
+      <w:keepLines/>
+      <w:spacing w:after="0"/>
+      <w:outlineLvl w:val="7"/>
+    </w:pPr>
+    <w:rPr>
+      <w:rFonts w:eastAsiaTheme="majorEastAsia" w:cstheme="majorBidi"/>
+      <w:i/>
+      <w:iCs/>
+      <w:color w:val="272727" w:themeColor="text1" w:themeTint="D8"/>
+    </w:rPr>
+  </w:style>
+  <w:style w:type="paragraph" w:styleId="Heading9">
+    <w:name w:val="heading 9"/>
+    <w:basedOn w:val="Normal"/>
+    <w:next w:val="Normal"/>
+    <w:link w:val="Heading9Char"/>
+    <w:uiPriority w:val="9"/>
+    <w:semiHidden/>
+    <w:unhideWhenUsed/>
+    <w:qFormat/>
+    <w:rsid w:val="00F006B2"/>
+    <w:pPr>
+      <w:keepNext/>
+      <w:keepLines/>
+      <w:spacing w:after="0"/>
+      <w:outlineLvl w:val="8"/>
+    </w:pPr>
+    <w:rPr>
+      <w:rFonts w:eastAsiaTheme="majorEastAsia" w:cstheme="majorBidi"/>
+      <w:color w:val="272727" w:themeColor="text1" w:themeTint="D8"/>
+    </w:rPr>
+  </w:style>
+  <w:style w:type="character" w:default="1" w:styleId="DefaultParagraphFont">
+    <w:name w:val="Default Paragraph Font"/>
+    <w:uiPriority w:val="1"/>
+    <w:semiHidden/>
+    <w:unhideWhenUsed/>
+  </w:style>
+  <w:style w:type="table" w:default="1" w:styleId="TableNormal">
+    <w:name w:val="Normal Table"/>
+    <w:uiPriority w:val="99"/>
+    <w:semiHidden/>
+    <w:unhideWhenUsed/>
+    <w:tblPr>
+      <w:tblInd w:w="0" w:type="dxa"/>
+      <w:tblCellMar>
+        <w:top w:w="0" w:type="dxa"/>
+        <w:left w:w="108" w:type="dxa"/>
+        <w:bottom w:w="0" w:type="dxa"/>
+        <w:right w:w="108" w:type="dxa"/>
+      </w:tblCellMar>
+    </w:tblPr>
+  </w:style>
+  <w:style w:type="numbering" w:default="1" w:styleId="NoList">
+    <w:name w:val="No List"/>
+    <w:uiPriority w:val="99"/>
+    <w:semiHidden/>
+    <w:unhideWhenUsed/>
+  </w:style>
+  <w:style w:type="character" w:customStyle="1" w:styleId="Heading1Char">
+    <w:name w:val="Heading 1 Char"/>
+    <w:basedOn w:val="DefaultParagraphFont"/>
+    <w:link w:val="Heading1"/>
+    <w:uiPriority w:val="9"/>
+    <w:rsid w:val="00F006B2"/>
+    <w:rPr>
+      <w:rFonts w:asciiTheme="majorHAnsi" w:eastAsiaTheme="majorEastAsia" w:hAnsiTheme="majorHAnsi" w:cstheme="majorBidi"/>
+      <w:color w:val="2F5496" w:themeColor="accent1" w:themeShade="BF"/>
+      <w:sz w:val="40"/>
+      <w:szCs w:val="40"/>
+    </w:rPr>
+  </w:style>
+  <w:style w:type="character" w:customStyle="1" w:styleId="Heading2Char">
+    <w:name w:val="Heading 2 Char"/>
+    <w:basedOn w:val="DefaultParagraphFont"/>
+    <w:link w:val="Heading2"/>
+    <w:uiPriority w:val="9"/>
+    <w:semiHidden/>
+    <w:rsid w:val="00F006B2"/>
+    <w:rPr>
+      <w:rFonts w:asciiTheme="majorHAnsi" w:eastAsiaTheme="majorEastAsia" w:hAnsiTheme="majorHAnsi" w:cstheme="majorBidi"/>
+      <w:color w:val="2F5496" w:themeColor="accent1" w:themeShade="BF"/>
+      <w:sz w:val="32"/>
+      <w:szCs w:val="32"/>
+    </w:rPr>
+  </w:style>
+  <w:style w:type="character" w:customStyle="1" w:styleId="Heading3Char">
+    <w:name w:val="Heading 3 Char"/>
+    <w:basedOn w:val="DefaultParagraphFont"/>
+    <w:link w:val="Heading3"/>
+    <w:uiPriority w:val="9"/>
+    <w:semiHidden/>
+    <w:rsid w:val="00F006B2"/>
+    <w:rPr>
+      <w:rFonts w:eastAsiaTheme="majorEastAsia" w:cstheme="majorBidi"/>
+      <w:color w:val="2F5496" w:themeColor="accent1" w:themeShade="BF"/>
+      <w:sz w:val="28"/>
+      <w:szCs w:val="28"/>
+    </w:rPr>
+  </w:style>
+  <w:style w:type="character" w:customStyle="1" w:styleId="Heading4Char">
+    <w:name w:val="Heading 4 Char"/>
+    <w:basedOn w:val="DefaultParagraphFont"/>
+    <w:link w:val="Heading4"/>
+    <w:uiPriority w:val="9"/>
+    <w:semiHidden/>
+    <w:rsid w:val="00F006B2"/>
+    <w:rPr>
+      <w:rFonts w:eastAsiaTheme="majorEastAsia" w:cstheme="majorBidi"/>
+      <w:i/>
+      <w:iCs/>
+      <w:color w:val="2F5496" w:themeColor="accent1" w:themeShade="BF"/>
+    </w:rPr>
+  </w:style>
+  <w:style w:type="character" w:customStyle="1" w:styleId="Heading5Char">
+    <w:name w:val="Heading 5 Char"/>
+    <w:basedOn w:val="DefaultParagraphFont"/>
+    <w:link w:val="Heading5"/>
+    <w:uiPriority w:val="9"/>
+    <w:semiHidden/>
+    <w:rsid w:val="00F006B2"/>
+    <w:rPr>
+      <w:rFonts w:eastAsiaTheme="majorEastAsia" w:cstheme="majorBidi"/>
+      <w:color w:val="2F5496" w:themeColor="accent1" w:themeShade="BF"/>
+    </w:rPr>
+  </w:style>
+  <w:style w:type="character" w:customStyle="1" w:styleId="Heading6Char">
+    <w:name w:val="Heading 6 Char"/>
+    <w:basedOn w:val="DefaultParagraphFont"/>
+    <w:link w:val="Heading6"/>
+    <w:uiPriority w:val="9"/>
+    <w:semiHidden/>
+    <w:rsid w:val="00F006B2"/>
+    <w:rPr>
+      <w:rFonts w:eastAsiaTheme="majorEastAsia" w:cstheme="majorBidi"/>
+      <w:i/>
+      <w:iCs/>
+      <w:color w:val="595959" w:themeColor="text1" w:themeTint="A6"/>
+    </w:rPr>
+  </w:style>
+  <w:style w:type="character" w:customStyle="1" w:styleId="Heading7Char">
+    <w:name w:val="Heading 7 Char"/>
+    <w:basedOn w:val="DefaultParagraphFont"/>
+    <w:link w:val="Heading7"/>
+    <w:uiPriority w:val="9"/>
+    <w:semiHidden/>
+    <w:rsid w:val="00F006B2"/>
+    <w:rPr>
+      <w:rFonts w:eastAsiaTheme="majorEastAsia" w:cstheme="majorBidi"/>
+      <w:color w:val="595959" w:themeColor="text1" w:themeTint="A6"/>
+    </w:rPr>
+  </w:style>
+  <w:style w:type="character" w:customStyle="1" w:styleId="Heading8Char">
+    <w:name w:val="Heading 8 Char"/>
+    <w:basedOn w:val="DefaultParagraphFont"/>
+    <w:link w:val="Heading8"/>
+    <w:uiPriority w:val="9"/>
+    <w:semiHidden/>
+    <w:rsid w:val="00F006B2"/>
+    <w:rPr>
+      <w:rFonts w:eastAsiaTheme="majorEastAsia" w:cstheme="majorBidi"/>
+      <w:i/>
+      <w:iCs/>
+      <w:color w:val="272727" w:themeColor="text1" w:themeTint="D8"/>
+    </w:rPr>
+  </w:style>
+  <w:style w:type="character" w:customStyle="1" w:styleId="Heading9Char">
+    <w:name w:val="Heading 9 Char"/>
+    <w:basedOn w:val="DefaultParagraphFont"/>
+    <w:link w:val="Heading9"/>
+    <w:uiPriority w:val="9"/>
+    <w:semiHidden/>
+    <w:rsid w:val="00F006B2"/>
+    <w:rPr>
+      <w:rFonts w:eastAsiaTheme="majorEastAsia" w:cstheme="majorBidi"/>
+      <w:color w:val="272727" w:themeColor="text1" w:themeTint="D8"/>
+    </w:rPr>
+  </w:style>
+  <w:style w:type="paragraph" w:styleId="Title">
+    <w:name w:val="Title"/>
+    <w:basedOn w:val="Normal"/>
+    <w:next w:val="Normal"/>
+    <w:link w:val="TitleChar"/>
+    <w:uiPriority w:val="10"/>
+    <w:qFormat/>
+    <w:rsid w:val="00F006B2"/>
+    <w:pPr>
+      <w:spacing w:after="80" w:line="240" w:lineRule="auto"/>
+      <w:contextualSpacing/>
+    </w:pPr>
+    <w:rPr>
+      <w:rFonts w:asciiTheme="majorHAnsi" w:eastAsiaTheme="majorEastAsia" w:hAnsiTheme="majorHAnsi" w:cstheme="majorBidi"/>
+      <w:spacing w:val="-10"/>
+      <w:kern w:val="28"/>
+      <w:sz w:val="56"/>
+      <w:szCs w:val="56"/>
+    </w:rPr>
+  </w:style>
+  <w:style w:type="character" w:customStyle="1" w:styleId="TitleChar">
+    <w:name w:val="Title Char"/>
+    <w:basedOn w:val="DefaultParagraphFont"/>
+    <w:link w:val="Title"/>
+    <w:uiPriority w:val="10"/>
+    <w:rsid w:val="00F006B2"/>
+    <w:rPr>
+      <w:rFonts w:asciiTheme="majorHAnsi" w:eastAsiaTheme="majorEastAsia" w:hAnsiTheme="majorHAnsi" w:cstheme="majorBidi"/>
+      <w:spacing w:val="-10"/>
+      <w:kern w:val="28"/>
+      <w:sz w:val="56"/>
+      <w:szCs w:val="56"/>
+    </w:rPr>
+  </w:style>
+  <w:style w:type="paragraph" w:styleId="Subtitle">
+    <w:name w:val="Subtitle"/>
+    <w:basedOn w:val="Normal"/>
+    <w:next w:val="Normal"/>
+    <w:link w:val="SubtitleChar"/>
+    <w:uiPriority w:val="11"/>
+    <w:qFormat/>
+    <w:rsid w:val="00F006B2"/>
+    <w:pPr>
+      <w:numPr>
+        <w:ilvl w:val="1"/>
+      </w:numPr>
+    </w:pPr>
+    <w:rPr>
+      <w:rFonts w:eastAsiaTheme="majorEastAsia" w:cstheme="majorBidi"/>
+      <w:color w:val="595959" w:themeColor="text1" w:themeTint="A6"/>
+      <w:spacing w:val="15"/>
+      <w:sz w:val="28"/>
+      <w:szCs w:val="28"/>
+    </w:rPr>
+  </w:style>
+  <w:style w:type="character" w:customStyle="1" w:styleId="SubtitleChar">
+    <w:name w:val="Subtitle Char"/>
+    <w:basedOn w:val="DefaultParagraphFont"/>
+    <w:link w:val="Subtitle"/>
+    <w:uiPriority w:val="11"/>
+    <w:rsid w:val="00F006B2"/>
+    <w:rPr>
+      <w:rFonts w:eastAsiaTheme="majorEastAsia" w:cstheme="majorBidi"/>
+      <w:color w:val="595959" w:themeColor="text1" w:themeTint="A6"/>
+      <w:spacing w:val="15"/>
+      <w:sz w:val="28"/>
+      <w:szCs w:val="28"/>
+    </w:rPr>
+  </w:style>
+  <w:style w:type="paragraph" w:styleId="Quote">
+    <w:name w:val="Quote"/>
+    <w:basedOn w:val="Normal"/>
+    <w:next w:val="Normal"/>
+    <w:link w:val="QuoteChar"/>
+    <w:uiPriority w:val="29"/>
+    <w:qFormat/>
+    <w:rsid w:val="00F006B2"/>
+    <w:pPr>
+      <w:spacing w:before="160"/>
+      <w:jc w:val="center"/>
+    </w:pPr>
+    <w:rPr>
+      <w:i/>
+      <w:iCs/>
+      <w:color w:val="404040" w:themeColor="text1" w:themeTint="BF"/>
+    </w:rPr>
+  </w:style>
+  <w:style w:type="character" w:customStyle="1" w:styleId="QuoteChar">
+    <w:name w:val="Quote Char"/>
+    <w:basedOn w:val="DefaultParagraphFont"/>
+    <w:link w:val="Quote"/>
+    <w:uiPriority w:val="29"/>
+    <w:rsid w:val="00F006B2"/>
+    <w:rPr>
+      <w:i/>
+      <w:iCs/>
+      <w:color w:val="404040" w:themeColor="text1" w:themeTint="BF"/>
+    </w:rPr>
+  </w:style>
+  <w:style w:type="paragraph" w:styleId="ListParagraph">
+    <w:name w:val="List Paragraph"/>
+    <w:basedOn w:val="Normal"/>
+    <w:uiPriority w:val="34"/>
+    <w:qFormat/>
+    <w:rsid w:val="00F006B2"/>
+    <w:pPr>
+      <w:ind w:left="720"/>
+      <w:contextualSpacing/>
+    </w:pPr>
+  </w:style>
+  <w:style w:type="character" w:styleId="IntenseEmphasis">
+    <w:name w:val="Intense Emphasis"/>
+    <w:basedOn w:val="DefaultParagraphFont"/>
+    <w:uiPriority w:val="21"/>
+    <w:qFormat/>
+    <w:rsid w:val="00F006B2"/>
+    <w:rPr>
+      <w:i/>
+      <w:iCs/>
+      <w:color w:val="2F5496" w:themeColor="accent1" w:themeShade="BF"/>
+    </w:rPr>
+  </w:style>
+  <w:style w:type="paragraph" w:styleId="IntenseQuote">
+    <w:name w:val="Intense Quote"/>
+    <w:basedOn w:val="Normal"/>
+    <w:next w:val="Normal"/>
+    <w:link w:val="IntenseQuoteChar"/>
+    <w:uiPriority w:val="30"/>
+    <w:qFormat/>
+    <w:rsid w:val="00F006B2"/>
+    <w:pPr>
+      <w:pBdr>
+        <w:top w:val="single" w:sz="4" w:space="10" w:color="2F5496" w:themeColor="accent1" w:themeShade="BF"/>
+        <w:bottom w:val="single" w:sz="4" w:space="10" w:color="2F5496" w:themeColor="accent1" w:themeShade="BF"/>
+      </w:pBdr>
+      <w:spacing w:before="360" w:after="360"/>
+      <w:ind w:left="864" w:right="864"/>
+      <w:jc w:val="center"/>
+    </w:pPr>
+    <w:rPr>
+      <w:i/>
+      <w:iCs/>
+      <w:color w:val="2F5496" w:themeColor="accent1" w:themeShade="BF"/>
+    </w:rPr>
+  </w:style>
+  <w:style w:type="character" w:customStyle="1" w:styleId="IntenseQuoteChar">
+    <w:name w:val="Intense Quote Char"/>
+    <w:basedOn w:val="DefaultParagraphFont"/>
+    <w:link w:val="IntenseQuote"/>
+    <w:uiPriority w:val="30"/>
+    <w:rsid w:val="00F006B2"/>
+    <w:rPr>
+      <w:i/>
+      <w:iCs/>
+      <w:color w:val="2F5496" w:themeColor="accent1" w:themeShade="BF"/>
+    </w:rPr>
+  </w:style>
+  <w:style w:type="character" w:styleId="IntenseReference">
+    <w:name w:val="Intense Reference"/>
+    <w:basedOn w:val="DefaultParagraphFont"/>
+    <w:uiPriority w:val="32"/>
+    <w:qFormat/>
+    <w:rsid w:val="00F006B2"/>
+    <w:rPr>
       <w:b/>
-      <w:sz w:val="20"/>
-      <w:szCs w:val="20"/>
+      <w:bCs/>
+      <w:smallCaps/>
+      <w:color w:val="2F5496" w:themeColor="accent1" w:themeShade="BF"/>
+      <w:spacing w:val="5"/>
     </w:rPr>
+  </w:style>
+  <w:style w:type="paragraph" w:styleId="NoSpacing">
+    <w:name w:val="No Spacing"/>
+    <w:uiPriority w:val="1"/>
+    <w:qFormat/>
+    <w:rsid w:val="000F4C8B"/>
+    <w:pPr>
+      <w:spacing w:after="0" w:line="240" w:lineRule="auto"/>
+    </w:pPr>
   </w:style>
 </w:styles>
 </file>
@@ -544,14 +2670,108 @@
     </a:clrScheme>
     <a:fontScheme name="Office">
       <a:majorFont>
-        <a:latin typeface="Aptos"/>
-        <a:ea typeface="Aptos"/>
+        <a:latin typeface="Calibri Light" panose="020F0302020204030204"/>
+        <a:ea typeface=""/>
         <a:cs typeface=""/>
+        <a:font script="Jpan" typeface="游ゴシック Light"/>
+        <a:font script="Hang" typeface="맑은 고딕"/>
+        <a:font script="Hans" typeface="等线 Light"/>
+        <a:font script="Hant" typeface="新細明體"/>
+        <a:font script="Arab" typeface="Times New Roman"/>
+        <a:font script="Hebr" typeface="Times New Roman"/>
+        <a:font script="Thai" typeface="Angsana New"/>
+        <a:font script="Ethi" typeface="Nyala"/>
+        <a:font script="Beng" typeface="Vrinda"/>
+        <a:font script="Gujr" typeface="Shruti"/>
+        <a:font script="Khmr" typeface="MoolBoran"/>
+        <a:font script="Knda" typeface="Tunga"/>
+        <a:font script="Guru" typeface="Raavi"/>
+        <a:font script="Cans" typeface="Euphemia"/>
+        <a:font script="Cher" typeface="Plantagenet Cherokee"/>
+        <a:font script="Yiii" typeface="Microsoft Yi Baiti"/>
+        <a:font script="Tibt" typeface="Microsoft Himalaya"/>
+        <a:font script="Thaa" typeface="MV Boli"/>
+        <a:font script="Deva" typeface="Mangal"/>
+        <a:font script="Telu" typeface="Gautami"/>
+        <a:font script="Taml" typeface="Latha"/>
+        <a:font script="Syrc" typeface="Estrangelo Edessa"/>
+        <a:font script="Orya" typeface="Kalinga"/>
+        <a:font script="Mlym" typeface="Kartika"/>
+        <a:font script="Laoo" typeface="DokChampa"/>
+        <a:font script="Sinh" typeface="Iskoola Pota"/>
+        <a:font script="Mong" typeface="Mongolian Baiti"/>
+        <a:font script="Viet" typeface="Times New Roman"/>
+        <a:font script="Uigh" typeface="Microsoft Uighur"/>
+        <a:font script="Geor" typeface="Sylfaen"/>
+        <a:font script="Armn" typeface="Arial"/>
+        <a:font script="Bugi" typeface="Leelawadee UI"/>
+        <a:font script="Bopo" typeface="Microsoft JhengHei"/>
+        <a:font script="Java" typeface="Javanese Text"/>
+        <a:font script="Lisu" typeface="Segoe UI"/>
+        <a:font script="Mymr" typeface="Myanmar Text"/>
+        <a:font script="Nkoo" typeface="Ebrima"/>
+        <a:font script="Olck" typeface="Nirmala UI"/>
+        <a:font script="Osma" typeface="Ebrima"/>
+        <a:font script="Phag" typeface="Phagspa"/>
+        <a:font script="Syrn" typeface="Estrangelo Edessa"/>
+        <a:font script="Syrj" typeface="Estrangelo Edessa"/>
+        <a:font script="Syre" typeface="Estrangelo Edessa"/>
+        <a:font script="Sora" typeface="Nirmala UI"/>
+        <a:font script="Tale" typeface="Microsoft Tai Le"/>
+        <a:font script="Talu" typeface="Microsoft New Tai Lue"/>
+        <a:font script="Tfng" typeface="Ebrima"/>
       </a:majorFont>
       <a:minorFont>
-        <a:latin typeface="Aptos"/>
-        <a:ea typeface="Aptos"/>
+        <a:latin typeface="Calibri" panose="020F0502020204030204"/>
+        <a:ea typeface=""/>
         <a:cs typeface=""/>
+        <a:font script="Jpan" typeface="游明朝"/>
+        <a:font script="Hang" typeface="맑은 고딕"/>
+        <a:font script="Hans" typeface="等线"/>
+        <a:font script="Hant" typeface="新細明體"/>
+        <a:font script="Arab" typeface="Arial"/>
+        <a:font script="Hebr" typeface="Arial"/>
+        <a:font script="Thai" typeface="Cordia New"/>
+        <a:font script="Ethi" typeface="Nyala"/>
+        <a:font script="Beng" typeface="Vrinda"/>
+        <a:font script="Gujr" typeface="Shruti"/>
+        <a:font script="Khmr" typeface="DaunPenh"/>
+        <a:font script="Knda" typeface="Tunga"/>
+        <a:font script="Guru" typeface="Raavi"/>
+        <a:font script="Cans" typeface="Euphemia"/>
+        <a:font script="Cher" typeface="Plantagenet Cherokee"/>
+        <a:font script="Yiii" typeface="Microsoft Yi Baiti"/>
+        <a:font script="Tibt" typeface="Microsoft Himalaya"/>
+        <a:font script="Thaa" typeface="MV Boli"/>
+        <a:font script="Deva" typeface="Mangal"/>
+        <a:font script="Telu" typeface="Gautami"/>
+        <a:font script="Taml" typeface="Latha"/>
+        <a:font script="Syrc" typeface="Estrangelo Edessa"/>
+        <a:font script="Orya" typeface="Kalinga"/>
+        <a:font script="Mlym" typeface="Kartika"/>
+        <a:font script="Laoo" typeface="DokChampa"/>
+        <a:font script="Sinh" typeface="Iskoola Pota"/>
+        <a:font script="Mong" typeface="Mongolian Baiti"/>
+        <a:font script="Viet" typeface="Arial"/>
+        <a:font script="Uigh" typeface="Microsoft Uighur"/>
+        <a:font script="Geor" typeface="Sylfaen"/>
+        <a:font script="Armn" typeface="Arial"/>
+        <a:font script="Bugi" typeface="Leelawadee UI"/>
+        <a:font script="Bopo" typeface="Microsoft JhengHei"/>
+        <a:font script="Java" typeface="Javanese Text"/>
+        <a:font script="Lisu" typeface="Segoe UI"/>
+        <a:font script="Mymr" typeface="Myanmar Text"/>
+        <a:font script="Nkoo" typeface="Ebrima"/>
+        <a:font script="Olck" typeface="Nirmala UI"/>
+        <a:font script="Osma" typeface="Ebrima"/>
+        <a:font script="Phag" typeface="Phagspa"/>
+        <a:font script="Syrn" typeface="Estrangelo Edessa"/>
+        <a:font script="Syrj" typeface="Estrangelo Edessa"/>
+        <a:font script="Syre" typeface="Estrangelo Edessa"/>
+        <a:font script="Sora" typeface="Nirmala UI"/>
+        <a:font script="Tale" typeface="Microsoft Tai Le"/>
+        <a:font script="Talu" typeface="Microsoft New Tai Lue"/>
+        <a:font script="Tfng" typeface="Ebrima"/>
       </a:minorFont>
     </a:fontScheme>
     <a:fmtScheme name="Office">
@@ -692,5 +2912,12 @@
       </a:bgFillStyleLst>
     </a:fmtScheme>
   </a:themeElements>
+  <a:objectDefaults/>
+  <a:extraClrSchemeLst/>
+  <a:extLst>
+    <a:ext uri="{05A4C25C-085E-4340-85A3-A5531E510DB2}">
+      <thm15:themeFamily xmlns:thm15="http://schemas.microsoft.com/office/thememl/2012/main" name="Office Theme" id="{62F939B6-93AF-4DB8-9C6B-D6C7DFDC589F}" vid="{4A3C46E8-61CC-4603-A589-7422A47A8E4A}"/>
+    </a:ext>
+  </a:extLst>
 </a:theme>
 </file>
--- a/src/templates/arrangeVenue.docx
+++ b/src/templates/arrangeVenue.docx
@@ -181,6 +181,7 @@
         <w:spacing w:after="0" w:line="276" w:lineRule="auto"/>
         <w:jc w:val="both"/>
         <w:rPr>
+          <w:rFonts w:ascii="Aptos" w:hAnsi="Aptos"/>
           <w:lang w:val="en-US"/>
         </w:rPr>
       </w:pPr>
@@ -224,32 +225,425 @@
         </w:rPr>
         <w:t xml:space="preserve"> called the</w:t>
       </w:r>
+      <w:r>
+        <w:rPr>
+          <w:rFonts w:hint="default"/>
+          <w:lang w:val="en-US"/>
+        </w:rPr>
+        <w:t xml:space="preserve"> </w:t>
+      </w:r>
+      <w:r>
+        <w:rPr>
+          <w:b/>
+          <w:bCs/>
+          <w:color w:val="EE0000"/>
+          <w:lang w:val="en-US"/>
+        </w:rPr>
+        <w:t>{{Venue_Name}}</w:t>
+      </w:r>
+      <w:r>
+        <w:rPr>
+          <w:lang w:val="en-US"/>
+        </w:rPr>
+        <w:t xml:space="preserve"> Reception Desk at </w:t>
+      </w:r>
+      <w:r>
+        <w:rPr>
+          <w:b/>
+          <w:bCs/>
+          <w:color w:val="EE0000"/>
+          <w:lang w:val="en-US"/>
+        </w:rPr>
+        <w:t>{{Country_Code}}</w:t>
+      </w:r>
+      <w:r>
+        <w:rPr>
+          <w:b/>
+          <w:bCs/>
+          <w:lang w:val="en-US"/>
+        </w:rPr>
+        <w:t xml:space="preserve"> </w:t>
+      </w:r>
+      <w:r>
+        <w:rPr>
+          <w:b/>
+          <w:bCs/>
+          <w:color w:val="EE0000"/>
+          <w:lang w:val="en-US"/>
+        </w:rPr>
+        <w:t>{{Venue_Number}}</w:t>
+      </w:r>
+      <w:r>
+        <w:rPr>
+          <w:lang w:val="en-US"/>
+        </w:rPr>
+        <w:t xml:space="preserve"> to inquire about the </w:t>
+      </w:r>
+      <w:r>
+        <w:rPr>
+          <w:b/>
+          <w:bCs/>
+          <w:lang w:val="en-US"/>
+        </w:rPr>
+        <w:t>Conference room availability</w:t>
+      </w:r>
+      <w:r>
+        <w:rPr>
+          <w:lang w:val="en-US"/>
+        </w:rPr>
+        <w:t xml:space="preserve"> at </w:t>
+      </w:r>
+      <w:r>
+        <w:rPr>
+          <w:color w:val="EE0000"/>
+          <w:lang w:val="en-US"/>
+        </w:rPr>
+        <w:t>{{Venue_Name}}</w:t>
+      </w:r>
+      <w:r>
+        <w:rPr>
+          <w:lang w:val="en-US"/>
+        </w:rPr>
+        <w:t xml:space="preserve"> for the </w:t>
+      </w:r>
+      <w:r>
+        <w:rPr>
+          <w:b/>
+          <w:bCs/>
+          <w:color w:val="EE0000"/>
+          <w:lang w:val="en-US"/>
+        </w:rPr>
+        <w:t>{{Event_Type}}</w:t>
+      </w:r>
+      <w:r>
+        <w:rPr>
+          <w:lang w:val="en-US"/>
+        </w:rPr>
+        <w:t xml:space="preserve"> </w:t>
+      </w:r>
+      <w:bookmarkStart w:id="0" w:name="_GoBack"/>
+      <w:bookmarkEnd w:id="0"/>
+      <w:r>
+        <w:rPr>
+          <w:rFonts w:ascii="Aptos" w:hAnsi="Aptos"/>
+          <w:color w:val="EE0000"/>
+          <w:lang w:val="en-US"/>
+        </w:rPr>
+        <w:t>{{Meeting_Type}}</w:t>
+      </w:r>
+      <w:r>
+        <w:rPr>
+          <w:rFonts w:ascii="Aptos" w:hAnsi="Aptos"/>
+          <w:lang w:val="en-US"/>
+        </w:rPr>
+        <w:t xml:space="preserve"> of </w:t>
+      </w:r>
+      <w:r>
+        <w:rPr>
+          <w:rFonts w:ascii="Aptos" w:hAnsi="Aptos"/>
+          <w:b/>
+          <w:bCs/>
+          <w:lang w:val="en-US"/>
+        </w:rPr>
+        <w:t xml:space="preserve">claimant </w:t>
+      </w:r>
+      <w:r>
+        <w:rPr>
+          <w:rFonts w:ascii="Aptos" w:hAnsi="Aptos"/>
+          <w:b/>
+          <w:bCs/>
+          <w:color w:val="EE0000"/>
+          <w:lang w:val="en-US"/>
+        </w:rPr>
+        <w:t>{{Claimant_Name}}</w:t>
+      </w:r>
+      <w:r>
+        <w:rPr>
+          <w:rFonts w:ascii="Aptos" w:hAnsi="Aptos"/>
+          <w:lang w:val="en-US"/>
+        </w:rPr>
+        <w:t xml:space="preserve">, scheduled on </w:t>
+      </w:r>
+      <w:r>
+        <w:rPr>
+          <w:rFonts w:ascii="Aptos" w:hAnsi="Aptos"/>
+          <w:b/>
+          <w:bCs/>
+          <w:color w:val="EE0000"/>
+          <w:lang w:val="en-US"/>
+        </w:rPr>
+        <w:t>{{Event_Date}}</w:t>
+      </w:r>
+      <w:r>
+        <w:rPr>
+          <w:rFonts w:ascii="Aptos" w:hAnsi="Aptos"/>
+          <w:lang w:val="en-US"/>
+        </w:rPr>
+        <w:t xml:space="preserve">, at </w:t>
+      </w:r>
+      <w:r>
+        <w:rPr>
+          <w:rFonts w:ascii="Aptos" w:hAnsi="Aptos"/>
+          <w:b/>
+          <w:bCs/>
+          <w:color w:val="EE0000"/>
+          <w:lang w:val="en-US"/>
+        </w:rPr>
+        <w:t>{{Event_Time}}</w:t>
+      </w:r>
+      <w:r>
+        <w:rPr>
+          <w:rFonts w:ascii="Aptos" w:hAnsi="Aptos"/>
+          <w:b/>
+          <w:bCs/>
+          <w:lang w:val="en-US"/>
+        </w:rPr>
+        <w:t xml:space="preserve"> </w:t>
+      </w:r>
+      <w:r>
+        <w:rPr>
+          <w:rFonts w:ascii="Aptos" w:hAnsi="Aptos"/>
+          <w:b/>
+          <w:bCs/>
+          <w:color w:val="EE0000"/>
+          <w:lang w:val="en-US"/>
+        </w:rPr>
+        <w:t>{{Country_Standard_Time_Short}}</w:t>
+      </w:r>
+      <w:r>
+        <w:rPr>
+          <w:rFonts w:ascii="Aptos" w:hAnsi="Aptos"/>
+          <w:lang w:val="en-US"/>
+        </w:rPr>
+        <w:t>. The hotel confirmed the booking of the conference room during the call, ensuring that the venue is secured for the scheduled evaluation.</w:t>
+      </w:r>
     </w:p>
     <w:p>
       <w:pPr>
         <w:spacing w:after="0" w:line="276" w:lineRule="auto"/>
-        <w:jc w:val="both"/>
-        <w:rPr>
-          <w:lang w:val="en-US"/>
-        </w:rPr>
-      </w:pPr>
-      <w:r>
-        <w:rPr>
-          <w:b/>
-          <w:bCs/>
-          <w:color w:val="EE0000"/>
-          <w:lang w:val="en-US"/>
-        </w:rPr>
-        <w:t>{{Venue_Name}}</w:t>
-      </w:r>
-      <w:r>
-        <w:rPr>
-          <w:lang w:val="en-US"/>
-        </w:rPr>
-        <w:t xml:space="preserve"> Reception Desk at </w:t>
-      </w:r>
-      <w:r>
-        <w:rPr>
+        <w:rPr>
+          <w:rFonts w:ascii="Aptos" w:hAnsi="Aptos"/>
+          <w:lang w:val="en-US"/>
+        </w:rPr>
+      </w:pPr>
+    </w:p>
+    <w:p>
+      <w:pPr>
+        <w:spacing w:line="276" w:lineRule="auto"/>
+        <w:rPr>
+          <w:rFonts w:ascii="Aptos" w:hAnsi="Aptos"/>
+          <w:lang w:val="en-US"/>
+        </w:rPr>
+      </w:pPr>
+      <w:r>
+        <w:rPr>
+          <w:rFonts w:ascii="Aptos" w:hAnsi="Aptos"/>
+          <w:b/>
+          <w:bCs/>
+          <w:lang w:val="en-US"/>
+        </w:rPr>
+        <w:t>Details of the Venue:</w:t>
+      </w:r>
+      <w:r>
+        <w:rPr>
+          <w:rFonts w:ascii="Aptos" w:hAnsi="Aptos"/>
+          <w:lang w:val="en-US"/>
+        </w:rPr>
+        <w:t xml:space="preserve"> </w:t>
+      </w:r>
+      <w:r>
+        <w:rPr>
+          <w:rFonts w:ascii="Aptos" w:hAnsi="Aptos"/>
+          <w:color w:val="EE0000"/>
+          <w:lang w:val="en-US"/>
+        </w:rPr>
+        <w:t>{{Venue_Address}}</w:t>
+      </w:r>
+      <w:r>
+        <w:rPr>
+          <w:rFonts w:ascii="Aptos" w:hAnsi="Aptos"/>
+          <w:lang w:val="en-US"/>
+        </w:rPr>
+        <w:t>.</w:t>
+      </w:r>
+    </w:p>
+    <w:p>
+      <w:pPr>
+        <w:spacing w:line="276" w:lineRule="auto"/>
+        <w:rPr>
+          <w:rFonts w:ascii="Aptos" w:hAnsi="Aptos"/>
+          <w:lang w:val="en-US"/>
+        </w:rPr>
+      </w:pPr>
+      <w:r>
+        <w:rPr>
+          <w:rFonts w:ascii="Aptos" w:hAnsi="Aptos"/>
+          <w:b/>
+          <w:bCs/>
+          <w:lang w:val="en-US"/>
+        </w:rPr>
+        <w:t>Occuring on:</w:t>
+      </w:r>
+      <w:r>
+        <w:rPr>
+          <w:rFonts w:ascii="Aptos" w:hAnsi="Aptos"/>
+          <w:lang w:val="en-US"/>
+        </w:rPr>
+        <w:t xml:space="preserve"> </w:t>
+      </w:r>
+      <w:r>
+        <w:rPr>
+          <w:rFonts w:ascii="Aptos" w:hAnsi="Aptos"/>
+          <w:color w:val="EE0000"/>
+          <w:lang w:val="en-US"/>
+        </w:rPr>
+        <w:t>{{Event_Day}}</w:t>
+      </w:r>
+    </w:p>
+    <w:p>
+      <w:pPr>
+        <w:spacing w:line="276" w:lineRule="auto"/>
+        <w:rPr>
+          <w:rFonts w:ascii="Aptos" w:hAnsi="Aptos"/>
+          <w:lang w:val="en-US"/>
+        </w:rPr>
+      </w:pPr>
+      <w:r>
+        <w:rPr>
+          <w:rFonts w:ascii="Aptos" w:hAnsi="Aptos"/>
+          <w:b/>
+          <w:bCs/>
+          <w:lang w:val="en-US"/>
+        </w:rPr>
+        <w:t>Date:</w:t>
+      </w:r>
+      <w:r>
+        <w:rPr>
+          <w:rFonts w:ascii="Aptos" w:hAnsi="Aptos"/>
+          <w:lang w:val="en-US"/>
+        </w:rPr>
+        <w:t xml:space="preserve"> </w:t>
+      </w:r>
+      <w:r>
+        <w:rPr>
+          <w:rFonts w:ascii="Aptos" w:hAnsi="Aptos"/>
+          <w:color w:val="EE0000"/>
+          <w:lang w:val="en-US"/>
+        </w:rPr>
+        <w:t>{{Event_Date}}</w:t>
+      </w:r>
+    </w:p>
+    <w:p>
+      <w:pPr>
+        <w:spacing w:line="276" w:lineRule="auto"/>
+        <w:rPr>
+          <w:rFonts w:ascii="Aptos" w:hAnsi="Aptos"/>
+          <w:color w:val="EE0000"/>
+          <w:lang w:val="en-US"/>
+        </w:rPr>
+      </w:pPr>
+      <w:r>
+        <w:rPr>
+          <w:rFonts w:ascii="Aptos" w:hAnsi="Aptos"/>
+          <w:b/>
+          <w:bCs/>
+          <w:lang w:val="en-US"/>
+        </w:rPr>
+        <w:t>Time:</w:t>
+      </w:r>
+      <w:r>
+        <w:rPr>
+          <w:rFonts w:ascii="Aptos" w:hAnsi="Aptos"/>
+          <w:lang w:val="en-US"/>
+        </w:rPr>
+        <w:t xml:space="preserve"> </w:t>
+      </w:r>
+      <w:r>
+        <w:rPr>
+          <w:rFonts w:ascii="Aptos" w:hAnsi="Aptos"/>
+          <w:color w:val="EE0000"/>
+          <w:lang w:val="en-US"/>
+        </w:rPr>
+        <w:t>{{Event_Time}}</w:t>
+      </w:r>
+      <w:r>
+        <w:rPr>
+          <w:rFonts w:ascii="Aptos" w:hAnsi="Aptos"/>
+          <w:lang w:val="en-US"/>
+        </w:rPr>
+        <w:t xml:space="preserve"> </w:t>
+      </w:r>
+      <w:r>
+        <w:rPr>
+          <w:rFonts w:ascii="Aptos" w:hAnsi="Aptos"/>
+          <w:color w:val="EE0000"/>
+          <w:lang w:val="en-US"/>
+        </w:rPr>
+        <w:t>{{Country_Standard_Time_Short}}</w:t>
+      </w:r>
+    </w:p>
+    <w:p>
+      <w:pPr>
+        <w:spacing w:after="0" w:line="276" w:lineRule="auto"/>
+        <w:rPr>
+          <w:rFonts w:ascii="Aptos" w:hAnsi="Aptos"/>
+          <w:lang w:val="en-US"/>
+        </w:rPr>
+      </w:pPr>
+      <w:r>
+        <w:rPr>
+          <w:rFonts w:ascii="Aptos" w:hAnsi="Aptos"/>
+          <w:b/>
+          <w:bCs/>
+          <w:lang w:val="en-US"/>
+        </w:rPr>
+        <w:t>Reception Desk Contact Person</w:t>
+      </w:r>
+      <w:r>
+        <w:rPr>
+          <w:rFonts w:ascii="Aptos" w:hAnsi="Aptos"/>
+          <w:lang w:val="en-US"/>
+        </w:rPr>
+        <w:t xml:space="preserve"> – </w:t>
+      </w:r>
+      <w:r>
+        <w:rPr>
+          <w:rFonts w:ascii="Aptos" w:hAnsi="Aptos"/>
+          <w:color w:val="EE0000"/>
+          <w:lang w:val="en-US"/>
+        </w:rPr>
+        <w:t>{{Reception_Person_Name}}</w:t>
+      </w:r>
+      <w:r>
+        <w:rPr>
+          <w:rFonts w:ascii="Aptos" w:hAnsi="Aptos"/>
+          <w:lang w:val="en-US"/>
+        </w:rPr>
+        <w:t xml:space="preserve"> Reception Desk </w:t>
+      </w:r>
+    </w:p>
+    <w:p>
+      <w:pPr>
+        <w:spacing w:after="0" w:line="276" w:lineRule="auto"/>
+        <w:rPr>
+          <w:rFonts w:ascii="Aptos" w:hAnsi="Aptos"/>
+          <w:b/>
+          <w:bCs/>
+          <w:lang w:val="en-US"/>
+        </w:rPr>
+      </w:pPr>
+      <w:r>
+        <w:rPr>
+          <w:rFonts w:ascii="Aptos" w:hAnsi="Aptos"/>
+          <w:b/>
+          <w:bCs/>
+          <w:lang w:val="en-US"/>
+        </w:rPr>
+        <w:t>(</w:t>
+      </w:r>
+      <w:r>
+        <w:rPr>
+          <w:rFonts w:ascii="Aptos" w:hAnsi="Aptos"/>
           <w:b/>
           <w:bCs/>
           <w:color w:val="EE0000"/>
@@ -259,6 +653,7 @@
       </w:r>
       <w:r>
         <w:rPr>
+          <w:rFonts w:ascii="Aptos" w:hAnsi="Aptos"/>
           <w:b/>
           <w:bCs/>
           <w:lang w:val="en-US"/>
@@ -267,6 +662,7 @@
       </w:r>
       <w:r>
         <w:rPr>
+          <w:rFonts w:ascii="Aptos" w:hAnsi="Aptos"/>
           <w:b/>
           <w:bCs/>
           <w:color w:val="EE0000"/>
@@ -276,329 +672,147 @@
       </w:r>
       <w:r>
         <w:rPr>
-          <w:lang w:val="en-US"/>
-        </w:rPr>
-        <w:t xml:space="preserve"> to inquire about the </w:t>
-      </w:r>
-      <w:r>
-        <w:rPr>
-          <w:b/>
-          <w:bCs/>
-          <w:lang w:val="en-US"/>
-        </w:rPr>
-        <w:t>Conference room availability</w:t>
-      </w:r>
-      <w:r>
-        <w:rPr>
-          <w:lang w:val="en-US"/>
-        </w:rPr>
-        <w:t xml:space="preserve"> at </w:t>
-      </w:r>
-      <w:r>
-        <w:rPr>
-          <w:color w:val="EE0000"/>
-          <w:lang w:val="en-US"/>
-        </w:rPr>
-        <w:t>{{Venue_Name}}</w:t>
-      </w:r>
-      <w:r>
-        <w:rPr>
-          <w:lang w:val="en-US"/>
-        </w:rPr>
-        <w:t xml:space="preserve"> for the </w:t>
-      </w:r>
-      <w:r>
-        <w:rPr>
-          <w:b/>
-          <w:bCs/>
-          <w:color w:val="EE0000"/>
-          <w:lang w:val="en-US"/>
-        </w:rPr>
-        <w:t>{{Event_Type}}</w:t>
-      </w:r>
-      <w:r>
-        <w:rPr>
-          <w:lang w:val="en-US"/>
-        </w:rPr>
-        <w:t xml:space="preserve"> </w:t>
+          <w:rFonts w:ascii="Aptos" w:hAnsi="Aptos"/>
+          <w:b/>
+          <w:bCs/>
+          <w:lang w:val="en-US"/>
+        </w:rPr>
+        <w:t>)</w:t>
       </w:r>
     </w:p>
     <w:p>
       <w:pPr>
         <w:spacing w:after="0" w:line="276" w:lineRule="auto"/>
-        <w:jc w:val="both"/>
-        <w:rPr>
-          <w:rFonts w:ascii="Aptos" w:hAnsi="Aptos"/>
-          <w:lang w:val="en-US"/>
-        </w:rPr>
-      </w:pPr>
-      <w:r>
-        <w:rPr>
-          <w:rFonts w:ascii="Aptos" w:hAnsi="Aptos"/>
-          <w:color w:val="EE0000"/>
-          <w:lang w:val="en-US"/>
-        </w:rPr>
-        <w:t>{{Meeting_Type}}</w:t>
-      </w:r>
-      <w:r>
-        <w:rPr>
-          <w:rFonts w:ascii="Aptos" w:hAnsi="Aptos"/>
-          <w:lang w:val="en-US"/>
-        </w:rPr>
-        <w:t xml:space="preserve"> of </w:t>
-      </w:r>
-      <w:r>
-        <w:rPr>
-          <w:rFonts w:ascii="Aptos" w:hAnsi="Aptos"/>
-          <w:b/>
-          <w:bCs/>
-          <w:lang w:val="en-US"/>
-        </w:rPr>
-        <w:t xml:space="preserve">claimant </w:t>
-      </w:r>
-      <w:r>
-        <w:rPr>
-          <w:rFonts w:ascii="Aptos" w:hAnsi="Aptos"/>
-          <w:b/>
-          <w:bCs/>
-          <w:color w:val="EE0000"/>
-          <w:lang w:val="en-US"/>
-        </w:rPr>
-        <w:t>{{Claimant_Name}}</w:t>
-      </w:r>
-      <w:r>
-        <w:rPr>
-          <w:rFonts w:ascii="Aptos" w:hAnsi="Aptos"/>
-          <w:lang w:val="en-US"/>
-        </w:rPr>
-        <w:t xml:space="preserve">, scheduled on </w:t>
-      </w:r>
-      <w:r>
-        <w:rPr>
-          <w:rFonts w:ascii="Aptos" w:hAnsi="Aptos"/>
-          <w:b/>
-          <w:bCs/>
-          <w:color w:val="EE0000"/>
-          <w:lang w:val="en-US"/>
-        </w:rPr>
-        <w:t>{{Event_Date}}</w:t>
-      </w:r>
-      <w:r>
-        <w:rPr>
-          <w:rFonts w:ascii="Aptos" w:hAnsi="Aptos"/>
-          <w:lang w:val="en-US"/>
-        </w:rPr>
-        <w:t xml:space="preserve">, at </w:t>
+        <w:rPr>
+          <w:rFonts w:ascii="Aptos" w:hAnsi="Aptos"/>
+          <w:b/>
+          <w:bCs/>
+          <w:lang w:val="en-US"/>
+        </w:rPr>
+      </w:pPr>
+    </w:p>
+    <w:p>
+      <w:pPr>
+        <w:spacing w:line="276" w:lineRule="auto"/>
+        <w:rPr>
+          <w:rFonts w:ascii="Aptos" w:hAnsi="Aptos"/>
+          <w:lang w:val="en-US"/>
+        </w:rPr>
+      </w:pPr>
+      <w:r>
+        <w:rPr>
+          <w:rFonts w:ascii="Aptos" w:hAnsi="Aptos"/>
+          <w:b/>
+          <w:bCs/>
+          <w:lang w:val="en-US"/>
+        </w:rPr>
+        <w:t>Claimant Hor</w:t>
+      </w:r>
+      <w:r>
+        <w:rPr>
+          <w:rFonts w:ascii="Aptos" w:hAnsi="Aptos"/>
+          <w:lang w:val="en-US"/>
+        </w:rPr>
+        <w:t xml:space="preserve">: Distance From Claimant Hor to Venue Distance </w:t>
+      </w:r>
+      <w:r>
+        <w:rPr>
+          <w:rFonts w:ascii="Aptos" w:hAnsi="Aptos"/>
+          <w:b/>
+          <w:bCs/>
+          <w:color w:val="EE0000"/>
+          <w:lang w:val="en-US"/>
+        </w:rPr>
+        <w:t>{{Distance_In_Kilometres}}</w:t>
+      </w:r>
+      <w:r>
+        <w:rPr>
+          <w:rFonts w:ascii="Aptos" w:hAnsi="Aptos"/>
+          <w:lang w:val="en-US"/>
+        </w:rPr>
+        <w:t xml:space="preserve"> Kilometres – </w:t>
+      </w:r>
+      <w:r>
+        <w:rPr>
+          <w:rFonts w:ascii="Aptos" w:hAnsi="Aptos"/>
+          <w:b/>
+          <w:bCs/>
+          <w:color w:val="EE0000"/>
+          <w:lang w:val="en-US"/>
+        </w:rPr>
+        <w:t>{{Distance_In_Miles}}</w:t>
+      </w:r>
+      <w:r>
+        <w:rPr>
+          <w:rFonts w:ascii="Aptos" w:hAnsi="Aptos"/>
+          <w:lang w:val="en-US"/>
+        </w:rPr>
+        <w:t xml:space="preserve"> Miles</w:t>
       </w:r>
     </w:p>
     <w:p>
       <w:pPr>
         <w:spacing w:after="0" w:line="276" w:lineRule="auto"/>
-        <w:jc w:val="both"/>
-        <w:rPr>
-          <w:rFonts w:ascii="Aptos" w:hAnsi="Aptos"/>
-          <w:lang w:val="en-US"/>
-        </w:rPr>
-      </w:pPr>
-      <w:r>
-        <w:rPr>
-          <w:rFonts w:ascii="Aptos" w:hAnsi="Aptos"/>
-          <w:b/>
-          <w:bCs/>
-          <w:color w:val="EE0000"/>
-          <w:lang w:val="en-US"/>
-        </w:rPr>
-        <w:t>{{Event_Time}}</w:t>
-      </w:r>
-      <w:r>
-        <w:rPr>
-          <w:rFonts w:ascii="Aptos" w:hAnsi="Aptos"/>
-          <w:b/>
-          <w:bCs/>
-          <w:lang w:val="en-US"/>
-        </w:rPr>
-        <w:t xml:space="preserve"> </w:t>
-      </w:r>
-      <w:r>
-        <w:rPr>
-          <w:rFonts w:ascii="Aptos" w:hAnsi="Aptos"/>
-          <w:b/>
-          <w:bCs/>
-          <w:color w:val="EE0000"/>
-          <w:lang w:val="en-US"/>
-        </w:rPr>
-        <w:t>{{Country_Standard_Time_Short}}</w:t>
-      </w:r>
-      <w:r>
-        <w:rPr>
-          <w:rFonts w:ascii="Aptos" w:hAnsi="Aptos"/>
-          <w:lang w:val="en-US"/>
-        </w:rPr>
-        <w:t>. The hotel confirmed the booking of the conference room during the call, ensuring that the venue is secured for the scheduled evaluation.</w:t>
-      </w:r>
+        <w:rPr>
+          <w:rFonts w:ascii="Aptos" w:hAnsi="Aptos"/>
+          <w:lang w:val="en-US"/>
+        </w:rPr>
+      </w:pPr>
     </w:p>
     <w:p>
       <w:pPr>
         <w:spacing w:after="0" w:line="276" w:lineRule="auto"/>
         <w:rPr>
           <w:rFonts w:ascii="Aptos" w:hAnsi="Aptos"/>
-          <w:lang w:val="en-US"/>
-        </w:rPr>
-      </w:pPr>
-    </w:p>
-    <w:p>
-      <w:pPr>
-        <w:spacing w:line="276" w:lineRule="auto"/>
-        <w:rPr>
-          <w:rFonts w:ascii="Aptos" w:hAnsi="Aptos"/>
-          <w:lang w:val="en-US"/>
-        </w:rPr>
-      </w:pPr>
-      <w:r>
-        <w:rPr>
-          <w:rFonts w:ascii="Aptos" w:hAnsi="Aptos"/>
-          <w:b/>
-          <w:bCs/>
-          <w:lang w:val="en-US"/>
-        </w:rPr>
-        <w:t>Details of the Venue:</w:t>
-      </w:r>
-      <w:r>
-        <w:rPr>
-          <w:rFonts w:ascii="Aptos" w:hAnsi="Aptos"/>
-          <w:lang w:val="en-US"/>
-        </w:rPr>
-        <w:t xml:space="preserve"> </w:t>
-      </w:r>
-      <w:r>
-        <w:rPr>
-          <w:rFonts w:ascii="Aptos" w:hAnsi="Aptos"/>
-          <w:color w:val="EE0000"/>
-          <w:lang w:val="en-US"/>
-        </w:rPr>
-        <w:t>{{Venue_Address}}</w:t>
-      </w:r>
-      <w:r>
-        <w:rPr>
-          <w:rFonts w:ascii="Aptos" w:hAnsi="Aptos"/>
-          <w:lang w:val="en-US"/>
-        </w:rPr>
-        <w:t>.</w:t>
-      </w:r>
-    </w:p>
-    <w:p>
-      <w:pPr>
-        <w:spacing w:line="276" w:lineRule="auto"/>
-        <w:rPr>
-          <w:rFonts w:ascii="Aptos" w:hAnsi="Aptos"/>
-          <w:lang w:val="en-US"/>
-        </w:rPr>
-      </w:pPr>
-      <w:r>
-        <w:rPr>
-          <w:rFonts w:ascii="Aptos" w:hAnsi="Aptos"/>
-          <w:b/>
-          <w:bCs/>
-          <w:lang w:val="en-US"/>
-        </w:rPr>
-        <w:t>Occuring on:</w:t>
-      </w:r>
-      <w:r>
-        <w:rPr>
-          <w:rFonts w:ascii="Aptos" w:hAnsi="Aptos"/>
-          <w:lang w:val="en-US"/>
-        </w:rPr>
-        <w:t xml:space="preserve"> </w:t>
-      </w:r>
-      <w:r>
-        <w:rPr>
-          <w:rFonts w:ascii="Aptos" w:hAnsi="Aptos"/>
-          <w:color w:val="EE0000"/>
-          <w:lang w:val="en-US"/>
-        </w:rPr>
-        <w:t>{{Event_Day}}</w:t>
-      </w:r>
-    </w:p>
-    <w:p>
-      <w:pPr>
-        <w:spacing w:line="276" w:lineRule="auto"/>
-        <w:rPr>
-          <w:rFonts w:ascii="Aptos" w:hAnsi="Aptos"/>
-          <w:lang w:val="en-US"/>
-        </w:rPr>
-      </w:pPr>
-      <w:r>
-        <w:rPr>
-          <w:rFonts w:ascii="Aptos" w:hAnsi="Aptos"/>
-          <w:b/>
-          <w:bCs/>
-          <w:lang w:val="en-US"/>
-        </w:rPr>
-        <w:t>Date:</w:t>
-      </w:r>
-      <w:r>
-        <w:rPr>
-          <w:rFonts w:ascii="Aptos" w:hAnsi="Aptos"/>
-          <w:lang w:val="en-US"/>
-        </w:rPr>
-        <w:t xml:space="preserve"> </w:t>
-      </w:r>
-      <w:r>
-        <w:rPr>
-          <w:rFonts w:ascii="Aptos" w:hAnsi="Aptos"/>
-          <w:color w:val="EE0000"/>
-          <w:lang w:val="en-US"/>
-        </w:rPr>
-        <w:t>{{Event_Date}}</w:t>
-      </w:r>
-    </w:p>
-    <w:p>
-      <w:pPr>
-        <w:spacing w:line="276" w:lineRule="auto"/>
-        <w:rPr>
-          <w:rFonts w:ascii="Aptos" w:hAnsi="Aptos"/>
-          <w:color w:val="EE0000"/>
-          <w:lang w:val="en-US"/>
-        </w:rPr>
-      </w:pPr>
-      <w:r>
-        <w:rPr>
-          <w:rFonts w:ascii="Aptos" w:hAnsi="Aptos"/>
-          <w:b/>
-          <w:bCs/>
-          <w:lang w:val="en-US"/>
-        </w:rPr>
-        <w:t>Time:</w:t>
-      </w:r>
-      <w:r>
-        <w:rPr>
-          <w:rFonts w:ascii="Aptos" w:hAnsi="Aptos"/>
-          <w:lang w:val="en-US"/>
-        </w:rPr>
-        <w:t xml:space="preserve"> </w:t>
-      </w:r>
-      <w:r>
-        <w:rPr>
-          <w:rFonts w:ascii="Aptos" w:hAnsi="Aptos"/>
-          <w:color w:val="EE0000"/>
-          <w:lang w:val="en-US"/>
-        </w:rPr>
-        <w:t>{{Event_Time}}</w:t>
-      </w:r>
-      <w:r>
-        <w:rPr>
-          <w:rFonts w:ascii="Aptos" w:hAnsi="Aptos"/>
-          <w:lang w:val="en-US"/>
-        </w:rPr>
-        <w:t xml:space="preserve"> </w:t>
-      </w:r>
-      <w:r>
-        <w:rPr>
-          <w:rFonts w:ascii="Aptos" w:hAnsi="Aptos"/>
-          <w:color w:val="EE0000"/>
-          <w:lang w:val="en-US"/>
-        </w:rPr>
-        <w:t>{{Country_Standard_Time_Short}}</w:t>
+          <w:b/>
+          <w:bCs/>
+          <w:lang w:val="en-US"/>
+        </w:rPr>
+      </w:pPr>
+      <w:r>
+        <w:rPr>
+          <w:rFonts w:ascii="Aptos" w:hAnsi="Aptos"/>
+          <w:b/>
+          <w:bCs/>
+          <w:color w:val="EE0000"/>
+          <w:lang w:val="en-US"/>
+        </w:rPr>
+        <w:t>{{Start_Time_For_Report_Preparation}}</w:t>
+      </w:r>
+      <w:r>
+        <w:rPr>
+          <w:rFonts w:ascii="Aptos" w:hAnsi="Aptos"/>
+          <w:b/>
+          <w:bCs/>
+          <w:lang w:val="en-US"/>
+        </w:rPr>
+        <w:t>-</w:t>
+      </w:r>
+      <w:r>
+        <w:rPr>
+          <w:rFonts w:ascii="Aptos" w:hAnsi="Aptos"/>
+          <w:b/>
+          <w:bCs/>
+          <w:color w:val="EE0000"/>
+          <w:lang w:val="en-US"/>
+        </w:rPr>
+        <w:t>{{End_Time_For_Report_Preparation}}</w:t>
+      </w:r>
+      <w:r>
+        <w:rPr>
+          <w:rFonts w:ascii="Aptos" w:hAnsi="Aptos"/>
+          <w:b/>
+          <w:bCs/>
+          <w:lang w:val="en-US"/>
+        </w:rPr>
+        <w:t xml:space="preserve">: </w:t>
+      </w:r>
+      <w:r>
+        <w:rPr>
+          <w:rFonts w:ascii="Aptos" w:hAnsi="Aptos"/>
+          <w:lang w:val="en-US"/>
+        </w:rPr>
+        <w:t>FA  prepared and submitted the report.</w:t>
       </w:r>
     </w:p>
     <w:p>
@@ -609,37 +823,6 @@
           <w:lang w:val="en-US"/>
         </w:rPr>
       </w:pPr>
-      <w:r>
-        <w:rPr>
-          <w:rFonts w:ascii="Aptos" w:hAnsi="Aptos"/>
-          <w:b/>
-          <w:bCs/>
-          <w:lang w:val="en-US"/>
-        </w:rPr>
-        <w:t>Reception Desk Contact Person</w:t>
-      </w:r>
-      <w:r>
-        <w:rPr>
-          <w:rFonts w:ascii="Aptos" w:hAnsi="Aptos"/>
-          <w:lang w:val="en-US"/>
-        </w:rPr>
-        <w:t xml:space="preserve"> – </w:t>
-      </w:r>
-      <w:r>
-        <w:rPr>
-          <w:rFonts w:ascii="Aptos" w:hAnsi="Aptos"/>
-          <w:color w:val="EE0000"/>
-          <w:lang w:val="en-US"/>
-        </w:rPr>
-        <w:t>{{Reception_Person_Name}}</w:t>
-      </w:r>
-      <w:r>
-        <w:rPr>
-          <w:rFonts w:ascii="Aptos" w:hAnsi="Aptos"/>
-          <w:lang w:val="en-US"/>
-        </w:rPr>
-        <w:t xml:space="preserve"> Reception Desk </w:t>
-      </w:r>
     </w:p>
     <w:p>
       <w:pPr>
@@ -648,55 +831,30 @@
           <w:rFonts w:ascii="Aptos" w:hAnsi="Aptos"/>
           <w:b/>
           <w:bCs/>
-          <w:lang w:val="en-US"/>
-        </w:rPr>
-      </w:pPr>
-      <w:r>
-        <w:rPr>
-          <w:rFonts w:ascii="Aptos" w:hAnsi="Aptos"/>
-          <w:b/>
-          <w:bCs/>
-          <w:lang w:val="en-US"/>
-        </w:rPr>
-        <w:t>(</w:t>
-      </w:r>
-      <w:r>
-        <w:rPr>
-          <w:rFonts w:ascii="Aptos" w:hAnsi="Aptos"/>
-          <w:b/>
-          <w:bCs/>
-          <w:color w:val="EE0000"/>
-          <w:lang w:val="en-US"/>
-        </w:rPr>
-        <w:t>{{Country_Code}}</w:t>
-      </w:r>
-      <w:r>
-        <w:rPr>
-          <w:rFonts w:ascii="Aptos" w:hAnsi="Aptos"/>
-          <w:b/>
-          <w:bCs/>
-          <w:lang w:val="en-US"/>
-        </w:rPr>
-        <w:t xml:space="preserve"> </w:t>
-      </w:r>
-      <w:r>
-        <w:rPr>
-          <w:rFonts w:ascii="Aptos" w:hAnsi="Aptos"/>
-          <w:b/>
-          <w:bCs/>
-          <w:color w:val="EE0000"/>
-          <w:lang w:val="en-US"/>
-        </w:rPr>
-        <w:t>{{Venue_Number}}</w:t>
-      </w:r>
-      <w:r>
-        <w:rPr>
-          <w:rFonts w:ascii="Aptos" w:hAnsi="Aptos"/>
-          <w:b/>
-          <w:bCs/>
-          <w:lang w:val="en-US"/>
-        </w:rPr>
-        <w:t>)</w:t>
+          <w:u w:val="single"/>
+          <w:lang w:val="en-US"/>
+        </w:rPr>
+      </w:pPr>
+      <w:r>
+        <w:rPr>
+          <w:rFonts w:ascii="Aptos" w:hAnsi="Aptos"/>
+          <w:b/>
+          <w:bCs/>
+          <w:u w:val="single"/>
+          <w:lang w:val="en-US"/>
+        </w:rPr>
+        <w:t xml:space="preserve">Total Time: </w:t>
+      </w:r>
+      <w:r>
+        <w:rPr>
+          <w:rFonts w:ascii="Aptos" w:hAnsi="Aptos"/>
+          <w:b/>
+          <w:bCs/>
+          <w:color w:val="EE0000"/>
+          <w:u w:val="single"/>
+          <w:lang w:val="en-US"/>
+        </w:rPr>
+        <w:t>{{Total_Time}}</w:t>
       </w:r>
     </w:p>
     <w:p>
@@ -704,69 +862,39 @@
         <w:spacing w:after="0" w:line="276" w:lineRule="auto"/>
         <w:rPr>
           <w:rFonts w:ascii="Aptos" w:hAnsi="Aptos"/>
-          <w:b/>
-          <w:bCs/>
-          <w:lang w:val="en-US"/>
-        </w:rPr>
-      </w:pPr>
-    </w:p>
-    <w:p>
-      <w:pPr>
-        <w:spacing w:line="276" w:lineRule="auto"/>
-        <w:rPr>
-          <w:rFonts w:ascii="Aptos" w:hAnsi="Aptos"/>
-          <w:lang w:val="en-US"/>
-        </w:rPr>
-      </w:pPr>
-      <w:r>
-        <w:rPr>
-          <w:rFonts w:ascii="Aptos" w:hAnsi="Aptos"/>
-          <w:b/>
-          <w:bCs/>
-          <w:lang w:val="en-US"/>
-        </w:rPr>
-        <w:t>Claimant Hor</w:t>
-      </w:r>
-      <w:r>
-        <w:rPr>
-          <w:rFonts w:ascii="Aptos" w:hAnsi="Aptos"/>
-          <w:lang w:val="en-US"/>
-        </w:rPr>
-        <w:t xml:space="preserve">: Distance From Claimant Hor to Venue Distance </w:t>
-      </w:r>
-      <w:r>
-        <w:rPr>
-          <w:rFonts w:ascii="Aptos" w:hAnsi="Aptos"/>
-          <w:b/>
-          <w:bCs/>
-          <w:color w:val="EE0000"/>
-          <w:lang w:val="en-US"/>
-        </w:rPr>
-        <w:t>{{Distance_In_Kilometres}}</w:t>
-      </w:r>
-      <w:r>
-        <w:rPr>
-          <w:rFonts w:ascii="Aptos" w:hAnsi="Aptos"/>
-          <w:lang w:val="en-US"/>
-        </w:rPr>
-        <w:t xml:space="preserve"> Kilometres – </w:t>
-      </w:r>
-      <w:r>
-        <w:rPr>
-          <w:rFonts w:ascii="Aptos" w:hAnsi="Aptos"/>
-          <w:b/>
-          <w:bCs/>
-          <w:color w:val="EE0000"/>
-          <w:lang w:val="en-US"/>
-        </w:rPr>
-        <w:t>{{Distance_In_Miles}}</w:t>
-      </w:r>
-      <w:r>
-        <w:rPr>
-          <w:rFonts w:ascii="Aptos" w:hAnsi="Aptos"/>
-          <w:lang w:val="en-US"/>
-        </w:rPr>
-        <w:t xml:space="preserve"> Miles</w:t>
+          <w:lang w:val="en-US"/>
+        </w:rPr>
+      </w:pPr>
+      <w:r>
+        <w:rPr>
+          <w:rFonts w:ascii="Aptos" w:hAnsi="Aptos"/>
+          <w:lang w:val="en-US"/>
+        </w:rPr>
+        <w:t xml:space="preserve">Service: </w:t>
+      </w:r>
+      <w:r>
+        <w:rPr>
+          <w:rFonts w:ascii="Aptos" w:hAnsi="Aptos"/>
+          <w:color w:val="EE0000"/>
+          <w:lang w:val="en-US"/>
+        </w:rPr>
+        <w:t>{{S</w:t>
+      </w:r>
+      <w:r>
+        <w:rPr>
+          <w:rFonts w:hint="default" w:ascii="Aptos" w:hAnsi="Aptos"/>
+          <w:color w:val="EE0000"/>
+          <w:lang w:val="en-US"/>
+        </w:rPr>
+        <w:t>er</w:t>
+      </w:r>
+      <w:r>
+        <w:rPr>
+          <w:rFonts w:ascii="Aptos" w:hAnsi="Aptos"/>
+          <w:color w:val="EE0000"/>
+          <w:lang w:val="en-US"/>
+        </w:rPr>
+        <w:t>vice_Time}}</w:t>
       </w:r>
     </w:p>
     <w:p>
@@ -777,79 +905,50 @@
           <w:lang w:val="en-US"/>
         </w:rPr>
       </w:pPr>
+      <w:r>
+        <w:rPr>
+          <w:rFonts w:ascii="Aptos" w:hAnsi="Aptos"/>
+          <w:lang w:val="en-US"/>
+        </w:rPr>
+        <w:t>Travel: 0h0m</w:t>
+      </w:r>
     </w:p>
     <w:p>
       <w:pPr>
         <w:spacing w:after="0" w:line="276" w:lineRule="auto"/>
         <w:rPr>
           <w:rFonts w:ascii="Aptos" w:hAnsi="Aptos"/>
-          <w:b/>
-          <w:bCs/>
-          <w:lang w:val="en-US"/>
-        </w:rPr>
-      </w:pPr>
-      <w:r>
-        <w:rPr>
-          <w:rFonts w:ascii="Aptos" w:hAnsi="Aptos"/>
-          <w:b/>
-          <w:bCs/>
-          <w:color w:val="EE0000"/>
-          <w:lang w:val="en-US"/>
-        </w:rPr>
-        <w:t>{{Start_Time_For_Report_Preparation}}</w:t>
-      </w:r>
-      <w:r>
-        <w:rPr>
-          <w:rFonts w:ascii="Aptos" w:hAnsi="Aptos"/>
-          <w:b/>
-          <w:bCs/>
-          <w:lang w:val="en-US"/>
-        </w:rPr>
-        <w:t>-</w:t>
-      </w:r>
-      <w:r>
-        <w:rPr>
-          <w:rFonts w:ascii="Aptos" w:hAnsi="Aptos"/>
-          <w:b/>
-          <w:bCs/>
-          <w:color w:val="EE0000"/>
-          <w:lang w:val="en-US"/>
-        </w:rPr>
-        <w:t>{{End_Time_For_Report_Preparation}}</w:t>
-      </w:r>
-      <w:r>
-        <w:rPr>
-          <w:rFonts w:ascii="Aptos" w:hAnsi="Aptos"/>
-          <w:b/>
-          <w:bCs/>
-          <w:lang w:val="en-US"/>
-        </w:rPr>
-        <w:t xml:space="preserve">: </w:t>
-      </w:r>
-      <w:r>
-        <w:rPr>
-          <w:rFonts w:ascii="Aptos" w:hAnsi="Aptos"/>
-          <w:lang w:val="en-US"/>
-        </w:rPr>
-        <w:t>FA  prepared and submitted the report.</w:t>
-      </w:r>
+          <w:lang w:val="en-US"/>
+        </w:rPr>
+      </w:pPr>
     </w:p>
     <w:p>
       <w:pPr>
         <w:spacing w:after="0" w:line="276" w:lineRule="auto"/>
         <w:rPr>
           <w:rFonts w:ascii="Aptos" w:hAnsi="Aptos"/>
-          <w:lang w:val="en-US"/>
-        </w:rPr>
-      </w:pPr>
+          <w:b/>
+          <w:bCs/>
+          <w:u w:val="single"/>
+          <w:lang w:val="en-US"/>
+        </w:rPr>
+      </w:pPr>
+      <w:r>
+        <w:rPr>
+          <w:rFonts w:ascii="Aptos" w:hAnsi="Aptos"/>
+          <w:b/>
+          <w:bCs/>
+          <w:u w:val="single"/>
+          <w:lang w:val="en-US"/>
+        </w:rPr>
+        <w:t>Total Expenses: $ 0.00 USD</w:t>
+      </w:r>
     </w:p>
     <w:p>
       <w:pPr>
         <w:spacing w:after="0" w:line="276" w:lineRule="auto"/>
         <w:rPr>
           <w:rFonts w:ascii="Aptos" w:hAnsi="Aptos"/>
-          <w:b/>
-          <w:bCs/>
           <w:u w:val="single"/>
           <w:lang w:val="en-US"/>
         </w:rPr>
@@ -857,94 +956,27 @@
       <w:r>
         <w:rPr>
           <w:rFonts w:ascii="Aptos" w:hAnsi="Aptos"/>
-          <w:b/>
-          <w:bCs/>
           <w:u w:val="single"/>
           <w:lang w:val="en-US"/>
         </w:rPr>
-        <w:t xml:space="preserve">Total Time: </w:t>
-      </w:r>
-      <w:r>
-        <w:rPr>
-          <w:rFonts w:ascii="Aptos" w:hAnsi="Aptos"/>
-          <w:b/>
-          <w:bCs/>
+        <w:t xml:space="preserve">Venue Receipt: 0.00 </w:t>
+      </w:r>
+      <w:r>
+        <w:rPr>
+          <w:rFonts w:ascii="Aptos" w:hAnsi="Aptos"/>
           <w:color w:val="EE0000"/>
           <w:u w:val="single"/>
           <w:lang w:val="en-US"/>
         </w:rPr>
-        <w:t>{{Total_Time}}</w:t>
-      </w:r>
-    </w:p>
-    <w:p>
-      <w:pPr>
-        <w:spacing w:after="0" w:line="276" w:lineRule="auto"/>
-        <w:rPr>
-          <w:rFonts w:ascii="Aptos" w:hAnsi="Aptos"/>
-          <w:lang w:val="en-US"/>
-        </w:rPr>
-      </w:pPr>
-      <w:r>
-        <w:rPr>
-          <w:rFonts w:ascii="Aptos" w:hAnsi="Aptos"/>
-          <w:lang w:val="en-US"/>
-        </w:rPr>
-        <w:t xml:space="preserve">Service: </w:t>
-      </w:r>
-      <w:r>
-        <w:rPr>
-          <w:rFonts w:ascii="Aptos" w:hAnsi="Aptos"/>
-          <w:color w:val="EE0000"/>
-          <w:lang w:val="en-US"/>
-        </w:rPr>
-        <w:t>{{Srevice_Time}}</w:t>
-      </w:r>
-    </w:p>
-    <w:p>
-      <w:pPr>
-        <w:spacing w:after="0" w:line="276" w:lineRule="auto"/>
-        <w:rPr>
-          <w:rFonts w:ascii="Aptos" w:hAnsi="Aptos"/>
-          <w:lang w:val="en-US"/>
-        </w:rPr>
-      </w:pPr>
-      <w:r>
-        <w:rPr>
-          <w:rFonts w:ascii="Aptos" w:hAnsi="Aptos"/>
-          <w:lang w:val="en-US"/>
-        </w:rPr>
-        <w:t>Travel: 0h0m</w:t>
-      </w:r>
-    </w:p>
-    <w:p>
-      <w:pPr>
-        <w:spacing w:after="0" w:line="276" w:lineRule="auto"/>
-        <w:rPr>
-          <w:rFonts w:ascii="Aptos" w:hAnsi="Aptos"/>
-          <w:lang w:val="en-US"/>
-        </w:rPr>
-      </w:pPr>
-    </w:p>
-    <w:p>
-      <w:pPr>
-        <w:spacing w:after="0" w:line="276" w:lineRule="auto"/>
-        <w:rPr>
-          <w:rFonts w:ascii="Aptos" w:hAnsi="Aptos"/>
-          <w:b/>
-          <w:bCs/>
+        <w:t>{{COUNTRY_CURRENCY_SHORT_NAME}}</w:t>
+      </w:r>
+      <w:r>
+        <w:rPr>
+          <w:rFonts w:ascii="Aptos" w:hAnsi="Aptos"/>
           <w:u w:val="single"/>
           <w:lang w:val="en-US"/>
         </w:rPr>
-      </w:pPr>
-      <w:r>
-        <w:rPr>
-          <w:rFonts w:ascii="Aptos" w:hAnsi="Aptos"/>
-          <w:b/>
-          <w:bCs/>
-          <w:u w:val="single"/>
-          <w:lang w:val="en-US"/>
-        </w:rPr>
-        <w:t>Total Expenses: $ 0.00 USD</w:t>
+        <w:t xml:space="preserve"> ≈ $0.00 USD</w:t>
       </w:r>
     </w:p>
     <w:p>
@@ -962,39 +994,6 @@
           <w:u w:val="single"/>
           <w:lang w:val="en-US"/>
         </w:rPr>
-        <w:t xml:space="preserve">Venue Receipt: 0.00 </w:t>
-      </w:r>
-      <w:r>
-        <w:rPr>
-          <w:rFonts w:ascii="Aptos" w:hAnsi="Aptos"/>
-          <w:color w:val="EE0000"/>
-          <w:u w:val="single"/>
-          <w:lang w:val="en-US"/>
-        </w:rPr>
-        <w:t>{{COUNTRY_CURRENCY_SHORT_NAME}}</w:t>
-      </w:r>
-      <w:r>
-        <w:rPr>
-          <w:rFonts w:ascii="Aptos" w:hAnsi="Aptos"/>
-          <w:u w:val="single"/>
-          <w:lang w:val="en-US"/>
-        </w:rPr>
-        <w:t xml:space="preserve"> ≈ $0.00 USD</w:t>
-      </w:r>
-      <w:r>
-        <w:rPr>
-          <w:rFonts w:ascii="Aptos" w:hAnsi="Aptos"/>
-          <w:u w:val="single"/>
-          <w:lang w:val="en-US"/>
-        </w:rPr>
-        <w:br w:type="textWrapping"/>
-      </w:r>
-      <w:r>
-        <w:rPr>
-          <w:rFonts w:ascii="Aptos" w:hAnsi="Aptos"/>
-          <w:u w:val="single"/>
-          <w:lang w:val="en-US"/>
-        </w:rPr>
         <w:br w:type="textWrapping"/>
       </w:r>
       <w:r>
@@ -1003,17 +1002,7 @@
           <w:u w:val="single"/>
           <w:lang w:val="en-US"/>
         </w:rPr>
-        <w:t>{%logo}</w:t>
-      </w:r>
-      <w:bookmarkStart w:id="0" w:name="_GoBack"/>
-      <w:bookmarkEnd w:id="0"/>
-      <w:r>
-        <w:rPr>
-          <w:rFonts w:hint="default" w:ascii="Aptos" w:hAnsi="Aptos"/>
-          <w:u w:val="single"/>
-          <w:lang w:val="en-US"/>
-        </w:rPr>
-        <w:t>{%logo2}{%logo3}{%logo4}</w:t>
+        <w:t>{%logo}{%logo_2}{%logo_3}{%logo_4}</w:t>
       </w:r>
     </w:p>
     <w:sectPr>
@@ -1152,7 +1141,7 @@
     <w:lsdException w:qFormat="1" w:unhideWhenUsed="0" w:uiPriority="10" w:semiHidden="0" w:name="Title"/>
     <w:lsdException w:uiPriority="99" w:name="Closing"/>
     <w:lsdException w:uiPriority="99" w:name="Signature"/>
-    <w:lsdException w:uiPriority="1" w:name="Default Paragraph Font"/>
+    <w:lsdException w:qFormat="1" w:uiPriority="1" w:name="Default Paragraph Font"/>
     <w:lsdException w:uiPriority="99" w:name="Body Text"/>
     <w:lsdException w:uiPriority="99" w:name="Body Text Indent"/>
     <w:lsdException w:uiPriority="99" w:name="List Continue"/>
@@ -1190,7 +1179,7 @@
     <w:lsdException w:uiPriority="99" w:name="HTML Sample"/>
     <w:lsdException w:uiPriority="99" w:name="HTML Typewriter"/>
     <w:lsdException w:uiPriority="99" w:name="HTML Variable"/>
-    <w:lsdException w:uiPriority="99" w:name="Normal Table"/>
+    <w:lsdException w:qFormat="1" w:uiPriority="99" w:name="Normal Table"/>
     <w:lsdException w:uiPriority="99" w:name="annotation subject"/>
     <w:lsdException w:uiPriority="99" w:name="Table Simple 1"/>
     <w:lsdException w:uiPriority="99" w:name="Table Simple 2"/>
@@ -1582,12 +1571,14 @@
     <w:name w:val="Default Paragraph Font"/>
     <w:semiHidden/>
     <w:unhideWhenUsed/>
+    <w:qFormat/>
     <w:uiPriority w:val="1"/>
   </w:style>
   <w:style w:type="table" w:default="1" w:styleId="12">
     <w:name w:val="Normal Table"/>
     <w:semiHidden/>
     <w:unhideWhenUsed/>
+    <w:qFormat/>
     <w:uiPriority w:val="99"/>
     <w:tblPr>
       <w:tblCellMar>
